--- a/samples/zambia-2026-04/02-sample-final-report.docx
+++ b/samples/zambia-2026-04/02-sample-final-report.docx
@@ -2,192 +2,46 @@
 <file path=word/document.xml><?xml version="1.0" encoding="utf-8"?>
 <w:document xmlns:wpc="http://schemas.microsoft.com/office/word/2010/wordprocessingCanvas" xmlns:mo="http://schemas.microsoft.com/office/mac/office/2008/main" xmlns:mc="http://schemas.openxmlformats.org/markup-compatibility/2006" xmlns:mv="urn:schemas-microsoft-com:mac:vml" xmlns:o="urn:schemas-microsoft-com:office:office" xmlns:r="http://schemas.openxmlformats.org/officeDocument/2006/relationships" xmlns:m="http://schemas.openxmlformats.org/officeDocument/2006/math" xmlns:v="urn:schemas-microsoft-com:vml" xmlns:wp14="http://schemas.microsoft.com/office/word/2010/wordprocessingDrawing" xmlns:wp="http://schemas.openxmlformats.org/drawingml/2006/wordprocessingDrawing" xmlns:w10="urn:schemas-microsoft-com:office:word" xmlns:w="http://schemas.openxmlformats.org/wordprocessingml/2006/main" xmlns:w14="http://schemas.microsoft.com/office/word/2010/wordml" xmlns:wpg="http://schemas.microsoft.com/office/word/2010/wordprocessingGroup" xmlns:wpi="http://schemas.microsoft.com/office/word/2010/wordprocessingInk" xmlns:wne="http://schemas.microsoft.com/office/word/2006/wordml" xmlns:wps="http://schemas.microsoft.com/office/word/2010/wordprocessingShape" mc:Ignorable="w14 wp14">
   <w:body>
-    <w:tbl>
-      <w:tblPr>
+    <w:p>
+      <w:pPr>
+        <w:spacing w:after="0" w:before="0"/>
         <w:jc w:val="left"/>
-        <w:tblLayout w:type="fixed"/>
-        <w:tblLook w:firstColumn="1" w:firstRow="1" w:lastColumn="0" w:lastRow="0" w:noHBand="0" w:noVBand="1" w:val="04A0"/>
-        <w:tblW w:w="9412" w:type="dxa"/>
-      </w:tblPr>
-      <w:tblGrid>
-        <w:gridCol w:w="3137"/>
-        <w:gridCol w:w="3137"/>
-        <w:gridCol w:w="3137"/>
-      </w:tblGrid>
-      <w:tr>
-        <w:tc>
-          <w:tcPr>
-            <w:tcW w:type="dxa" w:w="3137"/>
-            <w:tcBorders>
-              <w:top w:val="nil"/>
-              <w:bottom w:val="nil"/>
-              <w:left w:val="nil"/>
-              <w:right w:val="nil"/>
-            </w:tcBorders>
-            <w:tcMar>
-              <w:top w:w="0" w:type="dxa"/>
-              <w:bottom w:w="0" w:type="dxa"/>
-              <w:left w:w="0" w:type="dxa"/>
-              <w:right w:w="0" w:type="dxa"/>
-            </w:tcMar>
-          </w:tcPr>
-          <w:p>
-            <w:pPr>
-              <w:spacing w:after="0"/>
-              <w:jc w:val="center"/>
-            </w:pPr>
-            <w:r>
-              <w:drawing>
-                <wp:inline xmlns:a="http://schemas.openxmlformats.org/drawingml/2006/main" xmlns:pic="http://schemas.openxmlformats.org/drawingml/2006/picture">
-                  <wp:extent cx="1974000" cy="1800000"/>
-                  <wp:docPr id="1" name="Picture 1"/>
-                  <wp:cNvGraphicFramePr>
-                    <a:graphicFrameLocks noChangeAspect="1"/>
-                  </wp:cNvGraphicFramePr>
-                  <a:graphic>
-                    <a:graphicData uri="http://schemas.openxmlformats.org/drawingml/2006/picture">
-                      <pic:pic>
-                        <pic:nvPicPr>
-                          <pic:cNvPr id="0" name="stock-africa-highway-aerial.jpeg"/>
-                          <pic:cNvPicPr/>
-                        </pic:nvPicPr>
-                        <pic:blipFill>
-                          <a:blip r:embed="rId11"/>
-                          <a:stretch>
-                            <a:fillRect/>
-                          </a:stretch>
-                        </pic:blipFill>
-                        <pic:spPr>
-                          <a:xfrm>
-                            <a:off x="0" y="0"/>
-                            <a:ext cx="1974000" cy="1800000"/>
-                          </a:xfrm>
-                          <a:prstGeom prst="rect"/>
-                        </pic:spPr>
-                      </pic:pic>
-                    </a:graphicData>
-                  </a:graphic>
-                </wp:inline>
-              </w:drawing>
-            </w:r>
-          </w:p>
-        </w:tc>
-        <w:tc>
-          <w:tcPr>
-            <w:tcW w:type="dxa" w:w="3137"/>
-            <w:tcBorders>
-              <w:top w:val="nil"/>
-              <w:bottom w:val="nil"/>
-              <w:left w:val="nil"/>
-              <w:right w:val="nil"/>
-            </w:tcBorders>
-            <w:tcMar>
-              <w:top w:w="0" w:type="dxa"/>
-              <w:bottom w:w="0" w:type="dxa"/>
-              <w:left w:w="0" w:type="dxa"/>
-              <w:right w:w="0" w:type="dxa"/>
-            </w:tcMar>
-          </w:tcPr>
-          <w:p>
-            <w:pPr>
-              <w:spacing w:after="0"/>
-              <w:jc w:val="center"/>
-            </w:pPr>
-            <w:r>
-              <w:drawing>
-                <wp:inline xmlns:a="http://schemas.openxmlformats.org/drawingml/2006/main" xmlns:pic="http://schemas.openxmlformats.org/drawingml/2006/picture">
-                  <wp:extent cx="1974000" cy="1800000"/>
-                  <wp:docPr id="2" name="Picture 2"/>
-                  <wp:cNvGraphicFramePr>
-                    <a:graphicFrameLocks noChangeAspect="1"/>
-                  </wp:cNvGraphicFramePr>
-                  <a:graphic>
-                    <a:graphicData uri="http://schemas.openxmlformats.org/drawingml/2006/picture">
-                      <pic:pic>
-                        <pic:nvPicPr>
-                          <pic:cNvPr id="0" name="stock-africa-rural-road.jpeg"/>
-                          <pic:cNvPicPr/>
-                        </pic:nvPicPr>
-                        <pic:blipFill>
-                          <a:blip r:embed="rId12"/>
-                          <a:stretch>
-                            <a:fillRect/>
-                          </a:stretch>
-                        </pic:blipFill>
-                        <pic:spPr>
-                          <a:xfrm>
-                            <a:off x="0" y="0"/>
-                            <a:ext cx="1974000" cy="1800000"/>
-                          </a:xfrm>
-                          <a:prstGeom prst="rect"/>
-                        </pic:spPr>
-                      </pic:pic>
-                    </a:graphicData>
-                  </a:graphic>
-                </wp:inline>
-              </w:drawing>
-            </w:r>
-          </w:p>
-        </w:tc>
-        <w:tc>
-          <w:tcPr>
-            <w:tcW w:type="dxa" w:w="3137"/>
-            <w:tcBorders>
-              <w:top w:val="nil"/>
-              <w:bottom w:val="nil"/>
-              <w:left w:val="nil"/>
-              <w:right w:val="nil"/>
-            </w:tcBorders>
-            <w:tcMar>
-              <w:top w:w="0" w:type="dxa"/>
-              <w:bottom w:w="0" w:type="dxa"/>
-              <w:left w:w="0" w:type="dxa"/>
-              <w:right w:w="0" w:type="dxa"/>
-            </w:tcMar>
-          </w:tcPr>
-          <w:p>
-            <w:pPr>
-              <w:spacing w:after="0"/>
-              <w:jc w:val="center"/>
-            </w:pPr>
-            <w:r>
-              <w:drawing>
-                <wp:inline xmlns:a="http://schemas.openxmlformats.org/drawingml/2006/main" xmlns:pic="http://schemas.openxmlformats.org/drawingml/2006/picture">
-                  <wp:extent cx="1974000" cy="1800000"/>
-                  <wp:docPr id="3" name="Picture 3"/>
-                  <wp:cNvGraphicFramePr>
-                    <a:graphicFrameLocks noChangeAspect="1"/>
-                  </wp:cNvGraphicFramePr>
-                  <a:graphic>
-                    <a:graphicData uri="http://schemas.openxmlformats.org/drawingml/2006/picture">
-                      <pic:pic>
-                        <pic:nvPicPr>
-                          <pic:cNvPr id="0" name="stock-africa-scaffolding.jpeg"/>
-                          <pic:cNvPicPr/>
-                        </pic:nvPicPr>
-                        <pic:blipFill>
-                          <a:blip r:embed="rId13"/>
-                          <a:stretch>
-                            <a:fillRect/>
-                          </a:stretch>
-                        </pic:blipFill>
-                        <pic:spPr>
-                          <a:xfrm>
-                            <a:off x="0" y="0"/>
-                            <a:ext cx="1974000" cy="1800000"/>
-                          </a:xfrm>
-                          <a:prstGeom prst="rect"/>
-                        </pic:spPr>
-                      </pic:pic>
-                    </a:graphicData>
-                  </a:graphic>
-                </wp:inline>
-              </w:drawing>
-            </w:r>
-          </w:p>
-        </w:tc>
-      </w:tr>
-    </w:tbl>
+      </w:pPr>
+      <w:r>
+        <w:drawing>
+          <wp:inline xmlns:a="http://schemas.openxmlformats.org/drawingml/2006/main" xmlns:pic="http://schemas.openxmlformats.org/drawingml/2006/picture">
+            <wp:extent cx="5976000" cy="1801028"/>
+            <wp:docPr id="1" name="Picture 1"/>
+            <wp:cNvGraphicFramePr>
+              <a:graphicFrameLocks noChangeAspect="1"/>
+            </wp:cNvGraphicFramePr>
+            <a:graphic>
+              <a:graphicData uri="http://schemas.openxmlformats.org/drawingml/2006/picture">
+                <pic:pic>
+                  <pic:nvPicPr>
+                    <pic:cNvPr id="0" name="cover-strip-sample-final-report.png"/>
+                    <pic:cNvPicPr/>
+                  </pic:nvPicPr>
+                  <pic:blipFill>
+                    <a:blip r:embed="rId11"/>
+                    <a:stretch>
+                      <a:fillRect/>
+                    </a:stretch>
+                  </pic:blipFill>
+                  <pic:spPr>
+                    <a:xfrm>
+                      <a:off x="0" y="0"/>
+                      <a:ext cx="5976000" cy="1801028"/>
+                    </a:xfrm>
+                    <a:prstGeom prst="rect"/>
+                  </pic:spPr>
+                </pic:pic>
+              </a:graphicData>
+            </a:graphic>
+          </wp:inline>
+        </w:drawing>
+      </w:r>
+    </w:p>
     <w:tbl>
       <w:tblPr>
         <w:jc w:val="left"/>
@@ -2398,7 +2252,7 @@
         <w:drawing>
           <wp:inline xmlns:a="http://schemas.openxmlformats.org/drawingml/2006/main" xmlns:pic="http://schemas.openxmlformats.org/drawingml/2006/picture">
             <wp:extent cx="5616000" cy="3141221"/>
-            <wp:docPr id="4" name="Picture 4"/>
+            <wp:docPr id="2" name="Picture 2"/>
             <wp:cNvGraphicFramePr>
               <a:graphicFrameLocks noChangeAspect="1"/>
             </wp:cNvGraphicFramePr>
@@ -2410,7 +2264,7 @@
                     <pic:cNvPicPr/>
                   </pic:nvPicPr>
                   <pic:blipFill>
-                    <a:blip r:embed="rId14"/>
+                    <a:blip r:embed="rId12"/>
                     <a:stretch>
                       <a:fillRect/>
                     </a:stretch>
@@ -3170,7 +3024,7 @@
                 <w:color w:val="4A4743"/>
                 <w:sz w:val="20"/>
               </w:rPr>
-              <w:t>73 of 1,480 template slots</w:t>
+              <w:t>73 OC4IDS fields</w:t>
             </w:r>
           </w:p>
         </w:tc>
@@ -3290,7 +3144,7 @@
                 <w:color w:val="4A4743"/>
                 <w:sz w:val="21"/>
               </w:rPr>
-              <w:t>The OC4IDS template contains 1,480 field slots covering required, recommended, and sector-specific fields. No publisher is expected to fill every slot; OC4IDS is a universe, not an obligation. The denominators this report uses are (a) the required fields the publisher is accountable for (all populated), (b) the subset of required and recommended fields applicable to ZPPA's scope (approximately 55 of 150 populated), and (c) the count of fields publishable in practice (35 ready to publish today, 55 within 12 months). The 1,480 total is reported in Annex A for cross-country benchmarking only.</w:t>
+              <w:t>The OC4IDS template contains the OC4IDS universe field slots covering required, recommended, and sector-specific fields. No publisher is expected to fill every slot; OC4IDS is a universe, not an obligation. The denominators this report uses are (a) the required fields the publisher is accountable for (all populated), (b) the subset of required and recommended fields applicable to ZPPA's scope (approximately 55 of 150 populated), and (c) the count of fields publishable in practice (35 ready to publish today, 55 within 12 months). The the OC4IDS universe total is reported in Annex A for cross-country benchmarking only.</w:t>
             </w:r>
           </w:p>
         </w:tc>
@@ -3377,7 +3231,7 @@
         <w:drawing>
           <wp:inline xmlns:a="http://schemas.openxmlformats.org/drawingml/2006/main" xmlns:pic="http://schemas.openxmlformats.org/drawingml/2006/picture">
             <wp:extent cx="5616000" cy="3225405"/>
-            <wp:docPr id="5" name="Picture 5"/>
+            <wp:docPr id="3" name="Picture 3"/>
             <wp:cNvGraphicFramePr>
               <a:graphicFrameLocks noChangeAspect="1"/>
             </wp:cNvGraphicFramePr>
@@ -3389,7 +3243,7 @@
                     <pic:cNvPicPr/>
                   </pic:nvPicPr>
                   <pic:blipFill>
-                    <a:blip r:embed="rId15"/>
+                    <a:blip r:embed="rId13"/>
                     <a:stretch>
                       <a:fillRect/>
                     </a:stretch>
@@ -6894,7 +6748,7 @@
           <w:color w:val="B7251C"/>
           <w:sz w:val="30"/>
         </w:rPr>
-        <w:t>6.  Gap typology: why the gaps exist</w:t>
+        <w:t>6.  Why the gaps exist</w:t>
       </w:r>
     </w:p>
     <w:p>
@@ -7983,7 +7837,7 @@
         <w:drawing>
           <wp:inline xmlns:a="http://schemas.openxmlformats.org/drawingml/2006/main" xmlns:pic="http://schemas.openxmlformats.org/drawingml/2006/picture">
             <wp:extent cx="5616000" cy="2986802"/>
-            <wp:docPr id="6" name="Picture 6"/>
+            <wp:docPr id="4" name="Picture 4"/>
             <wp:cNvGraphicFramePr>
               <a:graphicFrameLocks noChangeAspect="1"/>
             </wp:cNvGraphicFramePr>
@@ -7995,7 +7849,7 @@
                     <pic:cNvPicPr/>
                   </pic:nvPicPr>
                   <pic:blipFill>
-                    <a:blip r:embed="rId16"/>
+                    <a:blip r:embed="rId14"/>
                     <a:stretch>
                       <a:fillRect/>
                     </a:stretch>

--- a/samples/zambia-2026-04/02-sample-final-report.docx
+++ b/samples/zambia-2026-04/02-sample-final-report.docx
@@ -2,56 +2,85 @@
 <file path=word/document.xml><?xml version="1.0" encoding="utf-8"?>
 <w:document xmlns:wpc="http://schemas.microsoft.com/office/word/2010/wordprocessingCanvas" xmlns:mo="http://schemas.microsoft.com/office/mac/office/2008/main" xmlns:mc="http://schemas.openxmlformats.org/markup-compatibility/2006" xmlns:mv="urn:schemas-microsoft-com:mac:vml" xmlns:o="urn:schemas-microsoft-com:office:office" xmlns:r="http://schemas.openxmlformats.org/officeDocument/2006/relationships" xmlns:m="http://schemas.openxmlformats.org/officeDocument/2006/math" xmlns:v="urn:schemas-microsoft-com:vml" xmlns:wp14="http://schemas.microsoft.com/office/word/2010/wordprocessingDrawing" xmlns:wp="http://schemas.openxmlformats.org/drawingml/2006/wordprocessingDrawing" xmlns:w10="urn:schemas-microsoft-com:office:word" xmlns:w="http://schemas.openxmlformats.org/wordprocessingml/2006/main" xmlns:w14="http://schemas.microsoft.com/office/word/2010/wordml" xmlns:wpg="http://schemas.microsoft.com/office/word/2010/wordprocessingGroup" xmlns:wpi="http://schemas.microsoft.com/office/word/2010/wordprocessingInk" xmlns:wne="http://schemas.microsoft.com/office/word/2006/wordml" xmlns:wps="http://schemas.microsoft.com/office/word/2010/wordprocessingShape" mc:Ignorable="w14 wp14">
   <w:body>
-    <w:p>
-      <w:pPr>
-        <w:spacing w:after="0" w:before="0"/>
-        <w:jc w:val="left"/>
-      </w:pPr>
-      <w:r>
-        <w:drawing>
-          <wp:inline xmlns:a="http://schemas.openxmlformats.org/drawingml/2006/main" xmlns:pic="http://schemas.openxmlformats.org/drawingml/2006/picture">
-            <wp:extent cx="5976000" cy="1801028"/>
-            <wp:docPr id="1" name="Picture 1"/>
-            <wp:cNvGraphicFramePr>
-              <a:graphicFrameLocks noChangeAspect="1"/>
-            </wp:cNvGraphicFramePr>
-            <a:graphic>
-              <a:graphicData uri="http://schemas.openxmlformats.org/drawingml/2006/picture">
-                <pic:pic>
-                  <pic:nvPicPr>
-                    <pic:cNvPr id="0" name="cover-strip-sample-final-report.png"/>
-                    <pic:cNvPicPr/>
-                  </pic:nvPicPr>
-                  <pic:blipFill>
-                    <a:blip r:embed="rId11"/>
-                    <a:stretch>
-                      <a:fillRect/>
-                    </a:stretch>
-                  </pic:blipFill>
-                  <pic:spPr>
-                    <a:xfrm>
-                      <a:off x="0" y="0"/>
-                      <a:ext cx="5976000" cy="1801028"/>
-                    </a:xfrm>
-                    <a:prstGeom prst="rect"/>
-                  </pic:spPr>
-                </pic:pic>
-              </a:graphicData>
-            </a:graphic>
-          </wp:inline>
-        </w:drawing>
-      </w:r>
-    </w:p>
     <w:tbl>
       <w:tblPr>
         <w:jc w:val="left"/>
         <w:tblLayout w:type="fixed"/>
         <w:tblLook w:firstColumn="1" w:firstRow="1" w:lastColumn="0" w:lastRow="0" w:noHBand="0" w:noVBand="1" w:val="04A0"/>
         <w:tblW w:w="9412" w:type="dxa"/>
+        <w:tblInd w:w="0" w:type="dxa"/>
+        <w:tblCellMar>
+          <w:top w:w="0" w:type="dxa"/>
+          <w:start w:w="0" w:type="dxa"/>
+          <w:bottom w:w="0" w:type="dxa"/>
+          <w:end w:w="0" w:type="dxa"/>
+          <w:left w:w="0" w:type="dxa"/>
+          <w:right w:w="0" w:type="dxa"/>
+        </w:tblCellMar>
       </w:tblPr>
       <w:tblGrid>
         <w:gridCol w:w="9412"/>
       </w:tblGrid>
+      <w:tr>
+        <w:tc>
+          <w:tcPr>
+            <w:tcW w:type="dxa" w:w="9411"/>
+            <w:tcMar>
+              <w:top w:w="0" w:type="dxa"/>
+              <w:bottom w:w="0" w:type="dxa"/>
+              <w:left w:w="0" w:type="dxa"/>
+              <w:right w:w="0" w:type="dxa"/>
+            </w:tcMar>
+            <w:tcBorders>
+              <w:top w:val="nil"/>
+              <w:bottom w:val="nil"/>
+              <w:left w:val="nil"/>
+              <w:right w:val="nil"/>
+            </w:tcBorders>
+          </w:tcPr>
+          <w:p>
+            <w:pPr>
+              <w:spacing w:before="0" w:after="0"/>
+              <w:ind w:left="0" w:right="0" w:firstLine="0"/>
+              <w:jc w:val="left"/>
+            </w:pPr>
+            <w:r>
+              <w:drawing>
+                <wp:inline xmlns:a="http://schemas.openxmlformats.org/drawingml/2006/main" xmlns:pic="http://schemas.openxmlformats.org/drawingml/2006/picture">
+                  <wp:extent cx="5976000" cy="1801028"/>
+                  <wp:docPr id="1" name="Picture 1"/>
+                  <wp:cNvGraphicFramePr>
+                    <a:graphicFrameLocks noChangeAspect="1"/>
+                  </wp:cNvGraphicFramePr>
+                  <a:graphic>
+                    <a:graphicData uri="http://schemas.openxmlformats.org/drawingml/2006/picture">
+                      <pic:pic>
+                        <pic:nvPicPr>
+                          <pic:cNvPr id="0" name="cover-strip-sample-final-report.png"/>
+                          <pic:cNvPicPr/>
+                        </pic:nvPicPr>
+                        <pic:blipFill>
+                          <a:blip r:embed="rId11"/>
+                          <a:stretch>
+                            <a:fillRect/>
+                          </a:stretch>
+                        </pic:blipFill>
+                        <pic:spPr>
+                          <a:xfrm>
+                            <a:off x="0" y="0"/>
+                            <a:ext cx="5976000" cy="1801028"/>
+                          </a:xfrm>
+                          <a:prstGeom prst="rect"/>
+                        </pic:spPr>
+                      </pic:pic>
+                    </a:graphicData>
+                  </a:graphic>
+                </wp:inline>
+              </w:drawing>
+            </w:r>
+          </w:p>
+        </w:tc>
+      </w:tr>
       <w:tr>
         <w:tc>
           <w:tcPr>
@@ -82,7 +111,7 @@
                 <w:color w:val="FFFFFF"/>
                 <w:sz w:val="24"/>
               </w:rPr>
-              <w:t>OC4IDS FIELD-LEVEL MAPPING REPORT</w:t>
+              <w:t>SAMPLE STRUCTURE FOR A FIELD-LEVEL MAPPING REPORT</w:t>
             </w:r>
           </w:p>
           <w:p>
@@ -97,7 +126,7 @@
                 <w:color w:val="FFFFFF"/>
                 <w:sz w:val="38"/>
               </w:rPr>
-              <w:t>Findings, gaps, and the path to an Information Platform for Public Infrastructure in Zambia</w:t>
+              <w:t>What data Zambia has, where it is held, what is missing, and what to do next</w:t>
             </w:r>
           </w:p>
           <w:p>
@@ -144,6 +173,7 @@
         <w:tblLayout w:type="fixed"/>
         <w:tblLook w:firstColumn="1" w:firstRow="1" w:lastColumn="0" w:lastRow="0" w:noHBand="0" w:noVBand="1" w:val="04A0"/>
         <w:tblW w:w="9412" w:type="dxa"/>
+        <w:tblInd w:w="0" w:type="dxa"/>
       </w:tblPr>
       <w:tblGrid>
         <w:gridCol w:w="9412"/>
@@ -185,7 +215,7 @@
                 <w:color w:val="4A4743"/>
                 <w:sz w:val="21"/>
               </w:rPr>
-              <w:t>This is a model report prepared by CoST IS as a drafting reference for the Zambia Technical Team. It is not a published report and should not be circulated as one. Every stakeholder name (minister, director, CEO) is shown in square brackets as a placeholder; confirm all assignments through the CoST Zambia MSG before the report is finalised. The structure, numbers, legal analysis, and recommendations are set at the level the report should aim for on publication. The Zambia team should adapt, correct, and extend this draft rather than use it unchanged.</w:t>
+              <w:t>This is a sample structure for a field-level mapping report. It is not a published country report. CoST IS prepared it as a drafting reference for member-country teams, using Zambia data to make the pattern concrete. Another country adopting this model should keep the structure and replace the country-specific content (statutes, institutions, systems, stakeholder names) with its own. Country-specific names shown in square brackets are placeholders pending MSG consultation. Any legal interpretation or indicative figure in this sample requires country validation before use.</w:t>
             </w:r>
           </w:p>
         </w:tc>
@@ -202,6 +232,66 @@
         <w:tblLayout w:type="fixed"/>
         <w:tblLook w:firstColumn="1" w:firstRow="1" w:lastColumn="0" w:lastRow="0" w:noHBand="0" w:noVBand="1" w:val="04A0"/>
         <w:tblW w:w="9412" w:type="dxa"/>
+        <w:tblInd w:w="0" w:type="dxa"/>
+      </w:tblPr>
+      <w:tblGrid>
+        <w:gridCol w:w="9412"/>
+      </w:tblGrid>
+      <w:tr>
+        <w:tc>
+          <w:tcPr>
+            <w:tcW w:type="dxa" w:w="9411"/>
+            <w:shd w:val="clear" w:color="auto" w:fill="F3F2F1"/>
+            <w:tcBorders>
+              <w:top w:val="nil"/>
+              <w:bottom w:val="nil"/>
+              <w:left w:val="single" w:sz="32" w:color="B7251C"/>
+              <w:right w:val="nil"/>
+            </w:tcBorders>
+            <w:tcMar>
+              <w:top w:w="260" w:type="dxa"/>
+              <w:bottom w:w="260" w:type="dxa"/>
+              <w:left w:w="300" w:type="dxa"/>
+              <w:right w:w="300" w:type="dxa"/>
+            </w:tcMar>
+          </w:tcPr>
+          <w:p>
+            <w:r>
+              <w:rPr>
+                <w:rFonts w:ascii="Arial" w:hAnsi="Arial"/>
+                <w:b/>
+                <w:i w:val="0"/>
+                <w:color w:val="B7251C"/>
+                <w:sz w:val="20"/>
+              </w:rPr>
+              <w:t xml:space="preserve">WHAT THIS REPORT ANSWERS   </w:t>
+            </w:r>
+            <w:r>
+              <w:rPr>
+                <w:rFonts w:ascii="Arial" w:hAnsi="Arial"/>
+                <w:b w:val="0"/>
+                <w:i w:val="0"/>
+                <w:color w:val="4A4743"/>
+                <w:sz w:val="21"/>
+              </w:rPr>
+              <w:t>A field-level mapping report exists to help a country answer four practical questions: What data do we already have? Where is it held? What is missing? What do we do next? This report is organised around those four questions. Legal analysis, platform design, budget planning, and reform sequencing are deliberately not carried inside this mapping report so the core mapping story stays clear; countries that want that strategic layer should commission it separately.</w:t>
+            </w:r>
+          </w:p>
+        </w:tc>
+      </w:tr>
+    </w:tbl>
+    <w:p>
+      <w:pPr>
+        <w:spacing w:after="200" w:before="0"/>
+      </w:pPr>
+    </w:p>
+    <w:tbl>
+      <w:tblPr>
+        <w:jc w:val="left"/>
+        <w:tblLayout w:type="fixed"/>
+        <w:tblLook w:firstColumn="1" w:firstRow="1" w:lastColumn="0" w:lastRow="0" w:noHBand="0" w:noVBand="1" w:val="04A0"/>
+        <w:tblW w:w="9412" w:type="dxa"/>
+        <w:tblInd w:w="0" w:type="dxa"/>
       </w:tblPr>
       <w:tblGrid>
         <w:gridCol w:w="2721"/>
@@ -551,6 +641,7 @@
         <w:tblLayout w:type="fixed"/>
         <w:tblLook w:firstColumn="1" w:firstRow="1" w:lastColumn="0" w:lastRow="0" w:noHBand="0" w:noVBand="1" w:val="04A0"/>
         <w:tblW w:w="9412" w:type="dxa"/>
+        <w:tblInd w:w="0" w:type="dxa"/>
       </w:tblPr>
       <w:tblGrid>
         <w:gridCol w:w="9412"/>
@@ -607,7 +698,7 @@
                 <w:color w:val="4A4743"/>
                 <w:sz w:val="21"/>
               </w:rPr>
-              <w:t>This is a disclosure gap, not a data gap. The Access to Information Act 2023 section 8 already mandates proactive publication of most of the missing fields. The proposed Information Platform for Public Infrastructure (IPPI-Zambia) is the integration layer this analysis calls for. The three immediate actions are set out in section 8.</w:t>
+              <w:t>On the evidence of this mapping, the problem is better read as a disclosure gap than as a data gap. The Access to Information Act 2023 section 8 appears to mandate proactive publication of most of the missing fields, subject to final legal review. The three immediate actions are set out in section 8; scoping the integration architecture that would carry them is a separate product.</w:t>
             </w:r>
           </w:p>
         </w:tc>
@@ -640,6 +731,7 @@
         <w:tblLayout w:type="fixed"/>
         <w:tblLook w:firstColumn="1" w:firstRow="1" w:lastColumn="0" w:lastRow="0" w:noHBand="0" w:noVBand="1" w:val="04A0"/>
         <w:tblW w:w="9412" w:type="dxa"/>
+        <w:tblInd w:w="0" w:type="dxa"/>
       </w:tblPr>
       <w:tblGrid>
         <w:gridCol w:w="3137"/>
@@ -987,7 +1079,7 @@
           <w:color w:val="4A4743"/>
           <w:sz w:val="24"/>
         </w:rPr>
-        <w:t>Headline recommendation</w:t>
+        <w:t>Headline reading</w:t>
       </w:r>
     </w:p>
     <w:p>
@@ -1002,7 +1094,7 @@
           <w:color w:val="4A4743"/>
           <w:sz w:val="21"/>
         </w:rPr>
-        <w:t>Build IPPI-Zambia as an integration layer, not a new collection system. The ZPPA e-GP holds the procurement record. The NCC holds the implementation, quality, and registration record. The ATI Act mandates publication of both. Connecting the two, under a short statutory instrument on inter-agency data sharing, closes 128 of the 153 gaps this report identifies within twelve months.</w:t>
+        <w:t>Most of the missing implementation data already exists inside government: the ZPPA e-GP holds the procurement record, and the NCC holds the implementation record. The constraint, on the evidence reviewed, is disclosure and integration rather than collection. Three directional moves follow; their detailed scoping, owners, and sequencing sit outside this mapping report and should be developed separately through the MSG.</w:t>
       </w:r>
     </w:p>
     <w:p>
@@ -1017,7 +1109,7 @@
           <w:color w:val="6B6A68"/>
           <w:sz w:val="21"/>
         </w:rPr>
-        <w:t>Plain-language summary. Zambia already collects most of what OC4IDS requires. The data is held in two government systems that do not yet talk to each other. The job is to connect them, and to publish what the law already says must be public.</w:t>
+        <w:t>Plain-language summary. Zambia already collects most of what OC4IDS requires. The data is held in two government systems that do not yet talk to each other. The mapping report names what exists and what is missing; the reform work of connecting them is a separate product.</w:t>
       </w:r>
     </w:p>
     <w:p>
@@ -1069,7 +1161,7 @@
           <w:color w:val="4A4743"/>
           <w:sz w:val="21"/>
         </w:rPr>
-        <w:t>This assessment evaluates Zambia's public infrastructure data systems against the Open Contracting for Infrastructure Data Standard (OC4IDS) v0.9.5, for the purpose of guiding the design and content of the proposed Information Platform for Public Infrastructure (IPPI-Zambia). It covers:</w:t>
+        <w:t>This assessment evaluates Zambia's public infrastructure data systems against the Open Contracting for Infrastructure Data Standard (OC4IDS) v0.9.5. It covers:</w:t>
       </w:r>
     </w:p>
     <w:p>
@@ -1175,7 +1267,10 @@
           <w:color w:val="4A4743"/>
           <w:sz w:val="21"/>
         </w:rPr>
-        <w:t>[Placeholder figure] All procurement records published via eprocure.zppa.org.zm for financial years 2022/23 and 2023/24 were analysed, with spot-checks against live records accessed on 14, 18, and 21 March 2026. Sampling method: universe review of published OC4IDS-mappable fields; purposive sample of 50 live procurement records for field-population checks. [The Zambia team should replace the [Placeholder figure] tag and confirm the actual sample size and sector mix before publication.]</w:t>
+        <w:t>All procurement records published via eprocure.zppa.org.zm for financial years 2022/23 and 2023/24 were analysed, with spot-checks against live records accessed on 14, 18, and 21 March 2026. Sampling method: universe review of published OC4IDS-mappable fields; purposive sample of 50 live procurement records for field-population checks.</w:t>
+        <w:br/>
+        <w:br/>
+        <w:t>[Note to Zambia team: before publication, confirm the actual record count, sector mix, and value totals for this financial-year window. If the universe figure differs materially from what the live system shows on the submission date, restate here.]</w:t>
       </w:r>
     </w:p>
     <w:p>
@@ -1200,6 +1295,7 @@
         <w:tblLayout w:type="fixed"/>
         <w:tblLook w:firstColumn="1" w:firstRow="1" w:lastColumn="0" w:lastRow="0" w:noHBand="0" w:noVBand="1" w:val="04A0"/>
         <w:tblW w:w="9412" w:type="dxa"/>
+        <w:tblInd w:w="0" w:type="dxa"/>
       </w:tblPr>
       <w:tblGrid>
         <w:gridCol w:w="2268"/>
@@ -2289,6 +2385,7 @@
         <w:tblLayout w:type="fixed"/>
         <w:tblLook w:firstColumn="1" w:firstRow="1" w:lastColumn="0" w:lastRow="0" w:noHBand="0" w:noVBand="1" w:val="04A0"/>
         <w:tblW w:w="9412" w:type="dxa"/>
+        <w:tblInd w:w="0" w:type="dxa"/>
       </w:tblPr>
       <w:tblGrid>
         <w:gridCol w:w="2381"/>
@@ -3024,7 +3121,7 @@
                 <w:color w:val="4A4743"/>
                 <w:sz w:val="20"/>
               </w:rPr>
-              <w:t>73 OC4IDS fields</w:t>
+              <w:t>73 of 1,480 template slots</w:t>
             </w:r>
           </w:p>
         </w:tc>
@@ -3103,6 +3200,7 @@
         <w:tblLayout w:type="fixed"/>
         <w:tblLook w:firstColumn="1" w:firstRow="1" w:lastColumn="0" w:lastRow="0" w:noHBand="0" w:noVBand="1" w:val="04A0"/>
         <w:tblW w:w="9412" w:type="dxa"/>
+        <w:tblInd w:w="0" w:type="dxa"/>
       </w:tblPr>
       <w:tblGrid>
         <w:gridCol w:w="9412"/>
@@ -3144,7 +3242,7 @@
                 <w:color w:val="4A4743"/>
                 <w:sz w:val="21"/>
               </w:rPr>
-              <w:t>The OC4IDS template contains the OC4IDS universe field slots covering required, recommended, and sector-specific fields. No publisher is expected to fill every slot; OC4IDS is a universe, not an obligation. The denominators this report uses are (a) the required fields the publisher is accountable for (all populated), (b) the subset of required and recommended fields applicable to ZPPA's scope (approximately 55 of 150 populated), and (c) the count of fields publishable in practice (35 ready to publish today, 55 within 12 months). The the OC4IDS universe total is reported in Annex A for cross-country benchmarking only.</w:t>
+              <w:t>The OC4IDS template contains approximately 1,480 field slots in v0.9.5 across required, recommended, and sector-specific fields; the total varies across OC4IDS versions. No publisher is expected to fill every slot; OC4IDS is a universe, not an obligation. The denominators this report uses are (a) the required fields the publisher is accountable for (all populated), (b) the subset of required and recommended fields applicable to ZPPA's scope (approximately 55 of 150 populated), and (c) the count of fields publishable in practice (35 ready to publish today, 55 within 12 months). The full OC4IDS universe total is reported in Annex A for cross-country benchmarking only.</w:t>
             </w:r>
           </w:p>
         </w:tc>
@@ -3268,6 +3366,7 @@
         <w:tblLayout w:type="fixed"/>
         <w:tblLook w:firstColumn="1" w:firstRow="1" w:lastColumn="0" w:lastRow="0" w:noHBand="0" w:noVBand="1" w:val="04A0"/>
         <w:tblW w:w="9412" w:type="dxa"/>
+        <w:tblInd w:w="0" w:type="dxa"/>
       </w:tblPr>
       <w:tblGrid>
         <w:gridCol w:w="1587"/>
@@ -3485,9 +3584,9 @@
                 <w:b/>
                 <w:i w:val="0"/>
                 <w:color w:val="4EA83D"/>
-                <w:sz w:val="22"/>
+                <w:sz w:val="20"/>
               </w:rPr>
-              <w:t>28%</w:t>
+              <w:t>7 of ~25  (28%)</w:t>
             </w:r>
           </w:p>
         </w:tc>
@@ -3614,9 +3713,9 @@
                 <w:b/>
                 <w:i w:val="0"/>
                 <w:color w:val="F1C03D"/>
-                <w:sz w:val="22"/>
+                <w:sz w:val="20"/>
               </w:rPr>
-              <w:t>12%</w:t>
+              <w:t>3 of ~25  (12%)</w:t>
             </w:r>
           </w:p>
         </w:tc>
@@ -3743,9 +3842,9 @@
                 <w:b/>
                 <w:i w:val="0"/>
                 <w:color w:val="4EA83D"/>
-                <w:sz w:val="22"/>
+                <w:sz w:val="20"/>
               </w:rPr>
-              <w:t>21%</w:t>
+              <w:t>6 of ~28  (21%)</w:t>
             </w:r>
           </w:p>
         </w:tc>
@@ -3872,9 +3971,9 @@
                 <w:b/>
                 <w:i w:val="0"/>
                 <w:color w:val="B7251C"/>
-                <w:sz w:val="22"/>
+                <w:sz w:val="20"/>
               </w:rPr>
-              <w:t>2%</w:t>
+              <w:t>1 of ~45  (~2%)</w:t>
             </w:r>
           </w:p>
         </w:tc>
@@ -4001,9 +4100,9 @@
                 <w:b/>
                 <w:i w:val="0"/>
                 <w:color w:val="B7251C"/>
-                <w:sz w:val="22"/>
+                <w:sz w:val="20"/>
               </w:rPr>
-              <w:t>8%</w:t>
+              <w:t>2 of ~25  (8%)</w:t>
             </w:r>
           </w:p>
         </w:tc>
@@ -4130,9 +4229,9 @@
                 <w:b/>
                 <w:i w:val="0"/>
                 <w:color w:val="B7251C"/>
-                <w:sz w:val="22"/>
+                <w:sz w:val="20"/>
               </w:rPr>
-              <w:t>0%</w:t>
+              <w:t>0 of ~10  (0%)</w:t>
             </w:r>
           </w:p>
         </w:tc>
@@ -4259,9 +4358,9 @@
                 <w:b/>
                 <w:i w:val="0"/>
                 <w:color w:val="B7251C"/>
-                <w:sz w:val="22"/>
+                <w:sz w:val="20"/>
               </w:rPr>
-              <w:t>0%</w:t>
+              <w:t>0 of ~10  (0%)</w:t>
             </w:r>
           </w:p>
         </w:tc>
@@ -4333,6 +4432,16 @@
       <w:pPr>
         <w:spacing w:after="200" w:before="0"/>
       </w:pPr>
+      <w:r>
+        <w:rPr>
+          <w:rFonts w:ascii="Arial" w:hAnsi="Arial"/>
+          <w:b w:val="0"/>
+          <w:i/>
+          <w:color w:val="6B6A68"/>
+          <w:sz w:val="18"/>
+        </w:rPr>
+        <w:t>Fractions show fields mapped against applicable slots per phase (approximately 25 to 45 slots per phase in OC4IDS v0.9.5 for ZPPA-scope reporting). Denominators are approximate; the full mapping template is in Annex A. The phase table reports only fields that map to a single lifecycle phase. Parties sheet fields (18 mapped), Linked Releases, cross-cutting metadata, and codelist fields count toward the 73 total in section 2 but are not phase-specific, so the phase numerators do not sum to 73.</w:t>
+      </w:r>
     </w:p>
     <w:tbl>
       <w:tblPr>
@@ -4340,6 +4449,7 @@
         <w:tblLayout w:type="fixed"/>
         <w:tblLook w:firstColumn="1" w:firstRow="1" w:lastColumn="0" w:lastRow="0" w:noHBand="0" w:noVBand="1" w:val="04A0"/>
         <w:tblW w:w="9412" w:type="dxa"/>
+        <w:tblInd w:w="0" w:type="dxa"/>
       </w:tblPr>
       <w:tblGrid>
         <w:gridCol w:w="9412"/>
@@ -4410,7 +4520,7 @@
           <w:color w:val="B7251C"/>
           <w:sz w:val="30"/>
         </w:rPr>
-        <w:t>4.  Source-field provenance</w:t>
+        <w:t>4.  Where each field comes from</w:t>
       </w:r>
     </w:p>
     <w:p>
@@ -4425,7 +4535,7 @@
           <w:color w:val="4A4743"/>
           <w:sz w:val="21"/>
         </w:rPr>
-        <w:t>Each OC4IDS path Zambia can publish traces to a specific ZPPA e-GP source path. The table below shows a representative sample. The complete provenance list appears in Annex C.</w:t>
+        <w:t>Each OC4IDS path Zambia can publish traces to a specific ZPPA e-GP source path. The table below shows a representative sample. The complete source-paths list appears in Annex C.</w:t>
       </w:r>
     </w:p>
     <w:tbl>
@@ -4434,6 +4544,7 @@
         <w:tblLayout w:type="fixed"/>
         <w:tblLook w:firstColumn="1" w:firstRow="1" w:lastColumn="0" w:lastRow="0" w:noHBand="0" w:noVBand="1" w:val="04A0"/>
         <w:tblW w:w="9412" w:type="dxa"/>
+        <w:tblInd w:w="0" w:type="dxa"/>
       </w:tblPr>
       <w:tblGrid>
         <w:gridCol w:w="2268"/>
@@ -6316,6 +6427,7 @@
         <w:tblLayout w:type="fixed"/>
         <w:tblLook w:firstColumn="1" w:firstRow="1" w:lastColumn="0" w:lastRow="0" w:noHBand="0" w:noVBand="1" w:val="04A0"/>
         <w:tblW w:w="9412" w:type="dxa"/>
+        <w:tblInd w:w="0" w:type="dxa"/>
       </w:tblPr>
       <w:tblGrid>
         <w:gridCol w:w="2835"/>
@@ -6772,6 +6884,7 @@
         <w:tblLayout w:type="fixed"/>
         <w:tblLook w:firstColumn="1" w:firstRow="1" w:lastColumn="0" w:lastRow="0" w:noHBand="0" w:noVBand="1" w:val="04A0"/>
         <w:tblW w:w="9412" w:type="dxa"/>
+        <w:tblInd w:w="0" w:type="dxa"/>
       </w:tblPr>
       <w:tblGrid>
         <w:gridCol w:w="2041"/>
@@ -7593,224 +7706,7 @@
           <w:color w:val="B7251C"/>
           <w:sz w:val="30"/>
         </w:rPr>
-        <w:t>7.  Legal and institutional framework</w:t>
-      </w:r>
-    </w:p>
-    <w:p>
-      <w:pPr>
-        <w:spacing w:after="200" w:before="0"/>
-      </w:pPr>
-      <w:r>
-        <w:rPr>
-          <w:rFonts w:ascii="Arial" w:hAnsi="Arial"/>
-          <w:b w:val="0"/>
-          <w:i w:val="0"/>
-          <w:color w:val="4A4743"/>
-          <w:sz w:val="21"/>
-        </w:rPr>
-        <w:t>Zambia's existing legal framework already authorises publication of most of the OC4IDS fields this report identifies as gaps. The work ahead is operational integration, not new legislation.</w:t>
-      </w:r>
-    </w:p>
-    <w:p>
-      <w:pPr>
-        <w:keepNext/>
-        <w:spacing w:before="200" w:after="120"/>
-      </w:pPr>
-      <w:r>
-        <w:rPr>
-          <w:rFonts w:ascii="Arial" w:hAnsi="Arial"/>
-          <w:b/>
-          <w:i w:val="0"/>
-          <w:color w:val="4A4743"/>
-          <w:sz w:val="24"/>
-        </w:rPr>
-        <w:t>7.1  The Access to Information Act 2023</w:t>
-      </w:r>
-    </w:p>
-    <w:p>
-      <w:pPr>
-        <w:spacing w:after="120" w:before="0"/>
-      </w:pPr>
-      <w:r>
-        <w:rPr>
-          <w:rFonts w:ascii="Arial" w:hAnsi="Arial"/>
-          <w:b w:val="0"/>
-          <w:i w:val="0"/>
-          <w:color w:val="4A4743"/>
-          <w:sz w:val="21"/>
-        </w:rPr>
-        <w:t>Section 6 establishes the right to request public information. Section 8 goes further: it requires every 'information holder' (which includes ZPPA and NCC) to publish in the Gazette, in a daily newspaper, or on an electronic media platform a specified list of information. Section 8(1)(i) explicitly covers 'the signing of a contract and details regarding that contract, including the public works or goods acquired or rented; services contracted and any sketches, scopes of service or terms of reference; amount of money relating to the contract; name of the supplier, contractor or individual to whom the contract has been awarded; and the period within which the contract is to be completed.'</w:t>
-      </w:r>
-    </w:p>
-    <w:p>
-      <w:pPr>
-        <w:spacing w:after="200" w:before="0"/>
-      </w:pPr>
-      <w:r>
-        <w:rPr>
-          <w:rFonts w:ascii="Arial" w:hAnsi="Arial"/>
-          <w:b w:val="0"/>
-          <w:i w:val="0"/>
-          <w:color w:val="4A4743"/>
-          <w:sz w:val="21"/>
-        </w:rPr>
-        <w:t>This provision authorises publication of 46 OC4IDS fields directly, including the core procurement and contract-stage fields. Section 9 requires the designation of an information officer in each institution to process requests and ensure publication. Section 17 requires preservation of records. Taken together, these provisions make proactive OC4IDS publication a statutory obligation, not a policy choice.</w:t>
-      </w:r>
-    </w:p>
-    <w:p>
-      <w:pPr>
-        <w:keepNext/>
-        <w:spacing w:before="200" w:after="120"/>
-      </w:pPr>
-      <w:r>
-        <w:rPr>
-          <w:rFonts w:ascii="Arial" w:hAnsi="Arial"/>
-          <w:b/>
-          <w:i w:val="0"/>
-          <w:color w:val="4A4743"/>
-          <w:sz w:val="24"/>
-        </w:rPr>
-        <w:t>7.2  The NCC Act No.10 of 2020</w:t>
-      </w:r>
-    </w:p>
-    <w:p>
-      <w:pPr>
-        <w:spacing w:after="120" w:before="0"/>
-      </w:pPr>
-      <w:r>
-        <w:rPr>
-          <w:rFonts w:ascii="Arial" w:hAnsi="Arial"/>
-          <w:b w:val="0"/>
-          <w:i w:val="0"/>
-          <w:color w:val="4A4743"/>
-          <w:sz w:val="21"/>
-        </w:rPr>
-        <w:t>Section 5(k) and 5(l) require NCC to publish information on the construction industry and to advise the public on industry matters. Section 31 requires monitoring of all registered construction projects. Section 33 requires NCC to maintain a contractor register. Section 53 empowers NCC to monitor projects of prescribed value, to request information from any party, and to cooperate with other authorities, including through joint information-sharing mechanisms.</w:t>
-      </w:r>
-    </w:p>
-    <w:p>
-      <w:pPr>
-        <w:spacing w:after="200" w:before="0"/>
-      </w:pPr>
-      <w:r>
-        <w:rPr>
-          <w:rFonts w:ascii="Arial" w:hAnsi="Arial"/>
-          <w:b w:val="0"/>
-          <w:i w:val="0"/>
-          <w:color w:val="4A4743"/>
-          <w:sz w:val="21"/>
-        </w:rPr>
-        <w:t>Section 53 is the legal hook for integrating NCC's implementation-stage data into an IPPI-Zambia feed. It authorises the data collection, the sharing, and the joint monitoring arrangement that an integration layer requires.</w:t>
-      </w:r>
-    </w:p>
-    <w:p>
-      <w:pPr>
-        <w:keepNext/>
-        <w:spacing w:before="200" w:after="120"/>
-      </w:pPr>
-      <w:r>
-        <w:rPr>
-          <w:rFonts w:ascii="Arial" w:hAnsi="Arial"/>
-          <w:b/>
-          <w:i w:val="0"/>
-          <w:color w:val="4A4743"/>
-          <w:sz w:val="24"/>
-        </w:rPr>
-        <w:t>7.3  The ZPPA Act No.3 of 2020</w:t>
-      </w:r>
-    </w:p>
-    <w:p>
-      <w:pPr>
-        <w:spacing w:after="200" w:before="0"/>
-      </w:pPr>
-      <w:r>
-        <w:rPr>
-          <w:rFonts w:ascii="Arial" w:hAnsi="Arial"/>
-          <w:b w:val="0"/>
-          <w:i w:val="0"/>
-          <w:color w:val="4A4743"/>
-          <w:sz w:val="21"/>
-        </w:rPr>
-        <w:t>Sections 67 and 70 govern procurement-information transparency, subject to confidentiality provisions for commercially sensitive material. These sections currently provide the legal basis for the e-GP portal's existing disclosure. They are consistent with OC4IDS publication and require no amendment.</w:t>
-      </w:r>
-    </w:p>
-    <w:tbl>
-      <w:tblPr>
-        <w:jc w:val="left"/>
-        <w:tblLayout w:type="fixed"/>
-        <w:tblLook w:firstColumn="1" w:firstRow="1" w:lastColumn="0" w:lastRow="0" w:noHBand="0" w:noVBand="1" w:val="04A0"/>
-        <w:tblW w:w="9412" w:type="dxa"/>
-      </w:tblPr>
-      <w:tblGrid>
-        <w:gridCol w:w="9412"/>
-      </w:tblGrid>
-      <w:tr>
-        <w:tc>
-          <w:tcPr>
-            <w:tcW w:type="dxa" w:w="9411"/>
-            <w:shd w:val="clear" w:color="auto" w:fill="F3F2F1"/>
-            <w:tcBorders>
-              <w:top w:val="nil"/>
-              <w:bottom w:val="nil"/>
-              <w:left w:val="single" w:sz="32" w:color="71B6C9"/>
-              <w:right w:val="nil"/>
-            </w:tcBorders>
-            <w:tcMar>
-              <w:top w:w="260" w:type="dxa"/>
-              <w:bottom w:w="260" w:type="dxa"/>
-              <w:left w:w="300" w:type="dxa"/>
-              <w:right w:w="300" w:type="dxa"/>
-            </w:tcMar>
-          </w:tcPr>
-          <w:p>
-            <w:r>
-              <w:rPr>
-                <w:rFonts w:ascii="Arial" w:hAnsi="Arial"/>
-                <w:b/>
-                <w:i w:val="0"/>
-                <w:color w:val="71B6C9"/>
-                <w:sz w:val="20"/>
-              </w:rPr>
-              <w:t xml:space="preserve">INSTITUTIONAL IMPLICATION   </w:t>
-            </w:r>
-            <w:r>
-              <w:rPr>
-                <w:rFonts w:ascii="Arial" w:hAnsi="Arial"/>
-                <w:b w:val="0"/>
-                <w:i w:val="0"/>
-                <w:color w:val="4A4743"/>
-                <w:sz w:val="21"/>
-              </w:rPr>
-              <w:t>The three statutes form a triangle: the ATI Act mandates publication, the ZPPA Act supplies procurement data, and the NCC Act supplies implementation data. IPPI-Zambia sits at the apex of the triangle, integrating ZPPA and NCC feeds into a single public disclosure surface. No new primary legislation is required to build it. A statutory instrument under the NCC Act section 53 would formalise the data-sharing arrangement between NCC and ZPPA.</w:t>
-            </w:r>
-          </w:p>
-        </w:tc>
-      </w:tr>
-    </w:tbl>
-    <w:p>
-      <w:pPr>
-        <w:spacing w:after="240" w:before="0"/>
-      </w:pPr>
-    </w:p>
-    <w:p>
-      <w:r>
-        <w:br w:type="page"/>
-      </w:r>
-    </w:p>
-    <w:p>
-      <w:pPr>
-        <w:keepNext/>
-        <w:spacing w:before="280" w:after="120"/>
-      </w:pPr>
-      <w:r>
-        <w:rPr>
-          <w:rFonts w:ascii="Arial" w:hAnsi="Arial"/>
-          <w:b/>
-          <w:i w:val="0"/>
-          <w:color w:val="B7251C"/>
-          <w:sz w:val="30"/>
-        </w:rPr>
-        <w:t>8.  Decision summary: what can be published, and by what route</w:t>
+        <w:t>7.  What can be published now</w:t>
       </w:r>
     </w:p>
     <w:p>
@@ -7874,6 +7770,7 @@
         <w:tblLayout w:type="fixed"/>
         <w:tblLook w:firstColumn="1" w:firstRow="1" w:lastColumn="0" w:lastRow="0" w:noHBand="0" w:noVBand="1" w:val="04A0"/>
         <w:tblW w:w="9412" w:type="dxa"/>
+        <w:tblInd w:w="0" w:type="dxa"/>
       </w:tblPr>
       <w:tblGrid>
         <w:gridCol w:w="2381"/>
@@ -8124,7 +8021,7 @@
                 <w:color w:val="4A4743"/>
                 <w:sz w:val="20"/>
               </w:rPr>
-              <w:t>73 fields. Contract variations, progress updates, quality and safety reports, disbursement certificates, final costs, audit references.</w:t>
+              <w:t>Approximately 70 NCC-held fields. Contract variations, progress updates, quality and safety reports, disbursement certificates, final costs, audit references.</w:t>
             </w:r>
           </w:p>
         </w:tc>
@@ -8236,7 +8133,7 @@
           <w:color w:val="B7251C"/>
           <w:sz w:val="30"/>
         </w:rPr>
-        <w:t>9.  Recommendations</w:t>
+        <w:t>8.  What to do next</w:t>
       </w:r>
     </w:p>
     <w:p>
@@ -8251,8 +8148,88 @@
           <w:color w:val="4A4743"/>
           <w:sz w:val="21"/>
         </w:rPr>
-        <w:t>Each recommendation carries a stable identifier (R1 through R8), a named proposed owner, a legal basis, a target quarter, and an effort level. All owner assignments are placeholders pending MSG consultation. The implementation roadmap in section 10 references these identifiers.</w:t>
+        <w:t>Three disciplined moves follow directly from the mapping. Each is within reach inside a year. These are directional only. Detailed action items, named owners, target quarters, and budget ranges are out of scope for a field-level mapping report and should be developed separately through MSG consultation once the mapping is approved.</w:t>
       </w:r>
+    </w:p>
+    <w:p>
+      <w:pPr>
+        <w:spacing w:after="160"/>
+      </w:pPr>
+      <w:r>
+        <w:rPr>
+          <w:rFonts w:ascii="Arial" w:hAnsi="Arial"/>
+          <w:b/>
+          <w:i w:val="0"/>
+          <w:color w:val="4A4743"/>
+          <w:sz w:val="21"/>
+        </w:rPr>
+        <w:t xml:space="preserve">1.  Publish what is already publishable. </w:t>
+      </w:r>
+      <w:r>
+        <w:rPr>
+          <w:rFonts w:ascii="Arial" w:hAnsi="Arial"/>
+          <w:b w:val="0"/>
+          <w:i w:val="0"/>
+          <w:color w:val="4A4743"/>
+          <w:sz w:val="21"/>
+        </w:rPr>
+        <w:t>The 35 fields in the ‘ready to publish’ bucket can go live through an OC4IDS feed on the existing e-GP portal. No new collection. No new law. The fastest observable progress this mapping can produce.</w:t>
+      </w:r>
+    </w:p>
+    <w:p>
+      <w:pPr>
+        <w:spacing w:after="160"/>
+      </w:pPr>
+      <w:r>
+        <w:rPr>
+          <w:rFonts w:ascii="Arial" w:hAnsi="Arial"/>
+          <w:b/>
+          <w:i w:val="0"/>
+          <w:color w:val="4A4743"/>
+          <w:sz w:val="21"/>
+        </w:rPr>
+        <w:t xml:space="preserve">2.  Close the format-fix backlog. </w:t>
+      </w:r>
+      <w:r>
+        <w:rPr>
+          <w:rFonts w:ascii="Arial" w:hAnsi="Arial"/>
+          <w:b w:val="0"/>
+          <w:i w:val="0"/>
+          <w:color w:val="4A4743"/>
+          <w:sz w:val="21"/>
+        </w:rPr>
+        <w:t>The 20 fields in the ‘small format fixes’ bucket need codelist alignment, date-format reconciliation, and free-text standardisation. Script-level work on the existing e-GP export.</w:t>
+      </w:r>
+    </w:p>
+    <w:p>
+      <w:pPr>
+        <w:spacing w:after="160"/>
+      </w:pPr>
+      <w:r>
+        <w:rPr>
+          <w:rFonts w:ascii="Arial" w:hAnsi="Arial"/>
+          <w:b/>
+          <w:i w:val="0"/>
+          <w:color w:val="4A4743"/>
+          <w:sz w:val="21"/>
+        </w:rPr>
+        <w:t xml:space="preserve">3.  Open the NCC-to-ZPPA disclosure pathway. </w:t>
+      </w:r>
+      <w:r>
+        <w:rPr>
+          <w:rFonts w:ascii="Arial" w:hAnsi="Arial"/>
+          <w:b w:val="0"/>
+          <w:i w:val="0"/>
+          <w:color w:val="4A4743"/>
+          <w:sz w:val="21"/>
+        </w:rPr>
+        <w:t>Most of the missing implementation data sits in NCC. A statutory instrument under NCC Act 2020 section 53 is the shortest path to integrate that data into the public feed. Scope needs country validation; legal drafting needs the Attorney-General’s Chambers.</w:t>
+      </w:r>
+    </w:p>
+    <w:p>
+      <w:pPr>
+        <w:spacing w:after="120" w:before="0"/>
+      </w:pPr>
     </w:p>
     <w:tbl>
       <w:tblPr>
@@ -8260,39 +8237,27 @@
         <w:tblLayout w:type="fixed"/>
         <w:tblLook w:firstColumn="1" w:firstRow="1" w:lastColumn="0" w:lastRow="0" w:noHBand="0" w:noVBand="1" w:val="04A0"/>
         <w:tblW w:w="9412" w:type="dxa"/>
+        <w:tblInd w:w="0" w:type="dxa"/>
       </w:tblPr>
       <w:tblGrid>
-        <w:gridCol w:w="510"/>
-        <w:gridCol w:w="1247"/>
-        <w:gridCol w:w="2211"/>
-        <w:gridCol w:w="1474"/>
-        <w:gridCol w:w="1530"/>
-        <w:gridCol w:w="907"/>
-        <w:gridCol w:w="623"/>
+        <w:gridCol w:w="9412"/>
       </w:tblGrid>
       <w:tr>
         <w:tc>
           <w:tcPr>
-            <w:tcW w:type="dxa" w:w="510"/>
-            <w:tcMar>
-              <w:top w:w="220" w:type="dxa"/>
-              <w:bottom w:w="220" w:type="dxa"/>
-              <w:left w:w="240" w:type="dxa"/>
-              <w:right w:w="240" w:type="dxa"/>
-            </w:tcMar>
-            <w:vAlign w:val="top"/>
-            <w:shd w:val="clear" w:color="auto" w:fill="C00000"/>
+            <w:tcW w:type="dxa" w:w="9411"/>
+            <w:shd w:val="clear" w:color="auto" w:fill="F3F2F1"/>
             <w:tcBorders>
-              <w:top w:val="single" w:sz="4" w:color="C00000"/>
-              <w:bottom w:val="single" w:sz="4" w:color="C00000"/>
-              <w:left w:val="single" w:sz="4" w:color="C00000"/>
-              <w:right w:val="single" w:sz="4" w:color="C00000"/>
+              <w:top w:val="nil"/>
+              <w:bottom w:val="nil"/>
+              <w:left w:val="single" w:sz="32" w:color="6B6A68"/>
+              <w:right w:val="nil"/>
             </w:tcBorders>
             <w:tcMar>
-              <w:top w:w="220" w:type="dxa"/>
-              <w:bottom w:w="220" w:type="dxa"/>
-              <w:left w:w="240" w:type="dxa"/>
-              <w:right w:w="240" w:type="dxa"/>
+              <w:top w:w="260" w:type="dxa"/>
+              <w:bottom w:w="260" w:type="dxa"/>
+              <w:left w:w="300" w:type="dxa"/>
+              <w:right w:w="300" w:type="dxa"/>
             </w:tcMar>
           </w:tcPr>
           <w:p>
@@ -8301,2128 +8266,20 @@
                 <w:rFonts w:ascii="Arial" w:hAnsi="Arial"/>
                 <w:b/>
                 <w:i w:val="0"/>
-                <w:color w:val="FFFFFF"/>
-                <w:sz w:val="18"/>
+                <w:color w:val="6B6A68"/>
+                <w:sz w:val="20"/>
               </w:rPr>
-              <w:t>ID</w:t>
+              <w:t xml:space="preserve">FURTHER DETAIL   </w:t>
             </w:r>
-          </w:p>
-        </w:tc>
-        <w:tc>
-          <w:tcPr>
-            <w:tcW w:type="dxa" w:w="1247"/>
-            <w:tcMar>
-              <w:top w:w="220" w:type="dxa"/>
-              <w:bottom w:w="220" w:type="dxa"/>
-              <w:left w:w="240" w:type="dxa"/>
-              <w:right w:w="240" w:type="dxa"/>
-            </w:tcMar>
-            <w:vAlign w:val="top"/>
-            <w:shd w:val="clear" w:color="auto" w:fill="C00000"/>
-            <w:tcBorders>
-              <w:top w:val="single" w:sz="4" w:color="C00000"/>
-              <w:bottom w:val="single" w:sz="4" w:color="C00000"/>
-              <w:left w:val="single" w:sz="4" w:color="C00000"/>
-              <w:right w:val="single" w:sz="4" w:color="C00000"/>
-            </w:tcBorders>
-            <w:tcMar>
-              <w:top w:w="220" w:type="dxa"/>
-              <w:bottom w:w="220" w:type="dxa"/>
-              <w:left w:w="240" w:type="dxa"/>
-              <w:right w:w="240" w:type="dxa"/>
-            </w:tcMar>
-          </w:tcPr>
-          <w:p>
-            <w:r>
-              <w:rPr>
-                <w:rFonts w:ascii="Arial" w:hAnsi="Arial"/>
-                <w:b/>
-                <w:i w:val="0"/>
-                <w:color w:val="FFFFFF"/>
-                <w:sz w:val="18"/>
-              </w:rPr>
-              <w:t>Type</w:t>
-            </w:r>
-          </w:p>
-        </w:tc>
-        <w:tc>
-          <w:tcPr>
-            <w:tcW w:type="dxa" w:w="2211"/>
-            <w:tcMar>
-              <w:top w:w="220" w:type="dxa"/>
-              <w:bottom w:w="220" w:type="dxa"/>
-              <w:left w:w="240" w:type="dxa"/>
-              <w:right w:w="240" w:type="dxa"/>
-            </w:tcMar>
-            <w:vAlign w:val="top"/>
-            <w:shd w:val="clear" w:color="auto" w:fill="C00000"/>
-            <w:tcBorders>
-              <w:top w:val="single" w:sz="4" w:color="C00000"/>
-              <w:bottom w:val="single" w:sz="4" w:color="C00000"/>
-              <w:left w:val="single" w:sz="4" w:color="C00000"/>
-              <w:right w:val="single" w:sz="4" w:color="C00000"/>
-            </w:tcBorders>
-            <w:tcMar>
-              <w:top w:w="220" w:type="dxa"/>
-              <w:bottom w:w="220" w:type="dxa"/>
-              <w:left w:w="240" w:type="dxa"/>
-              <w:right w:w="240" w:type="dxa"/>
-            </w:tcMar>
-          </w:tcPr>
-          <w:p>
-            <w:r>
-              <w:rPr>
-                <w:rFonts w:ascii="Arial" w:hAnsi="Arial"/>
-                <w:b/>
-                <w:i w:val="0"/>
-                <w:color w:val="FFFFFF"/>
-                <w:sz w:val="18"/>
-              </w:rPr>
-              <w:t>Action</w:t>
-            </w:r>
-          </w:p>
-        </w:tc>
-        <w:tc>
-          <w:tcPr>
-            <w:tcW w:type="dxa" w:w="1474"/>
-            <w:tcMar>
-              <w:top w:w="220" w:type="dxa"/>
-              <w:bottom w:w="220" w:type="dxa"/>
-              <w:left w:w="240" w:type="dxa"/>
-              <w:right w:w="240" w:type="dxa"/>
-            </w:tcMar>
-            <w:vAlign w:val="top"/>
-            <w:shd w:val="clear" w:color="auto" w:fill="C00000"/>
-            <w:tcBorders>
-              <w:top w:val="single" w:sz="4" w:color="C00000"/>
-              <w:bottom w:val="single" w:sz="4" w:color="C00000"/>
-              <w:left w:val="single" w:sz="4" w:color="C00000"/>
-              <w:right w:val="single" w:sz="4" w:color="C00000"/>
-            </w:tcBorders>
-            <w:tcMar>
-              <w:top w:w="220" w:type="dxa"/>
-              <w:bottom w:w="220" w:type="dxa"/>
-              <w:left w:w="240" w:type="dxa"/>
-              <w:right w:w="240" w:type="dxa"/>
-            </w:tcMar>
-          </w:tcPr>
-          <w:p>
-            <w:r>
-              <w:rPr>
-                <w:rFonts w:ascii="Arial" w:hAnsi="Arial"/>
-                <w:b/>
-                <w:i w:val="0"/>
-                <w:color w:val="FFFFFF"/>
-                <w:sz w:val="18"/>
-              </w:rPr>
-              <w:t>Proposed owner</w:t>
-            </w:r>
-          </w:p>
-        </w:tc>
-        <w:tc>
-          <w:tcPr>
-            <w:tcW w:type="dxa" w:w="1531"/>
-            <w:tcMar>
-              <w:top w:w="220" w:type="dxa"/>
-              <w:bottom w:w="220" w:type="dxa"/>
-              <w:left w:w="240" w:type="dxa"/>
-              <w:right w:w="240" w:type="dxa"/>
-            </w:tcMar>
-            <w:vAlign w:val="top"/>
-            <w:shd w:val="clear" w:color="auto" w:fill="C00000"/>
-            <w:tcBorders>
-              <w:top w:val="single" w:sz="4" w:color="C00000"/>
-              <w:bottom w:val="single" w:sz="4" w:color="C00000"/>
-              <w:left w:val="single" w:sz="4" w:color="C00000"/>
-              <w:right w:val="single" w:sz="4" w:color="C00000"/>
-            </w:tcBorders>
-            <w:tcMar>
-              <w:top w:w="220" w:type="dxa"/>
-              <w:bottom w:w="220" w:type="dxa"/>
-              <w:left w:w="240" w:type="dxa"/>
-              <w:right w:w="240" w:type="dxa"/>
-            </w:tcMar>
-          </w:tcPr>
-          <w:p>
-            <w:r>
-              <w:rPr>
-                <w:rFonts w:ascii="Arial" w:hAnsi="Arial"/>
-                <w:b/>
-                <w:i w:val="0"/>
-                <w:color w:val="FFFFFF"/>
-                <w:sz w:val="18"/>
-              </w:rPr>
-              <w:t>Legal basis</w:t>
-            </w:r>
-          </w:p>
-        </w:tc>
-        <w:tc>
-          <w:tcPr>
-            <w:tcW w:type="dxa" w:w="907"/>
-            <w:tcMar>
-              <w:top w:w="220" w:type="dxa"/>
-              <w:bottom w:w="220" w:type="dxa"/>
-              <w:left w:w="240" w:type="dxa"/>
-              <w:right w:w="240" w:type="dxa"/>
-            </w:tcMar>
-            <w:vAlign w:val="top"/>
-            <w:shd w:val="clear" w:color="auto" w:fill="C00000"/>
-            <w:tcBorders>
-              <w:top w:val="single" w:sz="4" w:color="C00000"/>
-              <w:bottom w:val="single" w:sz="4" w:color="C00000"/>
-              <w:left w:val="single" w:sz="4" w:color="C00000"/>
-              <w:right w:val="single" w:sz="4" w:color="C00000"/>
-            </w:tcBorders>
-            <w:tcMar>
-              <w:top w:w="220" w:type="dxa"/>
-              <w:bottom w:w="220" w:type="dxa"/>
-              <w:left w:w="240" w:type="dxa"/>
-              <w:right w:w="240" w:type="dxa"/>
-            </w:tcMar>
-          </w:tcPr>
-          <w:p>
-            <w:r>
-              <w:rPr>
-                <w:rFonts w:ascii="Arial" w:hAnsi="Arial"/>
-                <w:b/>
-                <w:i w:val="0"/>
-                <w:color w:val="FFFFFF"/>
-                <w:sz w:val="18"/>
-              </w:rPr>
-              <w:t>Target</w:t>
-            </w:r>
-          </w:p>
-        </w:tc>
-        <w:tc>
-          <w:tcPr>
-            <w:tcW w:type="dxa" w:w="624"/>
-            <w:tcMar>
-              <w:top w:w="220" w:type="dxa"/>
-              <w:bottom w:w="220" w:type="dxa"/>
-              <w:left w:w="240" w:type="dxa"/>
-              <w:right w:w="240" w:type="dxa"/>
-            </w:tcMar>
-            <w:vAlign w:val="top"/>
-            <w:shd w:val="clear" w:color="auto" w:fill="C00000"/>
-            <w:tcBorders>
-              <w:top w:val="single" w:sz="4" w:color="C00000"/>
-              <w:bottom w:val="single" w:sz="4" w:color="C00000"/>
-              <w:left w:val="single" w:sz="4" w:color="C00000"/>
-              <w:right w:val="single" w:sz="4" w:color="C00000"/>
-            </w:tcBorders>
-            <w:tcMar>
-              <w:top w:w="220" w:type="dxa"/>
-              <w:bottom w:w="220" w:type="dxa"/>
-              <w:left w:w="240" w:type="dxa"/>
-              <w:right w:w="240" w:type="dxa"/>
-            </w:tcMar>
-          </w:tcPr>
-          <w:p>
-            <w:r>
-              <w:rPr>
-                <w:rFonts w:ascii="Arial" w:hAnsi="Arial"/>
-                <w:b/>
-                <w:i w:val="0"/>
-                <w:color w:val="FFFFFF"/>
-                <w:sz w:val="18"/>
-              </w:rPr>
-              <w:t>Effort</w:t>
-            </w:r>
-          </w:p>
-        </w:tc>
-      </w:tr>
-      <w:tr>
-        <w:trPr>
-          <w:trHeight w:val="1134" w:hRule="atLeast"/>
-        </w:trPr>
-        <w:tc>
-          <w:tcPr>
-            <w:tcW w:type="dxa" w:w="510"/>
-            <w:tcMar>
-              <w:top w:w="180" w:type="dxa"/>
-              <w:bottom w:w="180" w:type="dxa"/>
-              <w:left w:w="240" w:type="dxa"/>
-              <w:right w:w="240" w:type="dxa"/>
-            </w:tcMar>
-            <w:vAlign w:val="top"/>
-            <w:shd w:val="clear" w:color="auto" w:fill="FFFFFF"/>
-            <w:tcBorders>
-              <w:top w:val="nil"/>
-              <w:bottom w:val="nil"/>
-              <w:left w:val="nil"/>
-              <w:right w:val="nil"/>
-            </w:tcBorders>
-          </w:tcPr>
-          <w:p>
-            <w:r>
-              <w:rPr>
-                <w:rFonts w:ascii="Arial" w:hAnsi="Arial"/>
-                <w:b/>
-                <w:i w:val="0"/>
-                <w:color w:val="4A4743"/>
-                <w:sz w:val="19"/>
-              </w:rPr>
-              <w:t>R1</w:t>
-            </w:r>
-          </w:p>
-        </w:tc>
-        <w:tc>
-          <w:tcPr>
-            <w:tcW w:type="dxa" w:w="1247"/>
-            <w:tcMar>
-              <w:top w:w="180" w:type="dxa"/>
-              <w:bottom w:w="180" w:type="dxa"/>
-              <w:left w:w="240" w:type="dxa"/>
-              <w:right w:w="240" w:type="dxa"/>
-            </w:tcMar>
-            <w:vAlign w:val="top"/>
-            <w:shd w:val="clear" w:color="auto" w:fill="FFFFFF"/>
-            <w:tcBorders>
-              <w:top w:val="nil"/>
-              <w:bottom w:val="nil"/>
-              <w:left w:val="nil"/>
-              <w:right w:val="nil"/>
-            </w:tcBorders>
-          </w:tcPr>
-          <w:p>
-            <w:r>
-              <w:rPr>
-                <w:rFonts w:ascii="Arial" w:hAnsi="Arial"/>
-                <w:b/>
-                <w:i w:val="0"/>
-                <w:color w:val="4EA83D"/>
-                <w:sz w:val="17"/>
-              </w:rPr>
-              <w:t>Immediate no-regret fix</w:t>
-            </w:r>
-          </w:p>
-        </w:tc>
-        <w:tc>
-          <w:tcPr>
-            <w:tcW w:type="dxa" w:w="2211"/>
-            <w:tcMar>
-              <w:top w:w="180" w:type="dxa"/>
-              <w:bottom w:w="180" w:type="dxa"/>
-              <w:left w:w="240" w:type="dxa"/>
-              <w:right w:w="240" w:type="dxa"/>
-            </w:tcMar>
-            <w:vAlign w:val="top"/>
-            <w:shd w:val="clear" w:color="auto" w:fill="FFFFFF"/>
-            <w:tcBorders>
-              <w:top w:val="nil"/>
-              <w:bottom w:val="nil"/>
-              <w:left w:val="nil"/>
-              <w:right w:val="nil"/>
-            </w:tcBorders>
-          </w:tcPr>
-          <w:p>
-            <w:r>
-              <w:rPr>
-                <w:rFonts w:ascii="Arial" w:hAnsi="Arial"/>
-                <w:b/>
-                <w:i w:val="0"/>
-                <w:color w:val="4A4743"/>
-                <w:sz w:val="19"/>
-              </w:rPr>
-              <w:t>Publish the 35 'ready to publish' fields through an OC4IDS-compliant feed on eprocure.zppa.org.zm.</w:t>
-            </w:r>
-          </w:p>
-          <w:p>
-            <w:pPr>
-              <w:spacing w:before="40"/>
-            </w:pPr>
-            <w:r>
-              <w:rPr>
-                <w:rFonts w:ascii="Arial" w:hAnsi="Arial"/>
-                <w:b w:val="0"/>
-                <w:i/>
-                <w:color w:val="6B6A68"/>
-                <w:sz w:val="17"/>
-              </w:rPr>
-              <w:t>Uses existing source paths in the e-GP schema. No new collection. CC BY 4.0 licence.</w:t>
-            </w:r>
-          </w:p>
-        </w:tc>
-        <w:tc>
-          <w:tcPr>
-            <w:tcW w:type="dxa" w:w="1474"/>
-            <w:tcMar>
-              <w:top w:w="180" w:type="dxa"/>
-              <w:bottom w:w="180" w:type="dxa"/>
-              <w:left w:w="240" w:type="dxa"/>
-              <w:right w:w="240" w:type="dxa"/>
-            </w:tcMar>
-            <w:vAlign w:val="top"/>
-            <w:shd w:val="clear" w:color="auto" w:fill="FFFFFF"/>
-            <w:tcBorders>
-              <w:top w:val="nil"/>
-              <w:bottom w:val="nil"/>
-              <w:left w:val="nil"/>
-              <w:right w:val="nil"/>
-            </w:tcBorders>
-          </w:tcPr>
-          <w:p>
-            <w:r>
-              <w:rPr>
-                <w:rFonts w:ascii="Arial" w:hAnsi="Arial"/>
-                <w:b w:val="0"/>
-                <w:i/>
-                <w:color w:val="4A4743"/>
-                <w:sz w:val="17"/>
-              </w:rPr>
-              <w:t>[Proposed: ZPPA Director of IT]</w:t>
-            </w:r>
-          </w:p>
-        </w:tc>
-        <w:tc>
-          <w:tcPr>
-            <w:tcW w:type="dxa" w:w="1531"/>
-            <w:tcMar>
-              <w:top w:w="180" w:type="dxa"/>
-              <w:bottom w:w="180" w:type="dxa"/>
-              <w:left w:w="240" w:type="dxa"/>
-              <w:right w:w="240" w:type="dxa"/>
-            </w:tcMar>
-            <w:vAlign w:val="top"/>
-            <w:shd w:val="clear" w:color="auto" w:fill="FFFFFF"/>
-            <w:tcBorders>
-              <w:top w:val="nil"/>
-              <w:bottom w:val="nil"/>
-              <w:left w:val="nil"/>
-              <w:right w:val="nil"/>
-            </w:tcBorders>
-          </w:tcPr>
-          <w:p>
             <w:r>
               <w:rPr>
                 <w:rFonts w:ascii="Arial" w:hAnsi="Arial"/>
                 <w:b w:val="0"/>
                 <w:i w:val="0"/>
                 <w:color w:val="4A4743"/>
-                <w:sz w:val="17"/>
+                <w:sz w:val="21"/>
               </w:rPr>
-              <w:t>ATI Act 2023 s.8; ZPPA Act 2020 s.67</w:t>
-            </w:r>
-          </w:p>
-        </w:tc>
-        <w:tc>
-          <w:tcPr>
-            <w:tcW w:type="dxa" w:w="907"/>
-            <w:tcMar>
-              <w:top w:w="180" w:type="dxa"/>
-              <w:bottom w:w="180" w:type="dxa"/>
-              <w:left w:w="240" w:type="dxa"/>
-              <w:right w:w="240" w:type="dxa"/>
-            </w:tcMar>
-            <w:vAlign w:val="top"/>
-            <w:shd w:val="clear" w:color="auto" w:fill="FFFFFF"/>
-            <w:tcBorders>
-              <w:top w:val="nil"/>
-              <w:bottom w:val="nil"/>
-              <w:left w:val="nil"/>
-              <w:right w:val="nil"/>
-            </w:tcBorders>
-          </w:tcPr>
-          <w:p>
-            <w:r>
-              <w:rPr>
-                <w:rFonts w:ascii="Arial" w:hAnsi="Arial"/>
-                <w:b/>
-                <w:i w:val="0"/>
-                <w:color w:val="B7251C"/>
-                <w:sz w:val="18"/>
-              </w:rPr>
-              <w:t>Q3 2026</w:t>
-            </w:r>
-          </w:p>
-        </w:tc>
-        <w:tc>
-          <w:tcPr>
-            <w:tcW w:type="dxa" w:w="624"/>
-            <w:tcMar>
-              <w:top w:w="180" w:type="dxa"/>
-              <w:bottom w:w="180" w:type="dxa"/>
-              <w:left w:w="240" w:type="dxa"/>
-              <w:right w:w="240" w:type="dxa"/>
-            </w:tcMar>
-            <w:vAlign w:val="top"/>
-            <w:shd w:val="clear" w:color="auto" w:fill="FFFFFF"/>
-            <w:tcBorders>
-              <w:top w:val="nil"/>
-              <w:bottom w:val="nil"/>
-              <w:left w:val="nil"/>
-              <w:right w:val="nil"/>
-            </w:tcBorders>
-          </w:tcPr>
-          <w:p>
-            <w:r>
-              <w:rPr>
-                <w:rFonts w:ascii="Arial" w:hAnsi="Arial"/>
-                <w:b w:val="0"/>
-                <w:i w:val="0"/>
-                <w:color w:val="4A4743"/>
-                <w:sz w:val="17"/>
-              </w:rPr>
-              <w:t>Low</w:t>
-            </w:r>
-          </w:p>
-        </w:tc>
-      </w:tr>
-      <w:tr>
-        <w:trPr>
-          <w:trHeight w:val="1134" w:hRule="atLeast"/>
-        </w:trPr>
-        <w:tc>
-          <w:tcPr>
-            <w:tcW w:type="dxa" w:w="510"/>
-            <w:tcMar>
-              <w:top w:w="180" w:type="dxa"/>
-              <w:bottom w:w="180" w:type="dxa"/>
-              <w:left w:w="240" w:type="dxa"/>
-              <w:right w:w="240" w:type="dxa"/>
-            </w:tcMar>
-            <w:vAlign w:val="top"/>
-            <w:shd w:val="clear" w:color="auto" w:fill="F3F2F1"/>
-            <w:tcBorders>
-              <w:top w:val="nil"/>
-              <w:bottom w:val="nil"/>
-              <w:left w:val="nil"/>
-              <w:right w:val="nil"/>
-            </w:tcBorders>
-          </w:tcPr>
-          <w:p>
-            <w:r>
-              <w:rPr>
-                <w:rFonts w:ascii="Arial" w:hAnsi="Arial"/>
-                <w:b/>
-                <w:i w:val="0"/>
-                <w:color w:val="4A4743"/>
-                <w:sz w:val="19"/>
-              </w:rPr>
-              <w:t>R2</w:t>
-            </w:r>
-          </w:p>
-        </w:tc>
-        <w:tc>
-          <w:tcPr>
-            <w:tcW w:type="dxa" w:w="1247"/>
-            <w:tcMar>
-              <w:top w:w="180" w:type="dxa"/>
-              <w:bottom w:w="180" w:type="dxa"/>
-              <w:left w:w="240" w:type="dxa"/>
-              <w:right w:w="240" w:type="dxa"/>
-            </w:tcMar>
-            <w:vAlign w:val="top"/>
-            <w:shd w:val="clear" w:color="auto" w:fill="F3F2F1"/>
-            <w:tcBorders>
-              <w:top w:val="nil"/>
-              <w:bottom w:val="nil"/>
-              <w:left w:val="nil"/>
-              <w:right w:val="nil"/>
-            </w:tcBorders>
-          </w:tcPr>
-          <w:p>
-            <w:r>
-              <w:rPr>
-                <w:rFonts w:ascii="Arial" w:hAnsi="Arial"/>
-                <w:b/>
-                <w:i w:val="0"/>
-                <w:color w:val="4EA83D"/>
-                <w:sz w:val="17"/>
-              </w:rPr>
-              <w:t>Immediate no-regret fix</w:t>
-            </w:r>
-          </w:p>
-        </w:tc>
-        <w:tc>
-          <w:tcPr>
-            <w:tcW w:type="dxa" w:w="2211"/>
-            <w:tcMar>
-              <w:top w:w="180" w:type="dxa"/>
-              <w:bottom w:w="180" w:type="dxa"/>
-              <w:left w:w="240" w:type="dxa"/>
-              <w:right w:w="240" w:type="dxa"/>
-            </w:tcMar>
-            <w:vAlign w:val="top"/>
-            <w:shd w:val="clear" w:color="auto" w:fill="F3F2F1"/>
-            <w:tcBorders>
-              <w:top w:val="nil"/>
-              <w:bottom w:val="nil"/>
-              <w:left w:val="nil"/>
-              <w:right w:val="nil"/>
-            </w:tcBorders>
-          </w:tcPr>
-          <w:p>
-            <w:r>
-              <w:rPr>
-                <w:rFonts w:ascii="Arial" w:hAnsi="Arial"/>
-                <w:b/>
-                <w:i w:val="0"/>
-                <w:color w:val="4A4743"/>
-                <w:sz w:val="19"/>
-              </w:rPr>
-              <w:t>Close the 20 'small format fixes' fields through codelist alignment, date-format reconciliation, and free-text standardisation.</w:t>
-            </w:r>
-          </w:p>
-          <w:p>
-            <w:pPr>
-              <w:spacing w:before="40"/>
-            </w:pPr>
-            <w:r>
-              <w:rPr>
-                <w:rFonts w:ascii="Arial" w:hAnsi="Arial"/>
-                <w:b w:val="0"/>
-                <w:i/>
-                <w:color w:val="6B6A68"/>
-                <w:sz w:val="17"/>
-              </w:rPr>
-              <w:t>Script-level changes to the existing e-GP data export. Measurable by re-running the OC4IDS Data Review Tool after changes land.</w:t>
-            </w:r>
-          </w:p>
-        </w:tc>
-        <w:tc>
-          <w:tcPr>
-            <w:tcW w:type="dxa" w:w="1474"/>
-            <w:tcMar>
-              <w:top w:w="180" w:type="dxa"/>
-              <w:bottom w:w="180" w:type="dxa"/>
-              <w:left w:w="240" w:type="dxa"/>
-              <w:right w:w="240" w:type="dxa"/>
-            </w:tcMar>
-            <w:vAlign w:val="top"/>
-            <w:shd w:val="clear" w:color="auto" w:fill="F3F2F1"/>
-            <w:tcBorders>
-              <w:top w:val="nil"/>
-              <w:bottom w:val="nil"/>
-              <w:left w:val="nil"/>
-              <w:right w:val="nil"/>
-            </w:tcBorders>
-          </w:tcPr>
-          <w:p>
-            <w:r>
-              <w:rPr>
-                <w:rFonts w:ascii="Arial" w:hAnsi="Arial"/>
-                <w:b w:val="0"/>
-                <w:i/>
-                <w:color w:val="4A4743"/>
-                <w:sz w:val="17"/>
-              </w:rPr>
-              <w:t>[Proposed: ZPPA Director of IT and CoST Zambia lead]</w:t>
-            </w:r>
-          </w:p>
-        </w:tc>
-        <w:tc>
-          <w:tcPr>
-            <w:tcW w:type="dxa" w:w="1531"/>
-            <w:tcMar>
-              <w:top w:w="180" w:type="dxa"/>
-              <w:bottom w:w="180" w:type="dxa"/>
-              <w:left w:w="240" w:type="dxa"/>
-              <w:right w:w="240" w:type="dxa"/>
-            </w:tcMar>
-            <w:vAlign w:val="top"/>
-            <w:shd w:val="clear" w:color="auto" w:fill="F3F2F1"/>
-            <w:tcBorders>
-              <w:top w:val="nil"/>
-              <w:bottom w:val="nil"/>
-              <w:left w:val="nil"/>
-              <w:right w:val="nil"/>
-            </w:tcBorders>
-          </w:tcPr>
-          <w:p>
-            <w:r>
-              <w:rPr>
-                <w:rFonts w:ascii="Arial" w:hAnsi="Arial"/>
-                <w:b w:val="0"/>
-                <w:i w:val="0"/>
-                <w:color w:val="4A4743"/>
-                <w:sz w:val="17"/>
-              </w:rPr>
-              <w:t>ATI Act 2023 s.8</w:t>
-            </w:r>
-          </w:p>
-        </w:tc>
-        <w:tc>
-          <w:tcPr>
-            <w:tcW w:type="dxa" w:w="907"/>
-            <w:tcMar>
-              <w:top w:w="180" w:type="dxa"/>
-              <w:bottom w:w="180" w:type="dxa"/>
-              <w:left w:w="240" w:type="dxa"/>
-              <w:right w:w="240" w:type="dxa"/>
-            </w:tcMar>
-            <w:vAlign w:val="top"/>
-            <w:shd w:val="clear" w:color="auto" w:fill="F3F2F1"/>
-            <w:tcBorders>
-              <w:top w:val="nil"/>
-              <w:bottom w:val="nil"/>
-              <w:left w:val="nil"/>
-              <w:right w:val="nil"/>
-            </w:tcBorders>
-          </w:tcPr>
-          <w:p>
-            <w:r>
-              <w:rPr>
-                <w:rFonts w:ascii="Arial" w:hAnsi="Arial"/>
-                <w:b/>
-                <w:i w:val="0"/>
-                <w:color w:val="B7251C"/>
-                <w:sz w:val="18"/>
-              </w:rPr>
-              <w:t>Q4 2026</w:t>
-            </w:r>
-          </w:p>
-        </w:tc>
-        <w:tc>
-          <w:tcPr>
-            <w:tcW w:type="dxa" w:w="624"/>
-            <w:tcMar>
-              <w:top w:w="180" w:type="dxa"/>
-              <w:bottom w:w="180" w:type="dxa"/>
-              <w:left w:w="240" w:type="dxa"/>
-              <w:right w:w="240" w:type="dxa"/>
-            </w:tcMar>
-            <w:vAlign w:val="top"/>
-            <w:shd w:val="clear" w:color="auto" w:fill="F3F2F1"/>
-            <w:tcBorders>
-              <w:top w:val="nil"/>
-              <w:bottom w:val="nil"/>
-              <w:left w:val="nil"/>
-              <w:right w:val="nil"/>
-            </w:tcBorders>
-          </w:tcPr>
-          <w:p>
-            <w:r>
-              <w:rPr>
-                <w:rFonts w:ascii="Arial" w:hAnsi="Arial"/>
-                <w:b w:val="0"/>
-                <w:i w:val="0"/>
-                <w:color w:val="4A4743"/>
-                <w:sz w:val="17"/>
-              </w:rPr>
-              <w:t>Low</w:t>
-            </w:r>
-          </w:p>
-        </w:tc>
-      </w:tr>
-      <w:tr>
-        <w:trPr>
-          <w:trHeight w:val="1134" w:hRule="atLeast"/>
-        </w:trPr>
-        <w:tc>
-          <w:tcPr>
-            <w:tcW w:type="dxa" w:w="510"/>
-            <w:tcMar>
-              <w:top w:w="180" w:type="dxa"/>
-              <w:bottom w:w="180" w:type="dxa"/>
-              <w:left w:w="240" w:type="dxa"/>
-              <w:right w:w="240" w:type="dxa"/>
-            </w:tcMar>
-            <w:vAlign w:val="top"/>
-            <w:shd w:val="clear" w:color="auto" w:fill="FFFFFF"/>
-            <w:tcBorders>
-              <w:top w:val="nil"/>
-              <w:bottom w:val="nil"/>
-              <w:left w:val="nil"/>
-              <w:right w:val="nil"/>
-            </w:tcBorders>
-          </w:tcPr>
-          <w:p>
-            <w:r>
-              <w:rPr>
-                <w:rFonts w:ascii="Arial" w:hAnsi="Arial"/>
-                <w:b/>
-                <w:i w:val="0"/>
-                <w:color w:val="4A4743"/>
-                <w:sz w:val="19"/>
-              </w:rPr>
-              <w:t>R3</w:t>
-            </w:r>
-          </w:p>
-        </w:tc>
-        <w:tc>
-          <w:tcPr>
-            <w:tcW w:type="dxa" w:w="1247"/>
-            <w:tcMar>
-              <w:top w:w="180" w:type="dxa"/>
-              <w:bottom w:w="180" w:type="dxa"/>
-              <w:left w:w="240" w:type="dxa"/>
-              <w:right w:w="240" w:type="dxa"/>
-            </w:tcMar>
-            <w:vAlign w:val="top"/>
-            <w:shd w:val="clear" w:color="auto" w:fill="FFFFFF"/>
-            <w:tcBorders>
-              <w:top w:val="nil"/>
-              <w:bottom w:val="nil"/>
-              <w:left w:val="nil"/>
-              <w:right w:val="nil"/>
-            </w:tcBorders>
-          </w:tcPr>
-          <w:p>
-            <w:r>
-              <w:rPr>
-                <w:rFonts w:ascii="Arial" w:hAnsi="Arial"/>
-                <w:b/>
-                <w:i w:val="0"/>
-                <w:color w:val="71B6C9"/>
-                <w:sz w:val="17"/>
-              </w:rPr>
-              <w:t>System / configuration change</w:t>
-            </w:r>
-          </w:p>
-        </w:tc>
-        <w:tc>
-          <w:tcPr>
-            <w:tcW w:type="dxa" w:w="2211"/>
-            <w:tcMar>
-              <w:top w:w="180" w:type="dxa"/>
-              <w:bottom w:w="180" w:type="dxa"/>
-              <w:left w:w="240" w:type="dxa"/>
-              <w:right w:w="240" w:type="dxa"/>
-            </w:tcMar>
-            <w:vAlign w:val="top"/>
-            <w:shd w:val="clear" w:color="auto" w:fill="FFFFFF"/>
-            <w:tcBorders>
-              <w:top w:val="nil"/>
-              <w:bottom w:val="nil"/>
-              <w:left w:val="nil"/>
-              <w:right w:val="nil"/>
-            </w:tcBorders>
-          </w:tcPr>
-          <w:p>
-            <w:r>
-              <w:rPr>
-                <w:rFonts w:ascii="Arial" w:hAnsi="Arial"/>
-                <w:b/>
-                <w:i w:val="0"/>
-                <w:color w:val="4A4743"/>
-                <w:sz w:val="19"/>
-              </w:rPr>
-              <w:t>Build IPPI-Zambia as the integration layer between the ZPPA e-GP system and NCC registers.</w:t>
-            </w:r>
-          </w:p>
-          <w:p>
-            <w:pPr>
-              <w:spacing w:before="40"/>
-            </w:pPr>
-            <w:r>
-              <w:rPr>
-                <w:rFonts w:ascii="Arial" w:hAnsi="Arial"/>
-                <w:b w:val="0"/>
-                <w:i/>
-                <w:color w:val="6B6A68"/>
-                <w:sz w:val="17"/>
-              </w:rPr>
-              <w:t>Connects e-GP procurement records with NCC inspection, contractor, and project data. Target: 73 currently-blocked fields.</w:t>
-            </w:r>
-          </w:p>
-        </w:tc>
-        <w:tc>
-          <w:tcPr>
-            <w:tcW w:type="dxa" w:w="1474"/>
-            <w:tcMar>
-              <w:top w:w="180" w:type="dxa"/>
-              <w:bottom w:w="180" w:type="dxa"/>
-              <w:left w:w="240" w:type="dxa"/>
-              <w:right w:w="240" w:type="dxa"/>
-            </w:tcMar>
-            <w:vAlign w:val="top"/>
-            <w:shd w:val="clear" w:color="auto" w:fill="FFFFFF"/>
-            <w:tcBorders>
-              <w:top w:val="nil"/>
-              <w:bottom w:val="nil"/>
-              <w:left w:val="nil"/>
-              <w:right w:val="nil"/>
-            </w:tcBorders>
-          </w:tcPr>
-          <w:p>
-            <w:r>
-              <w:rPr>
-                <w:rFonts w:ascii="Arial" w:hAnsi="Arial"/>
-                <w:b w:val="0"/>
-                <w:i/>
-                <w:color w:val="4A4743"/>
-                <w:sz w:val="17"/>
-              </w:rPr>
-              <w:t>[Proposed: NCC CEO and ZPPA Director General, CoST Zambia as delivery partner]</w:t>
-            </w:r>
-          </w:p>
-        </w:tc>
-        <w:tc>
-          <w:tcPr>
-            <w:tcW w:type="dxa" w:w="1531"/>
-            <w:tcMar>
-              <w:top w:w="180" w:type="dxa"/>
-              <w:bottom w:w="180" w:type="dxa"/>
-              <w:left w:w="240" w:type="dxa"/>
-              <w:right w:w="240" w:type="dxa"/>
-            </w:tcMar>
-            <w:vAlign w:val="top"/>
-            <w:shd w:val="clear" w:color="auto" w:fill="FFFFFF"/>
-            <w:tcBorders>
-              <w:top w:val="nil"/>
-              <w:bottom w:val="nil"/>
-              <w:left w:val="nil"/>
-              <w:right w:val="nil"/>
-            </w:tcBorders>
-          </w:tcPr>
-          <w:p>
-            <w:r>
-              <w:rPr>
-                <w:rFonts w:ascii="Arial" w:hAnsi="Arial"/>
-                <w:b w:val="0"/>
-                <w:i w:val="0"/>
-                <w:color w:val="4A4743"/>
-                <w:sz w:val="17"/>
-              </w:rPr>
-              <w:t>NCC Act 2020 s.5(k), 5(l), 53; ATI Act 2023 s.8</w:t>
-            </w:r>
-          </w:p>
-        </w:tc>
-        <w:tc>
-          <w:tcPr>
-            <w:tcW w:type="dxa" w:w="907"/>
-            <w:tcMar>
-              <w:top w:w="180" w:type="dxa"/>
-              <w:bottom w:w="180" w:type="dxa"/>
-              <w:left w:w="240" w:type="dxa"/>
-              <w:right w:w="240" w:type="dxa"/>
-            </w:tcMar>
-            <w:vAlign w:val="top"/>
-            <w:shd w:val="clear" w:color="auto" w:fill="FFFFFF"/>
-            <w:tcBorders>
-              <w:top w:val="nil"/>
-              <w:bottom w:val="nil"/>
-              <w:left w:val="nil"/>
-              <w:right w:val="nil"/>
-            </w:tcBorders>
-          </w:tcPr>
-          <w:p>
-            <w:r>
-              <w:rPr>
-                <w:rFonts w:ascii="Arial" w:hAnsi="Arial"/>
-                <w:b/>
-                <w:i w:val="0"/>
-                <w:color w:val="B7251C"/>
-                <w:sz w:val="18"/>
-              </w:rPr>
-              <w:t>Q1 2027 prototype; Q3 2027 production</w:t>
-            </w:r>
-          </w:p>
-        </w:tc>
-        <w:tc>
-          <w:tcPr>
-            <w:tcW w:type="dxa" w:w="624"/>
-            <w:tcMar>
-              <w:top w:w="180" w:type="dxa"/>
-              <w:bottom w:w="180" w:type="dxa"/>
-              <w:left w:w="240" w:type="dxa"/>
-              <w:right w:w="240" w:type="dxa"/>
-            </w:tcMar>
-            <w:vAlign w:val="top"/>
-            <w:shd w:val="clear" w:color="auto" w:fill="FFFFFF"/>
-            <w:tcBorders>
-              <w:top w:val="nil"/>
-              <w:bottom w:val="nil"/>
-              <w:left w:val="nil"/>
-              <w:right w:val="nil"/>
-            </w:tcBorders>
-          </w:tcPr>
-          <w:p>
-            <w:r>
-              <w:rPr>
-                <w:rFonts w:ascii="Arial" w:hAnsi="Arial"/>
-                <w:b w:val="0"/>
-                <w:i w:val="0"/>
-                <w:color w:val="4A4743"/>
-                <w:sz w:val="17"/>
-              </w:rPr>
-              <w:t>High</w:t>
-            </w:r>
-          </w:p>
-        </w:tc>
-      </w:tr>
-      <w:tr>
-        <w:trPr>
-          <w:trHeight w:val="1134" w:hRule="atLeast"/>
-        </w:trPr>
-        <w:tc>
-          <w:tcPr>
-            <w:tcW w:type="dxa" w:w="510"/>
-            <w:tcMar>
-              <w:top w:w="180" w:type="dxa"/>
-              <w:bottom w:w="180" w:type="dxa"/>
-              <w:left w:w="240" w:type="dxa"/>
-              <w:right w:w="240" w:type="dxa"/>
-            </w:tcMar>
-            <w:vAlign w:val="top"/>
-            <w:shd w:val="clear" w:color="auto" w:fill="F3F2F1"/>
-            <w:tcBorders>
-              <w:top w:val="nil"/>
-              <w:bottom w:val="nil"/>
-              <w:left w:val="nil"/>
-              <w:right w:val="nil"/>
-            </w:tcBorders>
-          </w:tcPr>
-          <w:p>
-            <w:r>
-              <w:rPr>
-                <w:rFonts w:ascii="Arial" w:hAnsi="Arial"/>
-                <w:b/>
-                <w:i w:val="0"/>
-                <w:color w:val="4A4743"/>
-                <w:sz w:val="19"/>
-              </w:rPr>
-              <w:t>R4</w:t>
-            </w:r>
-          </w:p>
-        </w:tc>
-        <w:tc>
-          <w:tcPr>
-            <w:tcW w:type="dxa" w:w="1247"/>
-            <w:tcMar>
-              <w:top w:w="180" w:type="dxa"/>
-              <w:bottom w:w="180" w:type="dxa"/>
-              <w:left w:w="240" w:type="dxa"/>
-              <w:right w:w="240" w:type="dxa"/>
-            </w:tcMar>
-            <w:vAlign w:val="top"/>
-            <w:shd w:val="clear" w:color="auto" w:fill="F3F2F1"/>
-            <w:tcBorders>
-              <w:top w:val="nil"/>
-              <w:bottom w:val="nil"/>
-              <w:left w:val="nil"/>
-              <w:right w:val="nil"/>
-            </w:tcBorders>
-          </w:tcPr>
-          <w:p>
-            <w:r>
-              <w:rPr>
-                <w:rFonts w:ascii="Arial" w:hAnsi="Arial"/>
-                <w:b/>
-                <w:i w:val="0"/>
-                <w:color w:val="71B6C9"/>
-                <w:sz w:val="17"/>
-              </w:rPr>
-              <w:t>System / configuration change</w:t>
-            </w:r>
-          </w:p>
-        </w:tc>
-        <w:tc>
-          <w:tcPr>
-            <w:tcW w:type="dxa" w:w="2211"/>
-            <w:tcMar>
-              <w:top w:w="180" w:type="dxa"/>
-              <w:bottom w:w="180" w:type="dxa"/>
-              <w:left w:w="240" w:type="dxa"/>
-              <w:right w:w="240" w:type="dxa"/>
-            </w:tcMar>
-            <w:vAlign w:val="top"/>
-            <w:shd w:val="clear" w:color="auto" w:fill="F3F2F1"/>
-            <w:tcBorders>
-              <w:top w:val="nil"/>
-              <w:bottom w:val="nil"/>
-              <w:left w:val="nil"/>
-              <w:right w:val="nil"/>
-            </w:tcBorders>
-          </w:tcPr>
-          <w:p>
-            <w:r>
-              <w:rPr>
-                <w:rFonts w:ascii="Arial" w:hAnsi="Arial"/>
-                <w:b/>
-                <w:i w:val="0"/>
-                <w:color w:val="4A4743"/>
-                <w:sz w:val="19"/>
-              </w:rPr>
-              <w:t>Redesign NCC inspection forms to capture variation, progress, payment, and quality-assurance data in structured form.</w:t>
-            </w:r>
-          </w:p>
-          <w:p>
-            <w:pPr>
-              <w:spacing w:before="40"/>
-            </w:pPr>
-            <w:r>
-              <w:rPr>
-                <w:rFonts w:ascii="Arial" w:hAnsi="Arial"/>
-                <w:b w:val="0"/>
-                <w:i/>
-                <w:color w:val="6B6A68"/>
-                <w:sz w:val="17"/>
-              </w:rPr>
-              <w:t>Replaces PDF-only inspection reports with fielded metadata that can feed IPPI-Zambia and the public OC4IDS feed.</w:t>
-            </w:r>
-          </w:p>
-        </w:tc>
-        <w:tc>
-          <w:tcPr>
-            <w:tcW w:type="dxa" w:w="1474"/>
-            <w:tcMar>
-              <w:top w:w="180" w:type="dxa"/>
-              <w:bottom w:w="180" w:type="dxa"/>
-              <w:left w:w="240" w:type="dxa"/>
-              <w:right w:w="240" w:type="dxa"/>
-            </w:tcMar>
-            <w:vAlign w:val="top"/>
-            <w:shd w:val="clear" w:color="auto" w:fill="F3F2F1"/>
-            <w:tcBorders>
-              <w:top w:val="nil"/>
-              <w:bottom w:val="nil"/>
-              <w:left w:val="nil"/>
-              <w:right w:val="nil"/>
-            </w:tcBorders>
-          </w:tcPr>
-          <w:p>
-            <w:r>
-              <w:rPr>
-                <w:rFonts w:ascii="Arial" w:hAnsi="Arial"/>
-                <w:b w:val="0"/>
-                <w:i/>
-                <w:color w:val="4A4743"/>
-                <w:sz w:val="17"/>
-              </w:rPr>
-              <w:t>[Proposed: NCC Director of Construction Monitoring]</w:t>
-            </w:r>
-          </w:p>
-        </w:tc>
-        <w:tc>
-          <w:tcPr>
-            <w:tcW w:type="dxa" w:w="1531"/>
-            <w:tcMar>
-              <w:top w:w="180" w:type="dxa"/>
-              <w:bottom w:w="180" w:type="dxa"/>
-              <w:left w:w="240" w:type="dxa"/>
-              <w:right w:w="240" w:type="dxa"/>
-            </w:tcMar>
-            <w:vAlign w:val="top"/>
-            <w:shd w:val="clear" w:color="auto" w:fill="F3F2F1"/>
-            <w:tcBorders>
-              <w:top w:val="nil"/>
-              <w:bottom w:val="nil"/>
-              <w:left w:val="nil"/>
-              <w:right w:val="nil"/>
-            </w:tcBorders>
-          </w:tcPr>
-          <w:p>
-            <w:r>
-              <w:rPr>
-                <w:rFonts w:ascii="Arial" w:hAnsi="Arial"/>
-                <w:b w:val="0"/>
-                <w:i w:val="0"/>
-                <w:color w:val="4A4743"/>
-                <w:sz w:val="17"/>
-              </w:rPr>
-              <w:t>NCC Act 2020 s.53</w:t>
-            </w:r>
-          </w:p>
-        </w:tc>
-        <w:tc>
-          <w:tcPr>
-            <w:tcW w:type="dxa" w:w="907"/>
-            <w:tcMar>
-              <w:top w:w="180" w:type="dxa"/>
-              <w:bottom w:w="180" w:type="dxa"/>
-              <w:left w:w="240" w:type="dxa"/>
-              <w:right w:w="240" w:type="dxa"/>
-            </w:tcMar>
-            <w:vAlign w:val="top"/>
-            <w:shd w:val="clear" w:color="auto" w:fill="F3F2F1"/>
-            <w:tcBorders>
-              <w:top w:val="nil"/>
-              <w:bottom w:val="nil"/>
-              <w:left w:val="nil"/>
-              <w:right w:val="nil"/>
-            </w:tcBorders>
-          </w:tcPr>
-          <w:p>
-            <w:r>
-              <w:rPr>
-                <w:rFonts w:ascii="Arial" w:hAnsi="Arial"/>
-                <w:b/>
-                <w:i w:val="0"/>
-                <w:color w:val="B7251C"/>
-                <w:sz w:val="18"/>
-              </w:rPr>
-              <w:t>Q4 2026 pilot on 20 Grade-1 projects; Q2 2027 full roll-out</w:t>
-            </w:r>
-          </w:p>
-        </w:tc>
-        <w:tc>
-          <w:tcPr>
-            <w:tcW w:type="dxa" w:w="624"/>
-            <w:tcMar>
-              <w:top w:w="180" w:type="dxa"/>
-              <w:bottom w:w="180" w:type="dxa"/>
-              <w:left w:w="240" w:type="dxa"/>
-              <w:right w:w="240" w:type="dxa"/>
-            </w:tcMar>
-            <w:vAlign w:val="top"/>
-            <w:shd w:val="clear" w:color="auto" w:fill="F3F2F1"/>
-            <w:tcBorders>
-              <w:top w:val="nil"/>
-              <w:bottom w:val="nil"/>
-              <w:left w:val="nil"/>
-              <w:right w:val="nil"/>
-            </w:tcBorders>
-          </w:tcPr>
-          <w:p>
-            <w:r>
-              <w:rPr>
-                <w:rFonts w:ascii="Arial" w:hAnsi="Arial"/>
-                <w:b w:val="0"/>
-                <w:i w:val="0"/>
-                <w:color w:val="4A4743"/>
-                <w:sz w:val="17"/>
-              </w:rPr>
-              <w:t>Medium</w:t>
-            </w:r>
-          </w:p>
-        </w:tc>
-      </w:tr>
-      <w:tr>
-        <w:trPr>
-          <w:trHeight w:val="1134" w:hRule="atLeast"/>
-        </w:trPr>
-        <w:tc>
-          <w:tcPr>
-            <w:tcW w:type="dxa" w:w="510"/>
-            <w:tcMar>
-              <w:top w:w="180" w:type="dxa"/>
-              <w:bottom w:w="180" w:type="dxa"/>
-              <w:left w:w="240" w:type="dxa"/>
-              <w:right w:w="240" w:type="dxa"/>
-            </w:tcMar>
-            <w:vAlign w:val="top"/>
-            <w:shd w:val="clear" w:color="auto" w:fill="FFFFFF"/>
-            <w:tcBorders>
-              <w:top w:val="nil"/>
-              <w:bottom w:val="nil"/>
-              <w:left w:val="nil"/>
-              <w:right w:val="nil"/>
-            </w:tcBorders>
-          </w:tcPr>
-          <w:p>
-            <w:r>
-              <w:rPr>
-                <w:rFonts w:ascii="Arial" w:hAnsi="Arial"/>
-                <w:b/>
-                <w:i w:val="0"/>
-                <w:color w:val="4A4743"/>
-                <w:sz w:val="19"/>
-              </w:rPr>
-              <w:t>R5</w:t>
-            </w:r>
-          </w:p>
-        </w:tc>
-        <w:tc>
-          <w:tcPr>
-            <w:tcW w:type="dxa" w:w="1247"/>
-            <w:tcMar>
-              <w:top w:w="180" w:type="dxa"/>
-              <w:bottom w:w="180" w:type="dxa"/>
-              <w:left w:w="240" w:type="dxa"/>
-              <w:right w:w="240" w:type="dxa"/>
-            </w:tcMar>
-            <w:vAlign w:val="top"/>
-            <w:shd w:val="clear" w:color="auto" w:fill="FFFFFF"/>
-            <w:tcBorders>
-              <w:top w:val="nil"/>
-              <w:bottom w:val="nil"/>
-              <w:left w:val="nil"/>
-              <w:right w:val="nil"/>
-            </w:tcBorders>
-          </w:tcPr>
-          <w:p>
-            <w:r>
-              <w:rPr>
-                <w:rFonts w:ascii="Arial" w:hAnsi="Arial"/>
-                <w:b/>
-                <w:i w:val="0"/>
-                <w:color w:val="F1C03D"/>
-                <w:sz w:val="17"/>
-              </w:rPr>
-              <w:t>Institutional / process change</w:t>
-            </w:r>
-          </w:p>
-        </w:tc>
-        <w:tc>
-          <w:tcPr>
-            <w:tcW w:type="dxa" w:w="2211"/>
-            <w:tcMar>
-              <w:top w:w="180" w:type="dxa"/>
-              <w:bottom w:w="180" w:type="dxa"/>
-              <w:left w:w="240" w:type="dxa"/>
-              <w:right w:w="240" w:type="dxa"/>
-            </w:tcMar>
-            <w:vAlign w:val="top"/>
-            <w:shd w:val="clear" w:color="auto" w:fill="FFFFFF"/>
-            <w:tcBorders>
-              <w:top w:val="nil"/>
-              <w:bottom w:val="nil"/>
-              <w:left w:val="nil"/>
-              <w:right w:val="nil"/>
-            </w:tcBorders>
-          </w:tcPr>
-          <w:p>
-            <w:r>
-              <w:rPr>
-                <w:rFonts w:ascii="Arial" w:hAnsi="Arial"/>
-                <w:b/>
-                <w:i w:val="0"/>
-                <w:color w:val="4A4743"/>
-                <w:sz w:val="19"/>
-              </w:rPr>
-              <w:t>Sign a statutory instrument authorising NCC to share OC4IDS-relevant data with ZPPA for publication.</w:t>
-            </w:r>
-          </w:p>
-          <w:p>
-            <w:pPr>
-              <w:spacing w:before="40"/>
-            </w:pPr>
-            <w:r>
-              <w:rPr>
-                <w:rFonts w:ascii="Arial" w:hAnsi="Arial"/>
-                <w:b w:val="0"/>
-                <w:i/>
-                <w:color w:val="6B6A68"/>
-                <w:sz w:val="17"/>
-              </w:rPr>
-              <w:t>Closes the 'collected but not disclosed' gap across the 73 fields identified in R3 without new primary legislation.</w:t>
-            </w:r>
-          </w:p>
-        </w:tc>
-        <w:tc>
-          <w:tcPr>
-            <w:tcW w:type="dxa" w:w="1474"/>
-            <w:tcMar>
-              <w:top w:w="180" w:type="dxa"/>
-              <w:bottom w:w="180" w:type="dxa"/>
-              <w:left w:w="240" w:type="dxa"/>
-              <w:right w:w="240" w:type="dxa"/>
-            </w:tcMar>
-            <w:vAlign w:val="top"/>
-            <w:shd w:val="clear" w:color="auto" w:fill="FFFFFF"/>
-            <w:tcBorders>
-              <w:top w:val="nil"/>
-              <w:bottom w:val="nil"/>
-              <w:left w:val="nil"/>
-              <w:right w:val="nil"/>
-            </w:tcBorders>
-          </w:tcPr>
-          <w:p>
-            <w:r>
-              <w:rPr>
-                <w:rFonts w:ascii="Arial" w:hAnsi="Arial"/>
-                <w:b w:val="0"/>
-                <w:i/>
-                <w:color w:val="4A4743"/>
-                <w:sz w:val="17"/>
-              </w:rPr>
-              <w:t>[Proposed: responsible minister]</w:t>
-            </w:r>
-          </w:p>
-        </w:tc>
-        <w:tc>
-          <w:tcPr>
-            <w:tcW w:type="dxa" w:w="1531"/>
-            <w:tcMar>
-              <w:top w:w="180" w:type="dxa"/>
-              <w:bottom w:w="180" w:type="dxa"/>
-              <w:left w:w="240" w:type="dxa"/>
-              <w:right w:w="240" w:type="dxa"/>
-            </w:tcMar>
-            <w:vAlign w:val="top"/>
-            <w:shd w:val="clear" w:color="auto" w:fill="FFFFFF"/>
-            <w:tcBorders>
-              <w:top w:val="nil"/>
-              <w:bottom w:val="nil"/>
-              <w:left w:val="nil"/>
-              <w:right w:val="nil"/>
-            </w:tcBorders>
-          </w:tcPr>
-          <w:p>
-            <w:r>
-              <w:rPr>
-                <w:rFonts w:ascii="Arial" w:hAnsi="Arial"/>
-                <w:b w:val="0"/>
-                <w:i w:val="0"/>
-                <w:color w:val="4A4743"/>
-                <w:sz w:val="17"/>
-              </w:rPr>
-              <w:t>NCC Act 2020 s.5 and s.53; ATI Act 2023 s.8</w:t>
-            </w:r>
-          </w:p>
-        </w:tc>
-        <w:tc>
-          <w:tcPr>
-            <w:tcW w:type="dxa" w:w="907"/>
-            <w:tcMar>
-              <w:top w:w="180" w:type="dxa"/>
-              <w:bottom w:w="180" w:type="dxa"/>
-              <w:left w:w="240" w:type="dxa"/>
-              <w:right w:w="240" w:type="dxa"/>
-            </w:tcMar>
-            <w:vAlign w:val="top"/>
-            <w:shd w:val="clear" w:color="auto" w:fill="FFFFFF"/>
-            <w:tcBorders>
-              <w:top w:val="nil"/>
-              <w:bottom w:val="nil"/>
-              <w:left w:val="nil"/>
-              <w:right w:val="nil"/>
-            </w:tcBorders>
-          </w:tcPr>
-          <w:p>
-            <w:r>
-              <w:rPr>
-                <w:rFonts w:ascii="Arial" w:hAnsi="Arial"/>
-                <w:b/>
-                <w:i w:val="0"/>
-                <w:color w:val="B7251C"/>
-                <w:sz w:val="18"/>
-              </w:rPr>
-              <w:t>Q4 2026</w:t>
-            </w:r>
-          </w:p>
-        </w:tc>
-        <w:tc>
-          <w:tcPr>
-            <w:tcW w:type="dxa" w:w="624"/>
-            <w:tcMar>
-              <w:top w:w="180" w:type="dxa"/>
-              <w:bottom w:w="180" w:type="dxa"/>
-              <w:left w:w="240" w:type="dxa"/>
-              <w:right w:w="240" w:type="dxa"/>
-            </w:tcMar>
-            <w:vAlign w:val="top"/>
-            <w:shd w:val="clear" w:color="auto" w:fill="FFFFFF"/>
-            <w:tcBorders>
-              <w:top w:val="nil"/>
-              <w:bottom w:val="nil"/>
-              <w:left w:val="nil"/>
-              <w:right w:val="nil"/>
-            </w:tcBorders>
-          </w:tcPr>
-          <w:p>
-            <w:r>
-              <w:rPr>
-                <w:rFonts w:ascii="Arial" w:hAnsi="Arial"/>
-                <w:b w:val="0"/>
-                <w:i w:val="0"/>
-                <w:color w:val="4A4743"/>
-                <w:sz w:val="17"/>
-              </w:rPr>
-              <w:t>Medium</w:t>
-            </w:r>
-          </w:p>
-        </w:tc>
-      </w:tr>
-      <w:tr>
-        <w:trPr>
-          <w:trHeight w:val="1134" w:hRule="atLeast"/>
-        </w:trPr>
-        <w:tc>
-          <w:tcPr>
-            <w:tcW w:type="dxa" w:w="510"/>
-            <w:tcMar>
-              <w:top w:w="180" w:type="dxa"/>
-              <w:bottom w:w="180" w:type="dxa"/>
-              <w:left w:w="240" w:type="dxa"/>
-              <w:right w:w="240" w:type="dxa"/>
-            </w:tcMar>
-            <w:vAlign w:val="top"/>
-            <w:shd w:val="clear" w:color="auto" w:fill="F3F2F1"/>
-            <w:tcBorders>
-              <w:top w:val="nil"/>
-              <w:bottom w:val="nil"/>
-              <w:left w:val="nil"/>
-              <w:right w:val="nil"/>
-            </w:tcBorders>
-          </w:tcPr>
-          <w:p>
-            <w:r>
-              <w:rPr>
-                <w:rFonts w:ascii="Arial" w:hAnsi="Arial"/>
-                <w:b/>
-                <w:i w:val="0"/>
-                <w:color w:val="4A4743"/>
-                <w:sz w:val="19"/>
-              </w:rPr>
-              <w:t>R6</w:t>
-            </w:r>
-          </w:p>
-        </w:tc>
-        <w:tc>
-          <w:tcPr>
-            <w:tcW w:type="dxa" w:w="1247"/>
-            <w:tcMar>
-              <w:top w:w="180" w:type="dxa"/>
-              <w:bottom w:w="180" w:type="dxa"/>
-              <w:left w:w="240" w:type="dxa"/>
-              <w:right w:w="240" w:type="dxa"/>
-            </w:tcMar>
-            <w:vAlign w:val="top"/>
-            <w:shd w:val="clear" w:color="auto" w:fill="F3F2F1"/>
-            <w:tcBorders>
-              <w:top w:val="nil"/>
-              <w:bottom w:val="nil"/>
-              <w:left w:val="nil"/>
-              <w:right w:val="nil"/>
-            </w:tcBorders>
-          </w:tcPr>
-          <w:p>
-            <w:r>
-              <w:rPr>
-                <w:rFonts w:ascii="Arial" w:hAnsi="Arial"/>
-                <w:b/>
-                <w:i w:val="0"/>
-                <w:color w:val="F1C03D"/>
-                <w:sz w:val="17"/>
-              </w:rPr>
-              <w:t>Institutional / process change</w:t>
-            </w:r>
-          </w:p>
-        </w:tc>
-        <w:tc>
-          <w:tcPr>
-            <w:tcW w:type="dxa" w:w="2211"/>
-            <w:tcMar>
-              <w:top w:w="180" w:type="dxa"/>
-              <w:bottom w:w="180" w:type="dxa"/>
-              <w:left w:w="240" w:type="dxa"/>
-              <w:right w:w="240" w:type="dxa"/>
-            </w:tcMar>
-            <w:vAlign w:val="top"/>
-            <w:shd w:val="clear" w:color="auto" w:fill="F3F2F1"/>
-            <w:tcBorders>
-              <w:top w:val="nil"/>
-              <w:bottom w:val="nil"/>
-              <w:left w:val="nil"/>
-              <w:right w:val="nil"/>
-            </w:tcBorders>
-          </w:tcPr>
-          <w:p>
-            <w:r>
-              <w:rPr>
-                <w:rFonts w:ascii="Arial" w:hAnsi="Arial"/>
-                <w:b/>
-                <w:i w:val="0"/>
-                <w:color w:val="4A4743"/>
-                <w:sz w:val="19"/>
-              </w:rPr>
-              <w:t>Designate an information officer under ATI Act 2023 section 9 at each of ZPPA, NCC, and CoST Zambia.</w:t>
-            </w:r>
-          </w:p>
-          <w:p>
-            <w:pPr>
-              <w:spacing w:before="40"/>
-            </w:pPr>
-            <w:r>
-              <w:rPr>
-                <w:rFonts w:ascii="Arial" w:hAnsi="Arial"/>
-                <w:b w:val="0"/>
-                <w:i/>
-                <w:color w:val="6B6A68"/>
-                <w:sz w:val="17"/>
-              </w:rPr>
-              <w:t>Creates an accountable publication owner at each agency. Enables cross-agency escalation when disclosure stalls.</w:t>
-            </w:r>
-          </w:p>
-        </w:tc>
-        <w:tc>
-          <w:tcPr>
-            <w:tcW w:type="dxa" w:w="1474"/>
-            <w:tcMar>
-              <w:top w:w="180" w:type="dxa"/>
-              <w:bottom w:w="180" w:type="dxa"/>
-              <w:left w:w="240" w:type="dxa"/>
-              <w:right w:w="240" w:type="dxa"/>
-            </w:tcMar>
-            <w:vAlign w:val="top"/>
-            <w:shd w:val="clear" w:color="auto" w:fill="F3F2F1"/>
-            <w:tcBorders>
-              <w:top w:val="nil"/>
-              <w:bottom w:val="nil"/>
-              <w:left w:val="nil"/>
-              <w:right w:val="nil"/>
-            </w:tcBorders>
-          </w:tcPr>
-          <w:p>
-            <w:r>
-              <w:rPr>
-                <w:rFonts w:ascii="Arial" w:hAnsi="Arial"/>
-                <w:b w:val="0"/>
-                <w:i/>
-                <w:color w:val="4A4743"/>
-                <w:sz w:val="17"/>
-              </w:rPr>
-              <w:t>[Proposed: Permanent Secretary, Ministry of Finance (cross-agency coordination)]</w:t>
-            </w:r>
-          </w:p>
-        </w:tc>
-        <w:tc>
-          <w:tcPr>
-            <w:tcW w:type="dxa" w:w="1531"/>
-            <w:tcMar>
-              <w:top w:w="180" w:type="dxa"/>
-              <w:bottom w:w="180" w:type="dxa"/>
-              <w:left w:w="240" w:type="dxa"/>
-              <w:right w:w="240" w:type="dxa"/>
-            </w:tcMar>
-            <w:vAlign w:val="top"/>
-            <w:shd w:val="clear" w:color="auto" w:fill="F3F2F1"/>
-            <w:tcBorders>
-              <w:top w:val="nil"/>
-              <w:bottom w:val="nil"/>
-              <w:left w:val="nil"/>
-              <w:right w:val="nil"/>
-            </w:tcBorders>
-          </w:tcPr>
-          <w:p>
-            <w:r>
-              <w:rPr>
-                <w:rFonts w:ascii="Arial" w:hAnsi="Arial"/>
-                <w:b w:val="0"/>
-                <w:i w:val="0"/>
-                <w:color w:val="4A4743"/>
-                <w:sz w:val="17"/>
-              </w:rPr>
-              <w:t>ATI Act 2023 s.9</w:t>
-            </w:r>
-          </w:p>
-        </w:tc>
-        <w:tc>
-          <w:tcPr>
-            <w:tcW w:type="dxa" w:w="907"/>
-            <w:tcMar>
-              <w:top w:w="180" w:type="dxa"/>
-              <w:bottom w:w="180" w:type="dxa"/>
-              <w:left w:w="240" w:type="dxa"/>
-              <w:right w:w="240" w:type="dxa"/>
-            </w:tcMar>
-            <w:vAlign w:val="top"/>
-            <w:shd w:val="clear" w:color="auto" w:fill="F3F2F1"/>
-            <w:tcBorders>
-              <w:top w:val="nil"/>
-              <w:bottom w:val="nil"/>
-              <w:left w:val="nil"/>
-              <w:right w:val="nil"/>
-            </w:tcBorders>
-          </w:tcPr>
-          <w:p>
-            <w:r>
-              <w:rPr>
-                <w:rFonts w:ascii="Arial" w:hAnsi="Arial"/>
-                <w:b/>
-                <w:i w:val="0"/>
-                <w:color w:val="B7251C"/>
-                <w:sz w:val="18"/>
-              </w:rPr>
-              <w:t>Q3 2026</w:t>
-            </w:r>
-          </w:p>
-        </w:tc>
-        <w:tc>
-          <w:tcPr>
-            <w:tcW w:type="dxa" w:w="624"/>
-            <w:tcMar>
-              <w:top w:w="180" w:type="dxa"/>
-              <w:bottom w:w="180" w:type="dxa"/>
-              <w:left w:w="240" w:type="dxa"/>
-              <w:right w:w="240" w:type="dxa"/>
-            </w:tcMar>
-            <w:vAlign w:val="top"/>
-            <w:shd w:val="clear" w:color="auto" w:fill="F3F2F1"/>
-            <w:tcBorders>
-              <w:top w:val="nil"/>
-              <w:bottom w:val="nil"/>
-              <w:left w:val="nil"/>
-              <w:right w:val="nil"/>
-            </w:tcBorders>
-          </w:tcPr>
-          <w:p>
-            <w:r>
-              <w:rPr>
-                <w:rFonts w:ascii="Arial" w:hAnsi="Arial"/>
-                <w:b w:val="0"/>
-                <w:i w:val="0"/>
-                <w:color w:val="4A4743"/>
-                <w:sz w:val="17"/>
-              </w:rPr>
-              <w:t>Low</w:t>
-            </w:r>
-          </w:p>
-        </w:tc>
-      </w:tr>
-      <w:tr>
-        <w:trPr>
-          <w:trHeight w:val="1134" w:hRule="atLeast"/>
-        </w:trPr>
-        <w:tc>
-          <w:tcPr>
-            <w:tcW w:type="dxa" w:w="510"/>
-            <w:tcMar>
-              <w:top w:w="180" w:type="dxa"/>
-              <w:bottom w:w="180" w:type="dxa"/>
-              <w:left w:w="240" w:type="dxa"/>
-              <w:right w:w="240" w:type="dxa"/>
-            </w:tcMar>
-            <w:vAlign w:val="top"/>
-            <w:shd w:val="clear" w:color="auto" w:fill="FFFFFF"/>
-            <w:tcBorders>
-              <w:top w:val="nil"/>
-              <w:bottom w:val="nil"/>
-              <w:left w:val="nil"/>
-              <w:right w:val="nil"/>
-            </w:tcBorders>
-          </w:tcPr>
-          <w:p>
-            <w:r>
-              <w:rPr>
-                <w:rFonts w:ascii="Arial" w:hAnsi="Arial"/>
-                <w:b/>
-                <w:i w:val="0"/>
-                <w:color w:val="4A4743"/>
-                <w:sz w:val="19"/>
-              </w:rPr>
-              <w:t>R7</w:t>
-            </w:r>
-          </w:p>
-        </w:tc>
-        <w:tc>
-          <w:tcPr>
-            <w:tcW w:type="dxa" w:w="1247"/>
-            <w:tcMar>
-              <w:top w:w="180" w:type="dxa"/>
-              <w:bottom w:w="180" w:type="dxa"/>
-              <w:left w:w="240" w:type="dxa"/>
-              <w:right w:w="240" w:type="dxa"/>
-            </w:tcMar>
-            <w:vAlign w:val="top"/>
-            <w:shd w:val="clear" w:color="auto" w:fill="FFFFFF"/>
-            <w:tcBorders>
-              <w:top w:val="nil"/>
-              <w:bottom w:val="nil"/>
-              <w:left w:val="nil"/>
-              <w:right w:val="nil"/>
-            </w:tcBorders>
-          </w:tcPr>
-          <w:p>
-            <w:r>
-              <w:rPr>
-                <w:rFonts w:ascii="Arial" w:hAnsi="Arial"/>
-                <w:b/>
-                <w:i w:val="0"/>
-                <w:color w:val="B7251C"/>
-                <w:sz w:val="17"/>
-              </w:rPr>
-              <w:t>Policy / legal change</w:t>
-            </w:r>
-          </w:p>
-        </w:tc>
-        <w:tc>
-          <w:tcPr>
-            <w:tcW w:type="dxa" w:w="2211"/>
-            <w:tcMar>
-              <w:top w:w="180" w:type="dxa"/>
-              <w:bottom w:w="180" w:type="dxa"/>
-              <w:left w:w="240" w:type="dxa"/>
-              <w:right w:w="240" w:type="dxa"/>
-            </w:tcMar>
-            <w:vAlign w:val="top"/>
-            <w:shd w:val="clear" w:color="auto" w:fill="FFFFFF"/>
-            <w:tcBorders>
-              <w:top w:val="nil"/>
-              <w:bottom w:val="nil"/>
-              <w:left w:val="nil"/>
-              <w:right w:val="nil"/>
-            </w:tcBorders>
-          </w:tcPr>
-          <w:p>
-            <w:r>
-              <w:rPr>
-                <w:rFonts w:ascii="Arial" w:hAnsi="Arial"/>
-                <w:b/>
-                <w:i w:val="0"/>
-                <w:color w:val="4A4743"/>
-                <w:sz w:val="19"/>
-              </w:rPr>
-              <w:t>Introduce beneficial-ownership disclosure requirements via regulation under the ZPPA Act No.3/2020.</w:t>
-            </w:r>
-          </w:p>
-          <w:p>
-            <w:pPr>
-              <w:spacing w:before="40"/>
-            </w:pPr>
-            <w:r>
-              <w:rPr>
-                <w:rFonts w:ascii="Arial" w:hAnsi="Arial"/>
-                <w:b w:val="0"/>
-                <w:i/>
-                <w:color w:val="6B6A68"/>
-                <w:sz w:val="17"/>
-              </w:rPr>
-              <w:t>Closes the single largest category of restricted fields. Covers 18 or more OC4IDS Parties fields.</w:t>
-            </w:r>
-          </w:p>
-        </w:tc>
-        <w:tc>
-          <w:tcPr>
-            <w:tcW w:type="dxa" w:w="1474"/>
-            <w:tcMar>
-              <w:top w:w="180" w:type="dxa"/>
-              <w:bottom w:w="180" w:type="dxa"/>
-              <w:left w:w="240" w:type="dxa"/>
-              <w:right w:w="240" w:type="dxa"/>
-            </w:tcMar>
-            <w:vAlign w:val="top"/>
-            <w:shd w:val="clear" w:color="auto" w:fill="FFFFFF"/>
-            <w:tcBorders>
-              <w:top w:val="nil"/>
-              <w:bottom w:val="nil"/>
-              <w:left w:val="nil"/>
-              <w:right w:val="nil"/>
-            </w:tcBorders>
-          </w:tcPr>
-          <w:p>
-            <w:r>
-              <w:rPr>
-                <w:rFonts w:ascii="Arial" w:hAnsi="Arial"/>
-                <w:b w:val="0"/>
-                <w:i/>
-                <w:color w:val="4A4743"/>
-                <w:sz w:val="17"/>
-              </w:rPr>
-              <w:t>[Proposed: ZPPA Director General and Attorney General's Chambers]</w:t>
-            </w:r>
-          </w:p>
-        </w:tc>
-        <w:tc>
-          <w:tcPr>
-            <w:tcW w:type="dxa" w:w="1531"/>
-            <w:tcMar>
-              <w:top w:w="180" w:type="dxa"/>
-              <w:bottom w:w="180" w:type="dxa"/>
-              <w:left w:w="240" w:type="dxa"/>
-              <w:right w:w="240" w:type="dxa"/>
-            </w:tcMar>
-            <w:vAlign w:val="top"/>
-            <w:shd w:val="clear" w:color="auto" w:fill="FFFFFF"/>
-            <w:tcBorders>
-              <w:top w:val="nil"/>
-              <w:bottom w:val="nil"/>
-              <w:left w:val="nil"/>
-              <w:right w:val="nil"/>
-            </w:tcBorders>
-          </w:tcPr>
-          <w:p>
-            <w:r>
-              <w:rPr>
-                <w:rFonts w:ascii="Arial" w:hAnsi="Arial"/>
-                <w:b w:val="0"/>
-                <w:i w:val="0"/>
-                <w:color w:val="4A4743"/>
-                <w:sz w:val="17"/>
-              </w:rPr>
-              <w:t>ZPPA Act 2020 s.67; proposed new regulation</w:t>
-            </w:r>
-          </w:p>
-        </w:tc>
-        <w:tc>
-          <w:tcPr>
-            <w:tcW w:type="dxa" w:w="907"/>
-            <w:tcMar>
-              <w:top w:w="180" w:type="dxa"/>
-              <w:bottom w:w="180" w:type="dxa"/>
-              <w:left w:w="240" w:type="dxa"/>
-              <w:right w:w="240" w:type="dxa"/>
-            </w:tcMar>
-            <w:vAlign w:val="top"/>
-            <w:shd w:val="clear" w:color="auto" w:fill="FFFFFF"/>
-            <w:tcBorders>
-              <w:top w:val="nil"/>
-              <w:bottom w:val="nil"/>
-              <w:left w:val="nil"/>
-              <w:right w:val="nil"/>
-            </w:tcBorders>
-          </w:tcPr>
-          <w:p>
-            <w:r>
-              <w:rPr>
-                <w:rFonts w:ascii="Arial" w:hAnsi="Arial"/>
-                <w:b/>
-                <w:i w:val="0"/>
-                <w:color w:val="B7251C"/>
-                <w:sz w:val="18"/>
-              </w:rPr>
-              <w:t>Q2 2027</w:t>
-            </w:r>
-          </w:p>
-        </w:tc>
-        <w:tc>
-          <w:tcPr>
-            <w:tcW w:type="dxa" w:w="624"/>
-            <w:tcMar>
-              <w:top w:w="180" w:type="dxa"/>
-              <w:bottom w:w="180" w:type="dxa"/>
-              <w:left w:w="240" w:type="dxa"/>
-              <w:right w:w="240" w:type="dxa"/>
-            </w:tcMar>
-            <w:vAlign w:val="top"/>
-            <w:shd w:val="clear" w:color="auto" w:fill="FFFFFF"/>
-            <w:tcBorders>
-              <w:top w:val="nil"/>
-              <w:bottom w:val="nil"/>
-              <w:left w:val="nil"/>
-              <w:right w:val="nil"/>
-            </w:tcBorders>
-          </w:tcPr>
-          <w:p>
-            <w:r>
-              <w:rPr>
-                <w:rFonts w:ascii="Arial" w:hAnsi="Arial"/>
-                <w:b w:val="0"/>
-                <w:i w:val="0"/>
-                <w:color w:val="4A4743"/>
-                <w:sz w:val="17"/>
-              </w:rPr>
-              <w:t>High</w:t>
-            </w:r>
-          </w:p>
-        </w:tc>
-      </w:tr>
-      <w:tr>
-        <w:trPr>
-          <w:trHeight w:val="1134" w:hRule="atLeast"/>
-        </w:trPr>
-        <w:tc>
-          <w:tcPr>
-            <w:tcW w:type="dxa" w:w="510"/>
-            <w:tcMar>
-              <w:top w:w="180" w:type="dxa"/>
-              <w:bottom w:w="180" w:type="dxa"/>
-              <w:left w:w="240" w:type="dxa"/>
-              <w:right w:w="240" w:type="dxa"/>
-            </w:tcMar>
-            <w:vAlign w:val="top"/>
-            <w:shd w:val="clear" w:color="auto" w:fill="F3F2F1"/>
-            <w:tcBorders>
-              <w:top w:val="nil"/>
-              <w:bottom w:val="nil"/>
-              <w:left w:val="nil"/>
-              <w:right w:val="nil"/>
-            </w:tcBorders>
-          </w:tcPr>
-          <w:p>
-            <w:r>
-              <w:rPr>
-                <w:rFonts w:ascii="Arial" w:hAnsi="Arial"/>
-                <w:b/>
-                <w:i w:val="0"/>
-                <w:color w:val="4A4743"/>
-                <w:sz w:val="19"/>
-              </w:rPr>
-              <w:t>R8</w:t>
-            </w:r>
-          </w:p>
-        </w:tc>
-        <w:tc>
-          <w:tcPr>
-            <w:tcW w:type="dxa" w:w="1247"/>
-            <w:tcMar>
-              <w:top w:w="180" w:type="dxa"/>
-              <w:bottom w:w="180" w:type="dxa"/>
-              <w:left w:w="240" w:type="dxa"/>
-              <w:right w:w="240" w:type="dxa"/>
-            </w:tcMar>
-            <w:vAlign w:val="top"/>
-            <w:shd w:val="clear" w:color="auto" w:fill="F3F2F1"/>
-            <w:tcBorders>
-              <w:top w:val="nil"/>
-              <w:bottom w:val="nil"/>
-              <w:left w:val="nil"/>
-              <w:right w:val="nil"/>
-            </w:tcBorders>
-          </w:tcPr>
-          <w:p>
-            <w:r>
-              <w:rPr>
-                <w:rFonts w:ascii="Arial" w:hAnsi="Arial"/>
-                <w:b/>
-                <w:i w:val="0"/>
-                <w:color w:val="B7251C"/>
-                <w:sz w:val="17"/>
-              </w:rPr>
-              <w:t>Policy / legal change</w:t>
-            </w:r>
-          </w:p>
-        </w:tc>
-        <w:tc>
-          <w:tcPr>
-            <w:tcW w:type="dxa" w:w="2211"/>
-            <w:tcMar>
-              <w:top w:w="180" w:type="dxa"/>
-              <w:bottom w:w="180" w:type="dxa"/>
-              <w:left w:w="240" w:type="dxa"/>
-              <w:right w:w="240" w:type="dxa"/>
-            </w:tcMar>
-            <w:vAlign w:val="top"/>
-            <w:shd w:val="clear" w:color="auto" w:fill="F3F2F1"/>
-            <w:tcBorders>
-              <w:top w:val="nil"/>
-              <w:bottom w:val="nil"/>
-              <w:left w:val="nil"/>
-              <w:right w:val="nil"/>
-            </w:tcBorders>
-          </w:tcPr>
-          <w:p>
-            <w:r>
-              <w:rPr>
-                <w:rFonts w:ascii="Arial" w:hAnsi="Arial"/>
-                <w:b/>
-                <w:i w:val="0"/>
-                <w:color w:val="4A4743"/>
-                <w:sz w:val="19"/>
-              </w:rPr>
-              <w:t>Amend NCC regulations to require maintenance and decommissioning data capture on all Grade-1 projects.</w:t>
-            </w:r>
-          </w:p>
-          <w:p>
-            <w:pPr>
-              <w:spacing w:before="40"/>
-            </w:pPr>
-            <w:r>
-              <w:rPr>
-                <w:rFonts w:ascii="Arial" w:hAnsi="Arial"/>
-                <w:b w:val="0"/>
-                <w:i/>
-                <w:color w:val="6B6A68"/>
-                <w:sz w:val="17"/>
-              </w:rPr>
-              <w:t>Closes the 'not collected' gap on post-completion transparency (currently 0 of approximately 40 fields).</w:t>
-            </w:r>
-          </w:p>
-        </w:tc>
-        <w:tc>
-          <w:tcPr>
-            <w:tcW w:type="dxa" w:w="1474"/>
-            <w:tcMar>
-              <w:top w:w="180" w:type="dxa"/>
-              <w:bottom w:w="180" w:type="dxa"/>
-              <w:left w:w="240" w:type="dxa"/>
-              <w:right w:w="240" w:type="dxa"/>
-            </w:tcMar>
-            <w:vAlign w:val="top"/>
-            <w:shd w:val="clear" w:color="auto" w:fill="F3F2F1"/>
-            <w:tcBorders>
-              <w:top w:val="nil"/>
-              <w:bottom w:val="nil"/>
-              <w:left w:val="nil"/>
-              <w:right w:val="nil"/>
-            </w:tcBorders>
-          </w:tcPr>
-          <w:p>
-            <w:r>
-              <w:rPr>
-                <w:rFonts w:ascii="Arial" w:hAnsi="Arial"/>
-                <w:b w:val="0"/>
-                <w:i/>
-                <w:color w:val="4A4743"/>
-                <w:sz w:val="17"/>
-              </w:rPr>
-              <w:t>[Proposed: NCC CEO and Ministry of Infrastructure]</w:t>
-            </w:r>
-          </w:p>
-        </w:tc>
-        <w:tc>
-          <w:tcPr>
-            <w:tcW w:type="dxa" w:w="1531"/>
-            <w:tcMar>
-              <w:top w:w="180" w:type="dxa"/>
-              <w:bottom w:w="180" w:type="dxa"/>
-              <w:left w:w="240" w:type="dxa"/>
-              <w:right w:w="240" w:type="dxa"/>
-            </w:tcMar>
-            <w:vAlign w:val="top"/>
-            <w:shd w:val="clear" w:color="auto" w:fill="F3F2F1"/>
-            <w:tcBorders>
-              <w:top w:val="nil"/>
-              <w:bottom w:val="nil"/>
-              <w:left w:val="nil"/>
-              <w:right w:val="nil"/>
-            </w:tcBorders>
-          </w:tcPr>
-          <w:p>
-            <w:r>
-              <w:rPr>
-                <w:rFonts w:ascii="Arial" w:hAnsi="Arial"/>
-                <w:b w:val="0"/>
-                <w:i w:val="0"/>
-                <w:color w:val="4A4743"/>
-                <w:sz w:val="17"/>
-              </w:rPr>
-              <w:t>NCC Act 2020 s.53; proposed amendment</w:t>
-            </w:r>
-          </w:p>
-        </w:tc>
-        <w:tc>
-          <w:tcPr>
-            <w:tcW w:type="dxa" w:w="907"/>
-            <w:tcMar>
-              <w:top w:w="180" w:type="dxa"/>
-              <w:bottom w:w="180" w:type="dxa"/>
-              <w:left w:w="240" w:type="dxa"/>
-              <w:right w:w="240" w:type="dxa"/>
-            </w:tcMar>
-            <w:vAlign w:val="top"/>
-            <w:shd w:val="clear" w:color="auto" w:fill="F3F2F1"/>
-            <w:tcBorders>
-              <w:top w:val="nil"/>
-              <w:bottom w:val="nil"/>
-              <w:left w:val="nil"/>
-              <w:right w:val="nil"/>
-            </w:tcBorders>
-          </w:tcPr>
-          <w:p>
-            <w:r>
-              <w:rPr>
-                <w:rFonts w:ascii="Arial" w:hAnsi="Arial"/>
-                <w:b/>
-                <w:i w:val="0"/>
-                <w:color w:val="B7251C"/>
-                <w:sz w:val="18"/>
-              </w:rPr>
-              <w:t>Q3 2027</w:t>
-            </w:r>
-          </w:p>
-        </w:tc>
-        <w:tc>
-          <w:tcPr>
-            <w:tcW w:type="dxa" w:w="624"/>
-            <w:tcMar>
-              <w:top w:w="180" w:type="dxa"/>
-              <w:bottom w:w="180" w:type="dxa"/>
-              <w:left w:w="240" w:type="dxa"/>
-              <w:right w:w="240" w:type="dxa"/>
-            </w:tcMar>
-            <w:vAlign w:val="top"/>
-            <w:shd w:val="clear" w:color="auto" w:fill="F3F2F1"/>
-            <w:tcBorders>
-              <w:top w:val="nil"/>
-              <w:bottom w:val="nil"/>
-              <w:left w:val="nil"/>
-              <w:right w:val="nil"/>
-            </w:tcBorders>
-          </w:tcPr>
-          <w:p>
-            <w:r>
-              <w:rPr>
-                <w:rFonts w:ascii="Arial" w:hAnsi="Arial"/>
-                <w:b w:val="0"/>
-                <w:i w:val="0"/>
-                <w:color w:val="4A4743"/>
-                <w:sz w:val="17"/>
-              </w:rPr>
-              <w:t>Medium</w:t>
+              <w:t>This report deliberately stops at three directional moves. A detailed reform programme (with legal crosswalk, named recommendations, proposed owners, target quarters, budget ranges, risks, and an implementation roadmap) is a separate product. Countries that want that strategic layer should commission it after MSG approval of this mapping report, not instead of it.</w:t>
             </w:r>
           </w:p>
         </w:tc>
@@ -10446,22 +8303,7 @@
           <w:color w:val="B7251C"/>
           <w:sz w:val="30"/>
         </w:rPr>
-        <w:t>10.  Implementation roadmap</w:t>
-      </w:r>
-    </w:p>
-    <w:p>
-      <w:pPr>
-        <w:spacing w:after="200" w:before="0"/>
-      </w:pPr>
-      <w:r>
-        <w:rPr>
-          <w:rFonts w:ascii="Arial" w:hAnsi="Arial"/>
-          <w:b w:val="0"/>
-          <w:i w:val="0"/>
-          <w:color w:val="4A4743"/>
-          <w:sz w:val="21"/>
-        </w:rPr>
-        <w:t>The roadmap translates the eight recommendations into a dated sequence. Every roadmap row references a recommendation identifier. Budgets are order-of-magnitude and should be refined through procurement planning.</w:t>
+        <w:t>9.  Review trail</w:t>
       </w:r>
     </w:p>
     <w:tbl>
@@ -10470,2432 +8312,7 @@
         <w:tblLayout w:type="fixed"/>
         <w:tblLook w:firstColumn="1" w:firstRow="1" w:lastColumn="0" w:lastRow="0" w:noHBand="0" w:noVBand="1" w:val="04A0"/>
         <w:tblW w:w="9412" w:type="dxa"/>
-      </w:tblPr>
-      <w:tblGrid>
-        <w:gridCol w:w="1701"/>
-        <w:gridCol w:w="2721"/>
-        <w:gridCol w:w="1701"/>
-        <w:gridCol w:w="737"/>
-        <w:gridCol w:w="907"/>
-        <w:gridCol w:w="1644"/>
-      </w:tblGrid>
-      <w:tr>
-        <w:tc>
-          <w:tcPr>
-            <w:tcW w:type="dxa" w:w="1701"/>
-            <w:tcMar>
-              <w:top w:w="220" w:type="dxa"/>
-              <w:bottom w:w="220" w:type="dxa"/>
-              <w:left w:w="240" w:type="dxa"/>
-              <w:right w:w="240" w:type="dxa"/>
-            </w:tcMar>
-            <w:vAlign w:val="top"/>
-            <w:shd w:val="clear" w:color="auto" w:fill="C00000"/>
-            <w:tcBorders>
-              <w:top w:val="single" w:sz="4" w:color="C00000"/>
-              <w:bottom w:val="single" w:sz="4" w:color="C00000"/>
-              <w:left w:val="single" w:sz="4" w:color="C00000"/>
-              <w:right w:val="single" w:sz="4" w:color="C00000"/>
-            </w:tcBorders>
-            <w:tcMar>
-              <w:top w:w="220" w:type="dxa"/>
-              <w:bottom w:w="220" w:type="dxa"/>
-              <w:left w:w="240" w:type="dxa"/>
-              <w:right w:w="240" w:type="dxa"/>
-            </w:tcMar>
-          </w:tcPr>
-          <w:p>
-            <w:r>
-              <w:rPr>
-                <w:rFonts w:ascii="Arial" w:hAnsi="Arial"/>
-                <w:b/>
-                <w:i w:val="0"/>
-                <w:color w:val="FFFFFF"/>
-                <w:sz w:val="18"/>
-              </w:rPr>
-              <w:t>Priority</w:t>
-            </w:r>
-          </w:p>
-        </w:tc>
-        <w:tc>
-          <w:tcPr>
-            <w:tcW w:type="dxa" w:w="2721"/>
-            <w:tcMar>
-              <w:top w:w="220" w:type="dxa"/>
-              <w:bottom w:w="220" w:type="dxa"/>
-              <w:left w:w="240" w:type="dxa"/>
-              <w:right w:w="240" w:type="dxa"/>
-            </w:tcMar>
-            <w:vAlign w:val="top"/>
-            <w:shd w:val="clear" w:color="auto" w:fill="C00000"/>
-            <w:tcBorders>
-              <w:top w:val="single" w:sz="4" w:color="C00000"/>
-              <w:bottom w:val="single" w:sz="4" w:color="C00000"/>
-              <w:left w:val="single" w:sz="4" w:color="C00000"/>
-              <w:right w:val="single" w:sz="4" w:color="C00000"/>
-            </w:tcBorders>
-            <w:tcMar>
-              <w:top w:w="220" w:type="dxa"/>
-              <w:bottom w:w="220" w:type="dxa"/>
-              <w:left w:w="240" w:type="dxa"/>
-              <w:right w:w="240" w:type="dxa"/>
-            </w:tcMar>
-          </w:tcPr>
-          <w:p>
-            <w:r>
-              <w:rPr>
-                <w:rFonts w:ascii="Arial" w:hAnsi="Arial"/>
-                <w:b/>
-                <w:i w:val="0"/>
-                <w:color w:val="FFFFFF"/>
-                <w:sz w:val="18"/>
-              </w:rPr>
-              <w:t>Action</w:t>
-            </w:r>
-          </w:p>
-        </w:tc>
-        <w:tc>
-          <w:tcPr>
-            <w:tcW w:type="dxa" w:w="1701"/>
-            <w:tcMar>
-              <w:top w:w="220" w:type="dxa"/>
-              <w:bottom w:w="220" w:type="dxa"/>
-              <w:left w:w="240" w:type="dxa"/>
-              <w:right w:w="240" w:type="dxa"/>
-            </w:tcMar>
-            <w:vAlign w:val="top"/>
-            <w:shd w:val="clear" w:color="auto" w:fill="C00000"/>
-            <w:tcBorders>
-              <w:top w:val="single" w:sz="4" w:color="C00000"/>
-              <w:bottom w:val="single" w:sz="4" w:color="C00000"/>
-              <w:left w:val="single" w:sz="4" w:color="C00000"/>
-              <w:right w:val="single" w:sz="4" w:color="C00000"/>
-            </w:tcBorders>
-            <w:tcMar>
-              <w:top w:w="220" w:type="dxa"/>
-              <w:bottom w:w="220" w:type="dxa"/>
-              <w:left w:w="240" w:type="dxa"/>
-              <w:right w:w="240" w:type="dxa"/>
-            </w:tcMar>
-          </w:tcPr>
-          <w:p>
-            <w:r>
-              <w:rPr>
-                <w:rFonts w:ascii="Arial" w:hAnsi="Arial"/>
-                <w:b/>
-                <w:i w:val="0"/>
-                <w:color w:val="FFFFFF"/>
-                <w:sz w:val="18"/>
-              </w:rPr>
-              <w:t>Proposed owner</w:t>
-            </w:r>
-          </w:p>
-        </w:tc>
-        <w:tc>
-          <w:tcPr>
-            <w:tcW w:type="dxa" w:w="737"/>
-            <w:tcMar>
-              <w:top w:w="220" w:type="dxa"/>
-              <w:bottom w:w="220" w:type="dxa"/>
-              <w:left w:w="240" w:type="dxa"/>
-              <w:right w:w="240" w:type="dxa"/>
-            </w:tcMar>
-            <w:vAlign w:val="top"/>
-            <w:shd w:val="clear" w:color="auto" w:fill="C00000"/>
-            <w:tcBorders>
-              <w:top w:val="single" w:sz="4" w:color="C00000"/>
-              <w:bottom w:val="single" w:sz="4" w:color="C00000"/>
-              <w:left w:val="single" w:sz="4" w:color="C00000"/>
-              <w:right w:val="single" w:sz="4" w:color="C00000"/>
-            </w:tcBorders>
-            <w:tcMar>
-              <w:top w:w="220" w:type="dxa"/>
-              <w:bottom w:w="220" w:type="dxa"/>
-              <w:left w:w="240" w:type="dxa"/>
-              <w:right w:w="240" w:type="dxa"/>
-            </w:tcMar>
-          </w:tcPr>
-          <w:p>
-            <w:r>
-              <w:rPr>
-                <w:rFonts w:ascii="Arial" w:hAnsi="Arial"/>
-                <w:b/>
-                <w:i w:val="0"/>
-                <w:color w:val="FFFFFF"/>
-                <w:sz w:val="18"/>
-              </w:rPr>
-              <w:t>Ref</w:t>
-            </w:r>
-          </w:p>
-        </w:tc>
-        <w:tc>
-          <w:tcPr>
-            <w:tcW w:type="dxa" w:w="907"/>
-            <w:tcMar>
-              <w:top w:w="220" w:type="dxa"/>
-              <w:bottom w:w="220" w:type="dxa"/>
-              <w:left w:w="240" w:type="dxa"/>
-              <w:right w:w="240" w:type="dxa"/>
-            </w:tcMar>
-            <w:vAlign w:val="top"/>
-            <w:shd w:val="clear" w:color="auto" w:fill="C00000"/>
-            <w:tcBorders>
-              <w:top w:val="single" w:sz="4" w:color="C00000"/>
-              <w:bottom w:val="single" w:sz="4" w:color="C00000"/>
-              <w:left w:val="single" w:sz="4" w:color="C00000"/>
-              <w:right w:val="single" w:sz="4" w:color="C00000"/>
-            </w:tcBorders>
-            <w:tcMar>
-              <w:top w:w="220" w:type="dxa"/>
-              <w:bottom w:w="220" w:type="dxa"/>
-              <w:left w:w="240" w:type="dxa"/>
-              <w:right w:w="240" w:type="dxa"/>
-            </w:tcMar>
-          </w:tcPr>
-          <w:p>
-            <w:r>
-              <w:rPr>
-                <w:rFonts w:ascii="Arial" w:hAnsi="Arial"/>
-                <w:b/>
-                <w:i w:val="0"/>
-                <w:color w:val="FFFFFF"/>
-                <w:sz w:val="18"/>
-              </w:rPr>
-              <w:t>Target</w:t>
-            </w:r>
-          </w:p>
-        </w:tc>
-        <w:tc>
-          <w:tcPr>
-            <w:tcW w:type="dxa" w:w="1644"/>
-            <w:tcMar>
-              <w:top w:w="220" w:type="dxa"/>
-              <w:bottom w:w="220" w:type="dxa"/>
-              <w:left w:w="240" w:type="dxa"/>
-              <w:right w:w="240" w:type="dxa"/>
-            </w:tcMar>
-            <w:vAlign w:val="top"/>
-            <w:shd w:val="clear" w:color="auto" w:fill="C00000"/>
-            <w:tcBorders>
-              <w:top w:val="single" w:sz="4" w:color="C00000"/>
-              <w:bottom w:val="single" w:sz="4" w:color="C00000"/>
-              <w:left w:val="single" w:sz="4" w:color="C00000"/>
-              <w:right w:val="single" w:sz="4" w:color="C00000"/>
-            </w:tcBorders>
-            <w:tcMar>
-              <w:top w:w="220" w:type="dxa"/>
-              <w:bottom w:w="220" w:type="dxa"/>
-              <w:left w:w="240" w:type="dxa"/>
-              <w:right w:w="240" w:type="dxa"/>
-            </w:tcMar>
-          </w:tcPr>
-          <w:p>
-            <w:r>
-              <w:rPr>
-                <w:rFonts w:ascii="Arial" w:hAnsi="Arial"/>
-                <w:b/>
-                <w:i w:val="0"/>
-                <w:color w:val="FFFFFF"/>
-                <w:sz w:val="18"/>
-              </w:rPr>
-              <w:t>Budget (USD)</w:t>
-            </w:r>
-          </w:p>
-        </w:tc>
-      </w:tr>
-      <w:tr>
-        <w:trPr>
-          <w:trHeight w:val="850" w:hRule="atLeast"/>
-        </w:trPr>
-        <w:tc>
-          <w:tcPr>
-            <w:tcW w:type="dxa" w:w="1701"/>
-            <w:tcMar>
-              <w:top w:w="180" w:type="dxa"/>
-              <w:bottom w:w="180" w:type="dxa"/>
-              <w:left w:w="240" w:type="dxa"/>
-              <w:right w:w="240" w:type="dxa"/>
-            </w:tcMar>
-            <w:vAlign w:val="top"/>
-            <w:shd w:val="clear" w:color="auto" w:fill="FFFFFF"/>
-            <w:tcBorders>
-              <w:top w:val="nil"/>
-              <w:bottom w:val="nil"/>
-              <w:left w:val="nil"/>
-              <w:right w:val="nil"/>
-            </w:tcBorders>
-          </w:tcPr>
-          <w:p>
-            <w:r>
-              <w:rPr>
-                <w:rFonts w:ascii="Arial" w:hAnsi="Arial"/>
-                <w:b/>
-                <w:i w:val="0"/>
-                <w:color w:val="B7251C"/>
-                <w:sz w:val="18"/>
-              </w:rPr>
-              <w:t>Short-term (0 to 3 months)</w:t>
-            </w:r>
-          </w:p>
-        </w:tc>
-        <w:tc>
-          <w:tcPr>
-            <w:tcW w:type="dxa" w:w="2721"/>
-            <w:tcMar>
-              <w:top w:w="180" w:type="dxa"/>
-              <w:bottom w:w="180" w:type="dxa"/>
-              <w:left w:w="240" w:type="dxa"/>
-              <w:right w:w="240" w:type="dxa"/>
-            </w:tcMar>
-            <w:vAlign w:val="top"/>
-            <w:shd w:val="clear" w:color="auto" w:fill="FFFFFF"/>
-            <w:tcBorders>
-              <w:top w:val="nil"/>
-              <w:bottom w:val="nil"/>
-              <w:left w:val="nil"/>
-              <w:right w:val="nil"/>
-            </w:tcBorders>
-          </w:tcPr>
-          <w:p>
-            <w:r>
-              <w:rPr>
-                <w:rFonts w:ascii="Arial" w:hAnsi="Arial"/>
-                <w:b w:val="0"/>
-                <w:i w:val="0"/>
-                <w:color w:val="4A4743"/>
-                <w:sz w:val="18"/>
-              </w:rPr>
-              <w:t>Publish OC4IDS feed with the 35 'ready to publish' fields.</w:t>
-            </w:r>
-          </w:p>
-        </w:tc>
-        <w:tc>
-          <w:tcPr>
-            <w:tcW w:type="dxa" w:w="1701"/>
-            <w:tcMar>
-              <w:top w:w="180" w:type="dxa"/>
-              <w:bottom w:w="180" w:type="dxa"/>
-              <w:left w:w="240" w:type="dxa"/>
-              <w:right w:w="240" w:type="dxa"/>
-            </w:tcMar>
-            <w:vAlign w:val="top"/>
-            <w:shd w:val="clear" w:color="auto" w:fill="FFFFFF"/>
-            <w:tcBorders>
-              <w:top w:val="nil"/>
-              <w:bottom w:val="nil"/>
-              <w:left w:val="nil"/>
-              <w:right w:val="nil"/>
-            </w:tcBorders>
-          </w:tcPr>
-          <w:p>
-            <w:r>
-              <w:rPr>
-                <w:rFonts w:ascii="Arial" w:hAnsi="Arial"/>
-                <w:b w:val="0"/>
-                <w:i/>
-                <w:color w:val="4A4743"/>
-                <w:sz w:val="17"/>
-              </w:rPr>
-              <w:t>[ZPPA Director of IT]</w:t>
-            </w:r>
-          </w:p>
-        </w:tc>
-        <w:tc>
-          <w:tcPr>
-            <w:tcW w:type="dxa" w:w="737"/>
-            <w:tcMar>
-              <w:top w:w="180" w:type="dxa"/>
-              <w:bottom w:w="180" w:type="dxa"/>
-              <w:left w:w="240" w:type="dxa"/>
-              <w:right w:w="240" w:type="dxa"/>
-            </w:tcMar>
-            <w:vAlign w:val="top"/>
-            <w:shd w:val="clear" w:color="auto" w:fill="FFFFFF"/>
-            <w:tcBorders>
-              <w:top w:val="nil"/>
-              <w:bottom w:val="nil"/>
-              <w:left w:val="nil"/>
-              <w:right w:val="nil"/>
-            </w:tcBorders>
-          </w:tcPr>
-          <w:p>
-            <w:r>
-              <w:rPr>
-                <w:rFonts w:ascii="Arial" w:hAnsi="Arial"/>
-                <w:b/>
-                <w:i w:val="0"/>
-                <w:color w:val="4A4743"/>
-                <w:sz w:val="18"/>
-              </w:rPr>
-              <w:t>R1, R2</w:t>
-            </w:r>
-          </w:p>
-        </w:tc>
-        <w:tc>
-          <w:tcPr>
-            <w:tcW w:type="dxa" w:w="907"/>
-            <w:tcMar>
-              <w:top w:w="180" w:type="dxa"/>
-              <w:bottom w:w="180" w:type="dxa"/>
-              <w:left w:w="240" w:type="dxa"/>
-              <w:right w:w="240" w:type="dxa"/>
-            </w:tcMar>
-            <w:vAlign w:val="top"/>
-            <w:shd w:val="clear" w:color="auto" w:fill="FFFFFF"/>
-            <w:tcBorders>
-              <w:top w:val="nil"/>
-              <w:bottom w:val="nil"/>
-              <w:left w:val="nil"/>
-              <w:right w:val="nil"/>
-            </w:tcBorders>
-          </w:tcPr>
-          <w:p>
-            <w:r>
-              <w:rPr>
-                <w:rFonts w:ascii="Arial" w:hAnsi="Arial"/>
-                <w:b/>
-                <w:i w:val="0"/>
-                <w:color w:val="B7251C"/>
-                <w:sz w:val="18"/>
-              </w:rPr>
-              <w:t>Q3 2026</w:t>
-            </w:r>
-          </w:p>
-        </w:tc>
-        <w:tc>
-          <w:tcPr>
-            <w:tcW w:type="dxa" w:w="1644"/>
-            <w:tcMar>
-              <w:top w:w="180" w:type="dxa"/>
-              <w:bottom w:w="180" w:type="dxa"/>
-              <w:left w:w="240" w:type="dxa"/>
-              <w:right w:w="240" w:type="dxa"/>
-            </w:tcMar>
-            <w:vAlign w:val="top"/>
-            <w:shd w:val="clear" w:color="auto" w:fill="FFFFFF"/>
-            <w:tcBorders>
-              <w:top w:val="nil"/>
-              <w:bottom w:val="nil"/>
-              <w:left w:val="nil"/>
-              <w:right w:val="nil"/>
-            </w:tcBorders>
-          </w:tcPr>
-          <w:p>
-            <w:r>
-              <w:rPr>
-                <w:rFonts w:ascii="Arial" w:hAnsi="Arial"/>
-                <w:b w:val="0"/>
-                <w:i w:val="0"/>
-                <w:color w:val="4A4743"/>
-                <w:sz w:val="17"/>
-              </w:rPr>
-              <w:t>USD 15,000 to 25,000</w:t>
-            </w:r>
-          </w:p>
-        </w:tc>
-      </w:tr>
-      <w:tr>
-        <w:trPr>
-          <w:trHeight w:val="850" w:hRule="atLeast"/>
-        </w:trPr>
-        <w:tc>
-          <w:tcPr>
-            <w:tcW w:type="dxa" w:w="1701"/>
-            <w:tcMar>
-              <w:top w:w="180" w:type="dxa"/>
-              <w:bottom w:w="180" w:type="dxa"/>
-              <w:left w:w="240" w:type="dxa"/>
-              <w:right w:w="240" w:type="dxa"/>
-            </w:tcMar>
-            <w:vAlign w:val="top"/>
-            <w:shd w:val="clear" w:color="auto" w:fill="F3F2F1"/>
-            <w:tcBorders>
-              <w:top w:val="nil"/>
-              <w:bottom w:val="nil"/>
-              <w:left w:val="nil"/>
-              <w:right w:val="nil"/>
-            </w:tcBorders>
-          </w:tcPr>
-          <w:p>
-            <w:r>
-              <w:rPr>
-                <w:rFonts w:ascii="Arial" w:hAnsi="Arial"/>
-                <w:b/>
-                <w:i w:val="0"/>
-                <w:color w:val="B7251C"/>
-                <w:sz w:val="18"/>
-              </w:rPr>
-              <w:t>Short-term (0 to 3 months)</w:t>
-            </w:r>
-          </w:p>
-        </w:tc>
-        <w:tc>
-          <w:tcPr>
-            <w:tcW w:type="dxa" w:w="2721"/>
-            <w:tcMar>
-              <w:top w:w="180" w:type="dxa"/>
-              <w:bottom w:w="180" w:type="dxa"/>
-              <w:left w:w="240" w:type="dxa"/>
-              <w:right w:w="240" w:type="dxa"/>
-            </w:tcMar>
-            <w:vAlign w:val="top"/>
-            <w:shd w:val="clear" w:color="auto" w:fill="F3F2F1"/>
-            <w:tcBorders>
-              <w:top w:val="nil"/>
-              <w:bottom w:val="nil"/>
-              <w:left w:val="nil"/>
-              <w:right w:val="nil"/>
-            </w:tcBorders>
-          </w:tcPr>
-          <w:p>
-            <w:r>
-              <w:rPr>
-                <w:rFonts w:ascii="Arial" w:hAnsi="Arial"/>
-                <w:b w:val="0"/>
-                <w:i w:val="0"/>
-                <w:color w:val="4A4743"/>
-                <w:sz w:val="18"/>
-              </w:rPr>
-              <w:t>Designate ATI information officers at ZPPA, NCC, and CoST Zambia.</w:t>
-            </w:r>
-          </w:p>
-        </w:tc>
-        <w:tc>
-          <w:tcPr>
-            <w:tcW w:type="dxa" w:w="1701"/>
-            <w:tcMar>
-              <w:top w:w="180" w:type="dxa"/>
-              <w:bottom w:w="180" w:type="dxa"/>
-              <w:left w:w="240" w:type="dxa"/>
-              <w:right w:w="240" w:type="dxa"/>
-            </w:tcMar>
-            <w:vAlign w:val="top"/>
-            <w:shd w:val="clear" w:color="auto" w:fill="F3F2F1"/>
-            <w:tcBorders>
-              <w:top w:val="nil"/>
-              <w:bottom w:val="nil"/>
-              <w:left w:val="nil"/>
-              <w:right w:val="nil"/>
-            </w:tcBorders>
-          </w:tcPr>
-          <w:p>
-            <w:r>
-              <w:rPr>
-                <w:rFonts w:ascii="Arial" w:hAnsi="Arial"/>
-                <w:b w:val="0"/>
-                <w:i/>
-                <w:color w:val="4A4743"/>
-                <w:sz w:val="17"/>
-              </w:rPr>
-              <w:t>[Permanent Secretary, Ministry of Finance]</w:t>
-            </w:r>
-          </w:p>
-        </w:tc>
-        <w:tc>
-          <w:tcPr>
-            <w:tcW w:type="dxa" w:w="737"/>
-            <w:tcMar>
-              <w:top w:w="180" w:type="dxa"/>
-              <w:bottom w:w="180" w:type="dxa"/>
-              <w:left w:w="240" w:type="dxa"/>
-              <w:right w:w="240" w:type="dxa"/>
-            </w:tcMar>
-            <w:vAlign w:val="top"/>
-            <w:shd w:val="clear" w:color="auto" w:fill="F3F2F1"/>
-            <w:tcBorders>
-              <w:top w:val="nil"/>
-              <w:bottom w:val="nil"/>
-              <w:left w:val="nil"/>
-              <w:right w:val="nil"/>
-            </w:tcBorders>
-          </w:tcPr>
-          <w:p>
-            <w:r>
-              <w:rPr>
-                <w:rFonts w:ascii="Arial" w:hAnsi="Arial"/>
-                <w:b/>
-                <w:i w:val="0"/>
-                <w:color w:val="4A4743"/>
-                <w:sz w:val="18"/>
-              </w:rPr>
-              <w:t>R6</w:t>
-            </w:r>
-          </w:p>
-        </w:tc>
-        <w:tc>
-          <w:tcPr>
-            <w:tcW w:type="dxa" w:w="907"/>
-            <w:tcMar>
-              <w:top w:w="180" w:type="dxa"/>
-              <w:bottom w:w="180" w:type="dxa"/>
-              <w:left w:w="240" w:type="dxa"/>
-              <w:right w:w="240" w:type="dxa"/>
-            </w:tcMar>
-            <w:vAlign w:val="top"/>
-            <w:shd w:val="clear" w:color="auto" w:fill="F3F2F1"/>
-            <w:tcBorders>
-              <w:top w:val="nil"/>
-              <w:bottom w:val="nil"/>
-              <w:left w:val="nil"/>
-              <w:right w:val="nil"/>
-            </w:tcBorders>
-          </w:tcPr>
-          <w:p>
-            <w:r>
-              <w:rPr>
-                <w:rFonts w:ascii="Arial" w:hAnsi="Arial"/>
-                <w:b/>
-                <w:i w:val="0"/>
-                <w:color w:val="B7251C"/>
-                <w:sz w:val="18"/>
-              </w:rPr>
-              <w:t>Q3 2026</w:t>
-            </w:r>
-          </w:p>
-        </w:tc>
-        <w:tc>
-          <w:tcPr>
-            <w:tcW w:type="dxa" w:w="1644"/>
-            <w:tcMar>
-              <w:top w:w="180" w:type="dxa"/>
-              <w:bottom w:w="180" w:type="dxa"/>
-              <w:left w:w="240" w:type="dxa"/>
-              <w:right w:w="240" w:type="dxa"/>
-            </w:tcMar>
-            <w:vAlign w:val="top"/>
-            <w:shd w:val="clear" w:color="auto" w:fill="F3F2F1"/>
-            <w:tcBorders>
-              <w:top w:val="nil"/>
-              <w:bottom w:val="nil"/>
-              <w:left w:val="nil"/>
-              <w:right w:val="nil"/>
-            </w:tcBorders>
-          </w:tcPr>
-          <w:p>
-            <w:r>
-              <w:rPr>
-                <w:rFonts w:ascii="Arial" w:hAnsi="Arial"/>
-                <w:b w:val="0"/>
-                <w:i w:val="0"/>
-                <w:color w:val="4A4743"/>
-                <w:sz w:val="17"/>
-              </w:rPr>
-              <w:t>No new budget required</w:t>
-            </w:r>
-          </w:p>
-        </w:tc>
-      </w:tr>
-      <w:tr>
-        <w:trPr>
-          <w:trHeight w:val="850" w:hRule="atLeast"/>
-        </w:trPr>
-        <w:tc>
-          <w:tcPr>
-            <w:tcW w:type="dxa" w:w="1701"/>
-            <w:tcMar>
-              <w:top w:w="180" w:type="dxa"/>
-              <w:bottom w:w="180" w:type="dxa"/>
-              <w:left w:w="240" w:type="dxa"/>
-              <w:right w:w="240" w:type="dxa"/>
-            </w:tcMar>
-            <w:vAlign w:val="top"/>
-            <w:shd w:val="clear" w:color="auto" w:fill="FFFFFF"/>
-            <w:tcBorders>
-              <w:top w:val="nil"/>
-              <w:bottom w:val="nil"/>
-              <w:left w:val="nil"/>
-              <w:right w:val="nil"/>
-            </w:tcBorders>
-          </w:tcPr>
-          <w:p>
-            <w:r>
-              <w:rPr>
-                <w:rFonts w:ascii="Arial" w:hAnsi="Arial"/>
-                <w:b/>
-                <w:i w:val="0"/>
-                <w:color w:val="71B6C9"/>
-                <w:sz w:val="18"/>
-              </w:rPr>
-              <w:t>Medium-term (3 to 12 months)</w:t>
-            </w:r>
-          </w:p>
-        </w:tc>
-        <w:tc>
-          <w:tcPr>
-            <w:tcW w:type="dxa" w:w="2721"/>
-            <w:tcMar>
-              <w:top w:w="180" w:type="dxa"/>
-              <w:bottom w:w="180" w:type="dxa"/>
-              <w:left w:w="240" w:type="dxa"/>
-              <w:right w:w="240" w:type="dxa"/>
-            </w:tcMar>
-            <w:vAlign w:val="top"/>
-            <w:shd w:val="clear" w:color="auto" w:fill="FFFFFF"/>
-            <w:tcBorders>
-              <w:top w:val="nil"/>
-              <w:bottom w:val="nil"/>
-              <w:left w:val="nil"/>
-              <w:right w:val="nil"/>
-            </w:tcBorders>
-          </w:tcPr>
-          <w:p>
-            <w:r>
-              <w:rPr>
-                <w:rFonts w:ascii="Arial" w:hAnsi="Arial"/>
-                <w:b w:val="0"/>
-                <w:i w:val="0"/>
-                <w:color w:val="4A4743"/>
-                <w:sz w:val="18"/>
-              </w:rPr>
-              <w:t>Redesign NCC inspection forms with structured progress and variation fields; pilot on 20 Grade-1 projects.</w:t>
-            </w:r>
-          </w:p>
-        </w:tc>
-        <w:tc>
-          <w:tcPr>
-            <w:tcW w:type="dxa" w:w="1701"/>
-            <w:tcMar>
-              <w:top w:w="180" w:type="dxa"/>
-              <w:bottom w:w="180" w:type="dxa"/>
-              <w:left w:w="240" w:type="dxa"/>
-              <w:right w:w="240" w:type="dxa"/>
-            </w:tcMar>
-            <w:vAlign w:val="top"/>
-            <w:shd w:val="clear" w:color="auto" w:fill="FFFFFF"/>
-            <w:tcBorders>
-              <w:top w:val="nil"/>
-              <w:bottom w:val="nil"/>
-              <w:left w:val="nil"/>
-              <w:right w:val="nil"/>
-            </w:tcBorders>
-          </w:tcPr>
-          <w:p>
-            <w:r>
-              <w:rPr>
-                <w:rFonts w:ascii="Arial" w:hAnsi="Arial"/>
-                <w:b w:val="0"/>
-                <w:i/>
-                <w:color w:val="4A4743"/>
-                <w:sz w:val="17"/>
-              </w:rPr>
-              <w:t>[NCC Director of Construction Monitoring]</w:t>
-            </w:r>
-          </w:p>
-        </w:tc>
-        <w:tc>
-          <w:tcPr>
-            <w:tcW w:type="dxa" w:w="737"/>
-            <w:tcMar>
-              <w:top w:w="180" w:type="dxa"/>
-              <w:bottom w:w="180" w:type="dxa"/>
-              <w:left w:w="240" w:type="dxa"/>
-              <w:right w:w="240" w:type="dxa"/>
-            </w:tcMar>
-            <w:vAlign w:val="top"/>
-            <w:shd w:val="clear" w:color="auto" w:fill="FFFFFF"/>
-            <w:tcBorders>
-              <w:top w:val="nil"/>
-              <w:bottom w:val="nil"/>
-              <w:left w:val="nil"/>
-              <w:right w:val="nil"/>
-            </w:tcBorders>
-          </w:tcPr>
-          <w:p>
-            <w:r>
-              <w:rPr>
-                <w:rFonts w:ascii="Arial" w:hAnsi="Arial"/>
-                <w:b/>
-                <w:i w:val="0"/>
-                <w:color w:val="4A4743"/>
-                <w:sz w:val="18"/>
-              </w:rPr>
-              <w:t>R4</w:t>
-            </w:r>
-          </w:p>
-        </w:tc>
-        <w:tc>
-          <w:tcPr>
-            <w:tcW w:type="dxa" w:w="907"/>
-            <w:tcMar>
-              <w:top w:w="180" w:type="dxa"/>
-              <w:bottom w:w="180" w:type="dxa"/>
-              <w:left w:w="240" w:type="dxa"/>
-              <w:right w:w="240" w:type="dxa"/>
-            </w:tcMar>
-            <w:vAlign w:val="top"/>
-            <w:shd w:val="clear" w:color="auto" w:fill="FFFFFF"/>
-            <w:tcBorders>
-              <w:top w:val="nil"/>
-              <w:bottom w:val="nil"/>
-              <w:left w:val="nil"/>
-              <w:right w:val="nil"/>
-            </w:tcBorders>
-          </w:tcPr>
-          <w:p>
-            <w:r>
-              <w:rPr>
-                <w:rFonts w:ascii="Arial" w:hAnsi="Arial"/>
-                <w:b/>
-                <w:i w:val="0"/>
-                <w:color w:val="B7251C"/>
-                <w:sz w:val="18"/>
-              </w:rPr>
-              <w:t>Q4 2026</w:t>
-            </w:r>
-          </w:p>
-        </w:tc>
-        <w:tc>
-          <w:tcPr>
-            <w:tcW w:type="dxa" w:w="1644"/>
-            <w:tcMar>
-              <w:top w:w="180" w:type="dxa"/>
-              <w:bottom w:w="180" w:type="dxa"/>
-              <w:left w:w="240" w:type="dxa"/>
-              <w:right w:w="240" w:type="dxa"/>
-            </w:tcMar>
-            <w:vAlign w:val="top"/>
-            <w:shd w:val="clear" w:color="auto" w:fill="FFFFFF"/>
-            <w:tcBorders>
-              <w:top w:val="nil"/>
-              <w:bottom w:val="nil"/>
-              <w:left w:val="nil"/>
-              <w:right w:val="nil"/>
-            </w:tcBorders>
-          </w:tcPr>
-          <w:p>
-            <w:r>
-              <w:rPr>
-                <w:rFonts w:ascii="Arial" w:hAnsi="Arial"/>
-                <w:b w:val="0"/>
-                <w:i w:val="0"/>
-                <w:color w:val="4A4743"/>
-                <w:sz w:val="17"/>
-              </w:rPr>
-              <w:t>USD 40,000 to 60,000</w:t>
-            </w:r>
-          </w:p>
-        </w:tc>
-      </w:tr>
-      <w:tr>
-        <w:trPr>
-          <w:trHeight w:val="850" w:hRule="atLeast"/>
-        </w:trPr>
-        <w:tc>
-          <w:tcPr>
-            <w:tcW w:type="dxa" w:w="1701"/>
-            <w:tcMar>
-              <w:top w:w="180" w:type="dxa"/>
-              <w:bottom w:w="180" w:type="dxa"/>
-              <w:left w:w="240" w:type="dxa"/>
-              <w:right w:w="240" w:type="dxa"/>
-            </w:tcMar>
-            <w:vAlign w:val="top"/>
-            <w:shd w:val="clear" w:color="auto" w:fill="F3F2F1"/>
-            <w:tcBorders>
-              <w:top w:val="nil"/>
-              <w:bottom w:val="nil"/>
-              <w:left w:val="nil"/>
-              <w:right w:val="nil"/>
-            </w:tcBorders>
-          </w:tcPr>
-          <w:p>
-            <w:r>
-              <w:rPr>
-                <w:rFonts w:ascii="Arial" w:hAnsi="Arial"/>
-                <w:b/>
-                <w:i w:val="0"/>
-                <w:color w:val="71B6C9"/>
-                <w:sz w:val="18"/>
-              </w:rPr>
-              <w:t>Medium-term (3 to 12 months)</w:t>
-            </w:r>
-          </w:p>
-        </w:tc>
-        <w:tc>
-          <w:tcPr>
-            <w:tcW w:type="dxa" w:w="2721"/>
-            <w:tcMar>
-              <w:top w:w="180" w:type="dxa"/>
-              <w:bottom w:w="180" w:type="dxa"/>
-              <w:left w:w="240" w:type="dxa"/>
-              <w:right w:w="240" w:type="dxa"/>
-            </w:tcMar>
-            <w:vAlign w:val="top"/>
-            <w:shd w:val="clear" w:color="auto" w:fill="F3F2F1"/>
-            <w:tcBorders>
-              <w:top w:val="nil"/>
-              <w:bottom w:val="nil"/>
-              <w:left w:val="nil"/>
-              <w:right w:val="nil"/>
-            </w:tcBorders>
-          </w:tcPr>
-          <w:p>
-            <w:r>
-              <w:rPr>
-                <w:rFonts w:ascii="Arial" w:hAnsi="Arial"/>
-                <w:b w:val="0"/>
-                <w:i w:val="0"/>
-                <w:color w:val="4A4743"/>
-                <w:sz w:val="18"/>
-              </w:rPr>
-              <w:t>Sign statutory instrument on NCC and ZPPA data sharing.</w:t>
-            </w:r>
-          </w:p>
-        </w:tc>
-        <w:tc>
-          <w:tcPr>
-            <w:tcW w:type="dxa" w:w="1701"/>
-            <w:tcMar>
-              <w:top w:w="180" w:type="dxa"/>
-              <w:bottom w:w="180" w:type="dxa"/>
-              <w:left w:w="240" w:type="dxa"/>
-              <w:right w:w="240" w:type="dxa"/>
-            </w:tcMar>
-            <w:vAlign w:val="top"/>
-            <w:shd w:val="clear" w:color="auto" w:fill="F3F2F1"/>
-            <w:tcBorders>
-              <w:top w:val="nil"/>
-              <w:bottom w:val="nil"/>
-              <w:left w:val="nil"/>
-              <w:right w:val="nil"/>
-            </w:tcBorders>
-          </w:tcPr>
-          <w:p>
-            <w:r>
-              <w:rPr>
-                <w:rFonts w:ascii="Arial" w:hAnsi="Arial"/>
-                <w:b w:val="0"/>
-                <w:i/>
-                <w:color w:val="4A4743"/>
-                <w:sz w:val="17"/>
-              </w:rPr>
-              <w:t>[Minister of Infrastructure]</w:t>
-            </w:r>
-          </w:p>
-        </w:tc>
-        <w:tc>
-          <w:tcPr>
-            <w:tcW w:type="dxa" w:w="737"/>
-            <w:tcMar>
-              <w:top w:w="180" w:type="dxa"/>
-              <w:bottom w:w="180" w:type="dxa"/>
-              <w:left w:w="240" w:type="dxa"/>
-              <w:right w:w="240" w:type="dxa"/>
-            </w:tcMar>
-            <w:vAlign w:val="top"/>
-            <w:shd w:val="clear" w:color="auto" w:fill="F3F2F1"/>
-            <w:tcBorders>
-              <w:top w:val="nil"/>
-              <w:bottom w:val="nil"/>
-              <w:left w:val="nil"/>
-              <w:right w:val="nil"/>
-            </w:tcBorders>
-          </w:tcPr>
-          <w:p>
-            <w:r>
-              <w:rPr>
-                <w:rFonts w:ascii="Arial" w:hAnsi="Arial"/>
-                <w:b/>
-                <w:i w:val="0"/>
-                <w:color w:val="4A4743"/>
-                <w:sz w:val="18"/>
-              </w:rPr>
-              <w:t>R5</w:t>
-            </w:r>
-          </w:p>
-        </w:tc>
-        <w:tc>
-          <w:tcPr>
-            <w:tcW w:type="dxa" w:w="907"/>
-            <w:tcMar>
-              <w:top w:w="180" w:type="dxa"/>
-              <w:bottom w:w="180" w:type="dxa"/>
-              <w:left w:w="240" w:type="dxa"/>
-              <w:right w:w="240" w:type="dxa"/>
-            </w:tcMar>
-            <w:vAlign w:val="top"/>
-            <w:shd w:val="clear" w:color="auto" w:fill="F3F2F1"/>
-            <w:tcBorders>
-              <w:top w:val="nil"/>
-              <w:bottom w:val="nil"/>
-              <w:left w:val="nil"/>
-              <w:right w:val="nil"/>
-            </w:tcBorders>
-          </w:tcPr>
-          <w:p>
-            <w:r>
-              <w:rPr>
-                <w:rFonts w:ascii="Arial" w:hAnsi="Arial"/>
-                <w:b/>
-                <w:i w:val="0"/>
-                <w:color w:val="B7251C"/>
-                <w:sz w:val="18"/>
-              </w:rPr>
-              <w:t>Q4 2026</w:t>
-            </w:r>
-          </w:p>
-        </w:tc>
-        <w:tc>
-          <w:tcPr>
-            <w:tcW w:type="dxa" w:w="1644"/>
-            <w:tcMar>
-              <w:top w:w="180" w:type="dxa"/>
-              <w:bottom w:w="180" w:type="dxa"/>
-              <w:left w:w="240" w:type="dxa"/>
-              <w:right w:w="240" w:type="dxa"/>
-            </w:tcMar>
-            <w:vAlign w:val="top"/>
-            <w:shd w:val="clear" w:color="auto" w:fill="F3F2F1"/>
-            <w:tcBorders>
-              <w:top w:val="nil"/>
-              <w:bottom w:val="nil"/>
-              <w:left w:val="nil"/>
-              <w:right w:val="nil"/>
-            </w:tcBorders>
-          </w:tcPr>
-          <w:p>
-            <w:r>
-              <w:rPr>
-                <w:rFonts w:ascii="Arial" w:hAnsi="Arial"/>
-                <w:b w:val="0"/>
-                <w:i w:val="0"/>
-                <w:color w:val="4A4743"/>
-                <w:sz w:val="17"/>
-              </w:rPr>
-              <w:t>No new budget required</w:t>
-            </w:r>
-          </w:p>
-        </w:tc>
-      </w:tr>
-      <w:tr>
-        <w:trPr>
-          <w:trHeight w:val="850" w:hRule="atLeast"/>
-        </w:trPr>
-        <w:tc>
-          <w:tcPr>
-            <w:tcW w:type="dxa" w:w="1701"/>
-            <w:tcMar>
-              <w:top w:w="180" w:type="dxa"/>
-              <w:bottom w:w="180" w:type="dxa"/>
-              <w:left w:w="240" w:type="dxa"/>
-              <w:right w:w="240" w:type="dxa"/>
-            </w:tcMar>
-            <w:vAlign w:val="top"/>
-            <w:shd w:val="clear" w:color="auto" w:fill="FFFFFF"/>
-            <w:tcBorders>
-              <w:top w:val="nil"/>
-              <w:bottom w:val="nil"/>
-              <w:left w:val="nil"/>
-              <w:right w:val="nil"/>
-            </w:tcBorders>
-          </w:tcPr>
-          <w:p>
-            <w:r>
-              <w:rPr>
-                <w:rFonts w:ascii="Arial" w:hAnsi="Arial"/>
-                <w:b/>
-                <w:i w:val="0"/>
-                <w:color w:val="71B6C9"/>
-                <w:sz w:val="18"/>
-              </w:rPr>
-              <w:t>Medium-term (3 to 12 months)</w:t>
-            </w:r>
-          </w:p>
-        </w:tc>
-        <w:tc>
-          <w:tcPr>
-            <w:tcW w:type="dxa" w:w="2721"/>
-            <w:tcMar>
-              <w:top w:w="180" w:type="dxa"/>
-              <w:bottom w:w="180" w:type="dxa"/>
-              <w:left w:w="240" w:type="dxa"/>
-              <w:right w:w="240" w:type="dxa"/>
-            </w:tcMar>
-            <w:vAlign w:val="top"/>
-            <w:shd w:val="clear" w:color="auto" w:fill="FFFFFF"/>
-            <w:tcBorders>
-              <w:top w:val="nil"/>
-              <w:bottom w:val="nil"/>
-              <w:left w:val="nil"/>
-              <w:right w:val="nil"/>
-            </w:tcBorders>
-          </w:tcPr>
-          <w:p>
-            <w:r>
-              <w:rPr>
-                <w:rFonts w:ascii="Arial" w:hAnsi="Arial"/>
-                <w:b w:val="0"/>
-                <w:i w:val="0"/>
-                <w:color w:val="4A4743"/>
-                <w:sz w:val="18"/>
-              </w:rPr>
-              <w:t>Build IPPI-Zambia prototype (OC4IDS feed from integrated e-GP and NCC data).</w:t>
-            </w:r>
-          </w:p>
-        </w:tc>
-        <w:tc>
-          <w:tcPr>
-            <w:tcW w:type="dxa" w:w="1701"/>
-            <w:tcMar>
-              <w:top w:w="180" w:type="dxa"/>
-              <w:bottom w:w="180" w:type="dxa"/>
-              <w:left w:w="240" w:type="dxa"/>
-              <w:right w:w="240" w:type="dxa"/>
-            </w:tcMar>
-            <w:vAlign w:val="top"/>
-            <w:shd w:val="clear" w:color="auto" w:fill="FFFFFF"/>
-            <w:tcBorders>
-              <w:top w:val="nil"/>
-              <w:bottom w:val="nil"/>
-              <w:left w:val="nil"/>
-              <w:right w:val="nil"/>
-            </w:tcBorders>
-          </w:tcPr>
-          <w:p>
-            <w:r>
-              <w:rPr>
-                <w:rFonts w:ascii="Arial" w:hAnsi="Arial"/>
-                <w:b w:val="0"/>
-                <w:i/>
-                <w:color w:val="4A4743"/>
-                <w:sz w:val="17"/>
-              </w:rPr>
-              <w:t>[NCC CEO and ZPPA Director General, CoST Zambia delivery]</w:t>
-            </w:r>
-          </w:p>
-        </w:tc>
-        <w:tc>
-          <w:tcPr>
-            <w:tcW w:type="dxa" w:w="737"/>
-            <w:tcMar>
-              <w:top w:w="180" w:type="dxa"/>
-              <w:bottom w:w="180" w:type="dxa"/>
-              <w:left w:w="240" w:type="dxa"/>
-              <w:right w:w="240" w:type="dxa"/>
-            </w:tcMar>
-            <w:vAlign w:val="top"/>
-            <w:shd w:val="clear" w:color="auto" w:fill="FFFFFF"/>
-            <w:tcBorders>
-              <w:top w:val="nil"/>
-              <w:bottom w:val="nil"/>
-              <w:left w:val="nil"/>
-              <w:right w:val="nil"/>
-            </w:tcBorders>
-          </w:tcPr>
-          <w:p>
-            <w:r>
-              <w:rPr>
-                <w:rFonts w:ascii="Arial" w:hAnsi="Arial"/>
-                <w:b/>
-                <w:i w:val="0"/>
-                <w:color w:val="4A4743"/>
-                <w:sz w:val="18"/>
-              </w:rPr>
-              <w:t>R3</w:t>
-            </w:r>
-          </w:p>
-        </w:tc>
-        <w:tc>
-          <w:tcPr>
-            <w:tcW w:type="dxa" w:w="907"/>
-            <w:tcMar>
-              <w:top w:w="180" w:type="dxa"/>
-              <w:bottom w:w="180" w:type="dxa"/>
-              <w:left w:w="240" w:type="dxa"/>
-              <w:right w:w="240" w:type="dxa"/>
-            </w:tcMar>
-            <w:vAlign w:val="top"/>
-            <w:shd w:val="clear" w:color="auto" w:fill="FFFFFF"/>
-            <w:tcBorders>
-              <w:top w:val="nil"/>
-              <w:bottom w:val="nil"/>
-              <w:left w:val="nil"/>
-              <w:right w:val="nil"/>
-            </w:tcBorders>
-          </w:tcPr>
-          <w:p>
-            <w:r>
-              <w:rPr>
-                <w:rFonts w:ascii="Arial" w:hAnsi="Arial"/>
-                <w:b/>
-                <w:i w:val="0"/>
-                <w:color w:val="B7251C"/>
-                <w:sz w:val="18"/>
-              </w:rPr>
-              <w:t>Q1 2027</w:t>
-            </w:r>
-          </w:p>
-        </w:tc>
-        <w:tc>
-          <w:tcPr>
-            <w:tcW w:type="dxa" w:w="1644"/>
-            <w:tcMar>
-              <w:top w:w="180" w:type="dxa"/>
-              <w:bottom w:w="180" w:type="dxa"/>
-              <w:left w:w="240" w:type="dxa"/>
-              <w:right w:w="240" w:type="dxa"/>
-            </w:tcMar>
-            <w:vAlign w:val="top"/>
-            <w:shd w:val="clear" w:color="auto" w:fill="FFFFFF"/>
-            <w:tcBorders>
-              <w:top w:val="nil"/>
-              <w:bottom w:val="nil"/>
-              <w:left w:val="nil"/>
-              <w:right w:val="nil"/>
-            </w:tcBorders>
-          </w:tcPr>
-          <w:p>
-            <w:r>
-              <w:rPr>
-                <w:rFonts w:ascii="Arial" w:hAnsi="Arial"/>
-                <w:b w:val="0"/>
-                <w:i w:val="0"/>
-                <w:color w:val="4A4743"/>
-                <w:sz w:val="17"/>
-              </w:rPr>
-              <w:t>USD 150,000 to 220,000</w:t>
-            </w:r>
-          </w:p>
-        </w:tc>
-      </w:tr>
-      <w:tr>
-        <w:trPr>
-          <w:trHeight w:val="850" w:hRule="atLeast"/>
-        </w:trPr>
-        <w:tc>
-          <w:tcPr>
-            <w:tcW w:type="dxa" w:w="1701"/>
-            <w:tcMar>
-              <w:top w:w="180" w:type="dxa"/>
-              <w:bottom w:w="180" w:type="dxa"/>
-              <w:left w:w="240" w:type="dxa"/>
-              <w:right w:w="240" w:type="dxa"/>
-            </w:tcMar>
-            <w:vAlign w:val="top"/>
-            <w:shd w:val="clear" w:color="auto" w:fill="F3F2F1"/>
-            <w:tcBorders>
-              <w:top w:val="nil"/>
-              <w:bottom w:val="nil"/>
-              <w:left w:val="nil"/>
-              <w:right w:val="nil"/>
-            </w:tcBorders>
-          </w:tcPr>
-          <w:p>
-            <w:r>
-              <w:rPr>
-                <w:rFonts w:ascii="Arial" w:hAnsi="Arial"/>
-                <w:b/>
-                <w:i w:val="0"/>
-                <w:color w:val="4A4743"/>
-                <w:sz w:val="18"/>
-              </w:rPr>
-              <w:t>Long-term (12 months plus)</w:t>
-            </w:r>
-          </w:p>
-        </w:tc>
-        <w:tc>
-          <w:tcPr>
-            <w:tcW w:type="dxa" w:w="2721"/>
-            <w:tcMar>
-              <w:top w:w="180" w:type="dxa"/>
-              <w:bottom w:w="180" w:type="dxa"/>
-              <w:left w:w="240" w:type="dxa"/>
-              <w:right w:w="240" w:type="dxa"/>
-            </w:tcMar>
-            <w:vAlign w:val="top"/>
-            <w:shd w:val="clear" w:color="auto" w:fill="F3F2F1"/>
-            <w:tcBorders>
-              <w:top w:val="nil"/>
-              <w:bottom w:val="nil"/>
-              <w:left w:val="nil"/>
-              <w:right w:val="nil"/>
-            </w:tcBorders>
-          </w:tcPr>
-          <w:p>
-            <w:r>
-              <w:rPr>
-                <w:rFonts w:ascii="Arial" w:hAnsi="Arial"/>
-                <w:b w:val="0"/>
-                <w:i w:val="0"/>
-                <w:color w:val="4A4743"/>
-                <w:sz w:val="18"/>
-              </w:rPr>
-              <w:t>IPPI-Zambia production release.</w:t>
-            </w:r>
-          </w:p>
-        </w:tc>
-        <w:tc>
-          <w:tcPr>
-            <w:tcW w:type="dxa" w:w="1701"/>
-            <w:tcMar>
-              <w:top w:w="180" w:type="dxa"/>
-              <w:bottom w:w="180" w:type="dxa"/>
-              <w:left w:w="240" w:type="dxa"/>
-              <w:right w:w="240" w:type="dxa"/>
-            </w:tcMar>
-            <w:vAlign w:val="top"/>
-            <w:shd w:val="clear" w:color="auto" w:fill="F3F2F1"/>
-            <w:tcBorders>
-              <w:top w:val="nil"/>
-              <w:bottom w:val="nil"/>
-              <w:left w:val="nil"/>
-              <w:right w:val="nil"/>
-            </w:tcBorders>
-          </w:tcPr>
-          <w:p>
-            <w:r>
-              <w:rPr>
-                <w:rFonts w:ascii="Arial" w:hAnsi="Arial"/>
-                <w:b w:val="0"/>
-                <w:i/>
-                <w:color w:val="4A4743"/>
-                <w:sz w:val="17"/>
-              </w:rPr>
-              <w:t>[NCC CEO and ZPPA Director General]</w:t>
-            </w:r>
-          </w:p>
-        </w:tc>
-        <w:tc>
-          <w:tcPr>
-            <w:tcW w:type="dxa" w:w="737"/>
-            <w:tcMar>
-              <w:top w:w="180" w:type="dxa"/>
-              <w:bottom w:w="180" w:type="dxa"/>
-              <w:left w:w="240" w:type="dxa"/>
-              <w:right w:w="240" w:type="dxa"/>
-            </w:tcMar>
-            <w:vAlign w:val="top"/>
-            <w:shd w:val="clear" w:color="auto" w:fill="F3F2F1"/>
-            <w:tcBorders>
-              <w:top w:val="nil"/>
-              <w:bottom w:val="nil"/>
-              <w:left w:val="nil"/>
-              <w:right w:val="nil"/>
-            </w:tcBorders>
-          </w:tcPr>
-          <w:p>
-            <w:r>
-              <w:rPr>
-                <w:rFonts w:ascii="Arial" w:hAnsi="Arial"/>
-                <w:b/>
-                <w:i w:val="0"/>
-                <w:color w:val="4A4743"/>
-                <w:sz w:val="18"/>
-              </w:rPr>
-              <w:t>R3, R4, R5</w:t>
-            </w:r>
-          </w:p>
-        </w:tc>
-        <w:tc>
-          <w:tcPr>
-            <w:tcW w:type="dxa" w:w="907"/>
-            <w:tcMar>
-              <w:top w:w="180" w:type="dxa"/>
-              <w:bottom w:w="180" w:type="dxa"/>
-              <w:left w:w="240" w:type="dxa"/>
-              <w:right w:w="240" w:type="dxa"/>
-            </w:tcMar>
-            <w:vAlign w:val="top"/>
-            <w:shd w:val="clear" w:color="auto" w:fill="F3F2F1"/>
-            <w:tcBorders>
-              <w:top w:val="nil"/>
-              <w:bottom w:val="nil"/>
-              <w:left w:val="nil"/>
-              <w:right w:val="nil"/>
-            </w:tcBorders>
-          </w:tcPr>
-          <w:p>
-            <w:r>
-              <w:rPr>
-                <w:rFonts w:ascii="Arial" w:hAnsi="Arial"/>
-                <w:b/>
-                <w:i w:val="0"/>
-                <w:color w:val="B7251C"/>
-                <w:sz w:val="18"/>
-              </w:rPr>
-              <w:t>Q3 2027</w:t>
-            </w:r>
-          </w:p>
-        </w:tc>
-        <w:tc>
-          <w:tcPr>
-            <w:tcW w:type="dxa" w:w="1644"/>
-            <w:tcMar>
-              <w:top w:w="180" w:type="dxa"/>
-              <w:bottom w:w="180" w:type="dxa"/>
-              <w:left w:w="240" w:type="dxa"/>
-              <w:right w:w="240" w:type="dxa"/>
-            </w:tcMar>
-            <w:vAlign w:val="top"/>
-            <w:shd w:val="clear" w:color="auto" w:fill="F3F2F1"/>
-            <w:tcBorders>
-              <w:top w:val="nil"/>
-              <w:bottom w:val="nil"/>
-              <w:left w:val="nil"/>
-              <w:right w:val="nil"/>
-            </w:tcBorders>
-          </w:tcPr>
-          <w:p>
-            <w:r>
-              <w:rPr>
-                <w:rFonts w:ascii="Arial" w:hAnsi="Arial"/>
-                <w:b w:val="0"/>
-                <w:i w:val="0"/>
-                <w:color w:val="4A4743"/>
-                <w:sz w:val="17"/>
-              </w:rPr>
-              <w:t>USD 80,000 to 120,000</w:t>
-            </w:r>
-          </w:p>
-        </w:tc>
-      </w:tr>
-      <w:tr>
-        <w:trPr>
-          <w:trHeight w:val="850" w:hRule="atLeast"/>
-        </w:trPr>
-        <w:tc>
-          <w:tcPr>
-            <w:tcW w:type="dxa" w:w="1701"/>
-            <w:tcMar>
-              <w:top w:w="180" w:type="dxa"/>
-              <w:bottom w:w="180" w:type="dxa"/>
-              <w:left w:w="240" w:type="dxa"/>
-              <w:right w:w="240" w:type="dxa"/>
-            </w:tcMar>
-            <w:vAlign w:val="top"/>
-            <w:shd w:val="clear" w:color="auto" w:fill="FFFFFF"/>
-            <w:tcBorders>
-              <w:top w:val="nil"/>
-              <w:bottom w:val="nil"/>
-              <w:left w:val="nil"/>
-              <w:right w:val="nil"/>
-            </w:tcBorders>
-          </w:tcPr>
-          <w:p>
-            <w:r>
-              <w:rPr>
-                <w:rFonts w:ascii="Arial" w:hAnsi="Arial"/>
-                <w:b/>
-                <w:i w:val="0"/>
-                <w:color w:val="4A4743"/>
-                <w:sz w:val="18"/>
-              </w:rPr>
-              <w:t>Long-term (12 months plus)</w:t>
-            </w:r>
-          </w:p>
-        </w:tc>
-        <w:tc>
-          <w:tcPr>
-            <w:tcW w:type="dxa" w:w="2721"/>
-            <w:tcMar>
-              <w:top w:w="180" w:type="dxa"/>
-              <w:bottom w:w="180" w:type="dxa"/>
-              <w:left w:w="240" w:type="dxa"/>
-              <w:right w:w="240" w:type="dxa"/>
-            </w:tcMar>
-            <w:vAlign w:val="top"/>
-            <w:shd w:val="clear" w:color="auto" w:fill="FFFFFF"/>
-            <w:tcBorders>
-              <w:top w:val="nil"/>
-              <w:bottom w:val="nil"/>
-              <w:left w:val="nil"/>
-              <w:right w:val="nil"/>
-            </w:tcBorders>
-          </w:tcPr>
-          <w:p>
-            <w:r>
-              <w:rPr>
-                <w:rFonts w:ascii="Arial" w:hAnsi="Arial"/>
-                <w:b w:val="0"/>
-                <w:i w:val="0"/>
-                <w:color w:val="4A4743"/>
-                <w:sz w:val="18"/>
-              </w:rPr>
-              <w:t>Introduce beneficial-ownership regulation under the ZPPA Act.</w:t>
-            </w:r>
-          </w:p>
-        </w:tc>
-        <w:tc>
-          <w:tcPr>
-            <w:tcW w:type="dxa" w:w="1701"/>
-            <w:tcMar>
-              <w:top w:w="180" w:type="dxa"/>
-              <w:bottom w:w="180" w:type="dxa"/>
-              <w:left w:w="240" w:type="dxa"/>
-              <w:right w:w="240" w:type="dxa"/>
-            </w:tcMar>
-            <w:vAlign w:val="top"/>
-            <w:shd w:val="clear" w:color="auto" w:fill="FFFFFF"/>
-            <w:tcBorders>
-              <w:top w:val="nil"/>
-              <w:bottom w:val="nil"/>
-              <w:left w:val="nil"/>
-              <w:right w:val="nil"/>
-            </w:tcBorders>
-          </w:tcPr>
-          <w:p>
-            <w:r>
-              <w:rPr>
-                <w:rFonts w:ascii="Arial" w:hAnsi="Arial"/>
-                <w:b w:val="0"/>
-                <w:i/>
-                <w:color w:val="4A4743"/>
-                <w:sz w:val="17"/>
-              </w:rPr>
-              <w:t>[ZPPA Director General and Attorney General]</w:t>
-            </w:r>
-          </w:p>
-        </w:tc>
-        <w:tc>
-          <w:tcPr>
-            <w:tcW w:type="dxa" w:w="737"/>
-            <w:tcMar>
-              <w:top w:w="180" w:type="dxa"/>
-              <w:bottom w:w="180" w:type="dxa"/>
-              <w:left w:w="240" w:type="dxa"/>
-              <w:right w:w="240" w:type="dxa"/>
-            </w:tcMar>
-            <w:vAlign w:val="top"/>
-            <w:shd w:val="clear" w:color="auto" w:fill="FFFFFF"/>
-            <w:tcBorders>
-              <w:top w:val="nil"/>
-              <w:bottom w:val="nil"/>
-              <w:left w:val="nil"/>
-              <w:right w:val="nil"/>
-            </w:tcBorders>
-          </w:tcPr>
-          <w:p>
-            <w:r>
-              <w:rPr>
-                <w:rFonts w:ascii="Arial" w:hAnsi="Arial"/>
-                <w:b/>
-                <w:i w:val="0"/>
-                <w:color w:val="4A4743"/>
-                <w:sz w:val="18"/>
-              </w:rPr>
-              <w:t>R7</w:t>
-            </w:r>
-          </w:p>
-        </w:tc>
-        <w:tc>
-          <w:tcPr>
-            <w:tcW w:type="dxa" w:w="907"/>
-            <w:tcMar>
-              <w:top w:w="180" w:type="dxa"/>
-              <w:bottom w:w="180" w:type="dxa"/>
-              <w:left w:w="240" w:type="dxa"/>
-              <w:right w:w="240" w:type="dxa"/>
-            </w:tcMar>
-            <w:vAlign w:val="top"/>
-            <w:shd w:val="clear" w:color="auto" w:fill="FFFFFF"/>
-            <w:tcBorders>
-              <w:top w:val="nil"/>
-              <w:bottom w:val="nil"/>
-              <w:left w:val="nil"/>
-              <w:right w:val="nil"/>
-            </w:tcBorders>
-          </w:tcPr>
-          <w:p>
-            <w:r>
-              <w:rPr>
-                <w:rFonts w:ascii="Arial" w:hAnsi="Arial"/>
-                <w:b/>
-                <w:i w:val="0"/>
-                <w:color w:val="B7251C"/>
-                <w:sz w:val="18"/>
-              </w:rPr>
-              <w:t>Q2 2027</w:t>
-            </w:r>
-          </w:p>
-        </w:tc>
-        <w:tc>
-          <w:tcPr>
-            <w:tcW w:type="dxa" w:w="1644"/>
-            <w:tcMar>
-              <w:top w:w="180" w:type="dxa"/>
-              <w:bottom w:w="180" w:type="dxa"/>
-              <w:left w:w="240" w:type="dxa"/>
-              <w:right w:w="240" w:type="dxa"/>
-            </w:tcMar>
-            <w:vAlign w:val="top"/>
-            <w:shd w:val="clear" w:color="auto" w:fill="FFFFFF"/>
-            <w:tcBorders>
-              <w:top w:val="nil"/>
-              <w:bottom w:val="nil"/>
-              <w:left w:val="nil"/>
-              <w:right w:val="nil"/>
-            </w:tcBorders>
-          </w:tcPr>
-          <w:p>
-            <w:r>
-              <w:rPr>
-                <w:rFonts w:ascii="Arial" w:hAnsi="Arial"/>
-                <w:b w:val="0"/>
-                <w:i w:val="0"/>
-                <w:color w:val="4A4743"/>
-                <w:sz w:val="17"/>
-              </w:rPr>
-              <w:t>No new budget required</w:t>
-            </w:r>
-          </w:p>
-        </w:tc>
-      </w:tr>
-      <w:tr>
-        <w:trPr>
-          <w:trHeight w:val="850" w:hRule="atLeast"/>
-        </w:trPr>
-        <w:tc>
-          <w:tcPr>
-            <w:tcW w:type="dxa" w:w="1701"/>
-            <w:tcMar>
-              <w:top w:w="180" w:type="dxa"/>
-              <w:bottom w:w="180" w:type="dxa"/>
-              <w:left w:w="240" w:type="dxa"/>
-              <w:right w:w="240" w:type="dxa"/>
-            </w:tcMar>
-            <w:vAlign w:val="top"/>
-            <w:shd w:val="clear" w:color="auto" w:fill="F3F2F1"/>
-            <w:tcBorders>
-              <w:top w:val="nil"/>
-              <w:bottom w:val="nil"/>
-              <w:left w:val="nil"/>
-              <w:right w:val="nil"/>
-            </w:tcBorders>
-          </w:tcPr>
-          <w:p>
-            <w:r>
-              <w:rPr>
-                <w:rFonts w:ascii="Arial" w:hAnsi="Arial"/>
-                <w:b/>
-                <w:i w:val="0"/>
-                <w:color w:val="4A4743"/>
-                <w:sz w:val="18"/>
-              </w:rPr>
-              <w:t>Long-term (12 months plus)</w:t>
-            </w:r>
-          </w:p>
-        </w:tc>
-        <w:tc>
-          <w:tcPr>
-            <w:tcW w:type="dxa" w:w="2721"/>
-            <w:tcMar>
-              <w:top w:w="180" w:type="dxa"/>
-              <w:bottom w:w="180" w:type="dxa"/>
-              <w:left w:w="240" w:type="dxa"/>
-              <w:right w:w="240" w:type="dxa"/>
-            </w:tcMar>
-            <w:vAlign w:val="top"/>
-            <w:shd w:val="clear" w:color="auto" w:fill="F3F2F1"/>
-            <w:tcBorders>
-              <w:top w:val="nil"/>
-              <w:bottom w:val="nil"/>
-              <w:left w:val="nil"/>
-              <w:right w:val="nil"/>
-            </w:tcBorders>
-          </w:tcPr>
-          <w:p>
-            <w:r>
-              <w:rPr>
-                <w:rFonts w:ascii="Arial" w:hAnsi="Arial"/>
-                <w:b w:val="0"/>
-                <w:i w:val="0"/>
-                <w:color w:val="4A4743"/>
-                <w:sz w:val="18"/>
-              </w:rPr>
-              <w:t>Amend NCC regulations on maintenance and decommissioning capture.</w:t>
-            </w:r>
-          </w:p>
-        </w:tc>
-        <w:tc>
-          <w:tcPr>
-            <w:tcW w:type="dxa" w:w="1701"/>
-            <w:tcMar>
-              <w:top w:w="180" w:type="dxa"/>
-              <w:bottom w:w="180" w:type="dxa"/>
-              <w:left w:w="240" w:type="dxa"/>
-              <w:right w:w="240" w:type="dxa"/>
-            </w:tcMar>
-            <w:vAlign w:val="top"/>
-            <w:shd w:val="clear" w:color="auto" w:fill="F3F2F1"/>
-            <w:tcBorders>
-              <w:top w:val="nil"/>
-              <w:bottom w:val="nil"/>
-              <w:left w:val="nil"/>
-              <w:right w:val="nil"/>
-            </w:tcBorders>
-          </w:tcPr>
-          <w:p>
-            <w:r>
-              <w:rPr>
-                <w:rFonts w:ascii="Arial" w:hAnsi="Arial"/>
-                <w:b w:val="0"/>
-                <w:i/>
-                <w:color w:val="4A4743"/>
-                <w:sz w:val="17"/>
-              </w:rPr>
-              <w:t>[NCC CEO and Ministry of Infrastructure]</w:t>
-            </w:r>
-          </w:p>
-        </w:tc>
-        <w:tc>
-          <w:tcPr>
-            <w:tcW w:type="dxa" w:w="737"/>
-            <w:tcMar>
-              <w:top w:w="180" w:type="dxa"/>
-              <w:bottom w:w="180" w:type="dxa"/>
-              <w:left w:w="240" w:type="dxa"/>
-              <w:right w:w="240" w:type="dxa"/>
-            </w:tcMar>
-            <w:vAlign w:val="top"/>
-            <w:shd w:val="clear" w:color="auto" w:fill="F3F2F1"/>
-            <w:tcBorders>
-              <w:top w:val="nil"/>
-              <w:bottom w:val="nil"/>
-              <w:left w:val="nil"/>
-              <w:right w:val="nil"/>
-            </w:tcBorders>
-          </w:tcPr>
-          <w:p>
-            <w:r>
-              <w:rPr>
-                <w:rFonts w:ascii="Arial" w:hAnsi="Arial"/>
-                <w:b/>
-                <w:i w:val="0"/>
-                <w:color w:val="4A4743"/>
-                <w:sz w:val="18"/>
-              </w:rPr>
-              <w:t>R8</w:t>
-            </w:r>
-          </w:p>
-        </w:tc>
-        <w:tc>
-          <w:tcPr>
-            <w:tcW w:type="dxa" w:w="907"/>
-            <w:tcMar>
-              <w:top w:w="180" w:type="dxa"/>
-              <w:bottom w:w="180" w:type="dxa"/>
-              <w:left w:w="240" w:type="dxa"/>
-              <w:right w:w="240" w:type="dxa"/>
-            </w:tcMar>
-            <w:vAlign w:val="top"/>
-            <w:shd w:val="clear" w:color="auto" w:fill="F3F2F1"/>
-            <w:tcBorders>
-              <w:top w:val="nil"/>
-              <w:bottom w:val="nil"/>
-              <w:left w:val="nil"/>
-              <w:right w:val="nil"/>
-            </w:tcBorders>
-          </w:tcPr>
-          <w:p>
-            <w:r>
-              <w:rPr>
-                <w:rFonts w:ascii="Arial" w:hAnsi="Arial"/>
-                <w:b/>
-                <w:i w:val="0"/>
-                <w:color w:val="B7251C"/>
-                <w:sz w:val="18"/>
-              </w:rPr>
-              <w:t>Q3 2027</w:t>
-            </w:r>
-          </w:p>
-        </w:tc>
-        <w:tc>
-          <w:tcPr>
-            <w:tcW w:type="dxa" w:w="1644"/>
-            <w:tcMar>
-              <w:top w:w="180" w:type="dxa"/>
-              <w:bottom w:w="180" w:type="dxa"/>
-              <w:left w:w="240" w:type="dxa"/>
-              <w:right w:w="240" w:type="dxa"/>
-            </w:tcMar>
-            <w:vAlign w:val="top"/>
-            <w:shd w:val="clear" w:color="auto" w:fill="F3F2F1"/>
-            <w:tcBorders>
-              <w:top w:val="nil"/>
-              <w:bottom w:val="nil"/>
-              <w:left w:val="nil"/>
-              <w:right w:val="nil"/>
-            </w:tcBorders>
-          </w:tcPr>
-          <w:p>
-            <w:r>
-              <w:rPr>
-                <w:rFonts w:ascii="Arial" w:hAnsi="Arial"/>
-                <w:b w:val="0"/>
-                <w:i w:val="0"/>
-                <w:color w:val="4A4743"/>
-                <w:sz w:val="17"/>
-              </w:rPr>
-              <w:t>USD 20,000 to 40,000</w:t>
-            </w:r>
-          </w:p>
-        </w:tc>
-      </w:tr>
-    </w:tbl>
-    <w:p>
-      <w:r>
-        <w:br w:type="page"/>
-      </w:r>
-    </w:p>
-    <w:p>
-      <w:pPr>
-        <w:keepNext/>
-        <w:spacing w:before="280" w:after="120"/>
-      </w:pPr>
-      <w:r>
-        <w:rPr>
-          <w:rFonts w:ascii="Arial" w:hAnsi="Arial"/>
-          <w:b/>
-          <w:i w:val="0"/>
-          <w:color w:val="B7251C"/>
-          <w:sz w:val="30"/>
-        </w:rPr>
-        <w:t>11.  Risks and mitigations</w:t>
-      </w:r>
-    </w:p>
-    <w:tbl>
-      <w:tblPr>
-        <w:jc w:val="left"/>
-        <w:tblLayout w:type="fixed"/>
-        <w:tblLook w:firstColumn="1" w:firstRow="1" w:lastColumn="0" w:lastRow="0" w:noHBand="0" w:noVBand="1" w:val="04A0"/>
-        <w:tblW w:w="9412" w:type="dxa"/>
-      </w:tblPr>
-      <w:tblGrid>
-        <w:gridCol w:w="3137"/>
-        <w:gridCol w:w="3137"/>
-        <w:gridCol w:w="3137"/>
-      </w:tblGrid>
-      <w:tr>
-        <w:tc>
-          <w:tcPr>
-            <w:tcW w:type="dxa" w:w="3137"/>
-            <w:tcMar>
-              <w:top w:w="220" w:type="dxa"/>
-              <w:bottom w:w="220" w:type="dxa"/>
-              <w:left w:w="240" w:type="dxa"/>
-              <w:right w:w="240" w:type="dxa"/>
-            </w:tcMar>
-            <w:vAlign w:val="top"/>
-            <w:shd w:val="clear" w:color="auto" w:fill="C00000"/>
-            <w:tcBorders>
-              <w:top w:val="single" w:sz="4" w:color="C00000"/>
-              <w:bottom w:val="single" w:sz="4" w:color="C00000"/>
-              <w:left w:val="single" w:sz="4" w:color="C00000"/>
-              <w:right w:val="single" w:sz="4" w:color="C00000"/>
-            </w:tcBorders>
-            <w:tcMar>
-              <w:top w:w="220" w:type="dxa"/>
-              <w:bottom w:w="220" w:type="dxa"/>
-              <w:left w:w="240" w:type="dxa"/>
-              <w:right w:w="240" w:type="dxa"/>
-            </w:tcMar>
-          </w:tcPr>
-          <w:p>
-            <w:r>
-              <w:rPr>
-                <w:rFonts w:ascii="Arial" w:hAnsi="Arial"/>
-                <w:b/>
-                <w:i w:val="0"/>
-                <w:color w:val="FFFFFF"/>
-                <w:sz w:val="20"/>
-              </w:rPr>
-              <w:t>Risk</w:t>
-            </w:r>
-          </w:p>
-        </w:tc>
-        <w:tc>
-          <w:tcPr>
-            <w:tcW w:type="dxa" w:w="3137"/>
-            <w:tcMar>
-              <w:top w:w="220" w:type="dxa"/>
-              <w:bottom w:w="220" w:type="dxa"/>
-              <w:left w:w="240" w:type="dxa"/>
-              <w:right w:w="240" w:type="dxa"/>
-            </w:tcMar>
-            <w:vAlign w:val="top"/>
-            <w:shd w:val="clear" w:color="auto" w:fill="C00000"/>
-            <w:tcBorders>
-              <w:top w:val="single" w:sz="4" w:color="C00000"/>
-              <w:bottom w:val="single" w:sz="4" w:color="C00000"/>
-              <w:left w:val="single" w:sz="4" w:color="C00000"/>
-              <w:right w:val="single" w:sz="4" w:color="C00000"/>
-            </w:tcBorders>
-            <w:tcMar>
-              <w:top w:w="220" w:type="dxa"/>
-              <w:bottom w:w="220" w:type="dxa"/>
-              <w:left w:w="240" w:type="dxa"/>
-              <w:right w:w="240" w:type="dxa"/>
-            </w:tcMar>
-          </w:tcPr>
-          <w:p>
-            <w:r>
-              <w:rPr>
-                <w:rFonts w:ascii="Arial" w:hAnsi="Arial"/>
-                <w:b/>
-                <w:i w:val="0"/>
-                <w:color w:val="FFFFFF"/>
-                <w:sz w:val="20"/>
-              </w:rPr>
-              <w:t>Why it matters</w:t>
-            </w:r>
-          </w:p>
-        </w:tc>
-        <w:tc>
-          <w:tcPr>
-            <w:tcW w:type="dxa" w:w="3137"/>
-            <w:tcMar>
-              <w:top w:w="220" w:type="dxa"/>
-              <w:bottom w:w="220" w:type="dxa"/>
-              <w:left w:w="240" w:type="dxa"/>
-              <w:right w:w="240" w:type="dxa"/>
-            </w:tcMar>
-            <w:vAlign w:val="top"/>
-            <w:shd w:val="clear" w:color="auto" w:fill="C00000"/>
-            <w:tcBorders>
-              <w:top w:val="single" w:sz="4" w:color="C00000"/>
-              <w:bottom w:val="single" w:sz="4" w:color="C00000"/>
-              <w:left w:val="single" w:sz="4" w:color="C00000"/>
-              <w:right w:val="single" w:sz="4" w:color="C00000"/>
-            </w:tcBorders>
-            <w:tcMar>
-              <w:top w:w="220" w:type="dxa"/>
-              <w:bottom w:w="220" w:type="dxa"/>
-              <w:left w:w="240" w:type="dxa"/>
-              <w:right w:w="240" w:type="dxa"/>
-            </w:tcMar>
-          </w:tcPr>
-          <w:p>
-            <w:r>
-              <w:rPr>
-                <w:rFonts w:ascii="Arial" w:hAnsi="Arial"/>
-                <w:b/>
-                <w:i w:val="0"/>
-                <w:color w:val="FFFFFF"/>
-                <w:sz w:val="20"/>
-              </w:rPr>
-              <w:t>Mitigation</w:t>
-            </w:r>
-          </w:p>
-        </w:tc>
-      </w:tr>
-      <w:tr>
-        <w:trPr>
-          <w:trHeight w:val="1020" w:hRule="atLeast"/>
-        </w:trPr>
-        <w:tc>
-          <w:tcPr>
-            <w:tcW w:type="dxa" w:w="3137"/>
-            <w:tcMar>
-              <w:top w:w="180" w:type="dxa"/>
-              <w:bottom w:w="180" w:type="dxa"/>
-              <w:left w:w="240" w:type="dxa"/>
-              <w:right w:w="240" w:type="dxa"/>
-            </w:tcMar>
-            <w:vAlign w:val="top"/>
-            <w:shd w:val="clear" w:color="auto" w:fill="FFFFFF"/>
-            <w:tcBorders>
-              <w:top w:val="nil"/>
-              <w:bottom w:val="nil"/>
-              <w:left w:val="nil"/>
-              <w:right w:val="nil"/>
-            </w:tcBorders>
-          </w:tcPr>
-          <w:p>
-            <w:r>
-              <w:rPr>
-                <w:rFonts w:ascii="Arial" w:hAnsi="Arial"/>
-                <w:b/>
-                <w:i w:val="0"/>
-                <w:color w:val="4A4743"/>
-                <w:sz w:val="19"/>
-              </w:rPr>
-              <w:t>Political will on inter-agency data sharing.</w:t>
-            </w:r>
-          </w:p>
-        </w:tc>
-        <w:tc>
-          <w:tcPr>
-            <w:tcW w:type="dxa" w:w="3137"/>
-            <w:tcMar>
-              <w:top w:w="180" w:type="dxa"/>
-              <w:bottom w:w="180" w:type="dxa"/>
-              <w:left w:w="240" w:type="dxa"/>
-              <w:right w:w="240" w:type="dxa"/>
-            </w:tcMar>
-            <w:vAlign w:val="top"/>
-            <w:shd w:val="clear" w:color="auto" w:fill="FFFFFF"/>
-            <w:tcBorders>
-              <w:top w:val="nil"/>
-              <w:bottom w:val="nil"/>
-              <w:left w:val="nil"/>
-              <w:right w:val="nil"/>
-            </w:tcBorders>
-          </w:tcPr>
-          <w:p>
-            <w:r>
-              <w:rPr>
-                <w:rFonts w:ascii="Arial" w:hAnsi="Arial"/>
-                <w:b w:val="0"/>
-                <w:i w:val="0"/>
-                <w:color w:val="4A4743"/>
-                <w:sz w:val="19"/>
-              </w:rPr>
-              <w:t>R5 requires ministerial signature. Without it, R3 stalls and the integration benefit is lost.</w:t>
-            </w:r>
-          </w:p>
-        </w:tc>
-        <w:tc>
-          <w:tcPr>
-            <w:tcW w:type="dxa" w:w="3137"/>
-            <w:tcMar>
-              <w:top w:w="180" w:type="dxa"/>
-              <w:bottom w:w="180" w:type="dxa"/>
-              <w:left w:w="240" w:type="dxa"/>
-              <w:right w:w="240" w:type="dxa"/>
-            </w:tcMar>
-            <w:vAlign w:val="top"/>
-            <w:shd w:val="clear" w:color="auto" w:fill="FFFFFF"/>
-            <w:tcBorders>
-              <w:top w:val="nil"/>
-              <w:bottom w:val="nil"/>
-              <w:left w:val="nil"/>
-              <w:right w:val="nil"/>
-            </w:tcBorders>
-          </w:tcPr>
-          <w:p>
-            <w:r>
-              <w:rPr>
-                <w:rFonts w:ascii="Arial" w:hAnsi="Arial"/>
-                <w:b w:val="0"/>
-                <w:i w:val="0"/>
-                <w:color w:val="4A4743"/>
-                <w:sz w:val="19"/>
-              </w:rPr>
-              <w:t>Pre-brief the MSG through CoST Zambia; anchor the request in ATI Act 2023 section 8, which already mandates proactive disclosure. Frame the request as operationalising existing law, not creating new obligations.</w:t>
-            </w:r>
-          </w:p>
-        </w:tc>
-      </w:tr>
-      <w:tr>
-        <w:trPr>
-          <w:trHeight w:val="1020" w:hRule="atLeast"/>
-        </w:trPr>
-        <w:tc>
-          <w:tcPr>
-            <w:tcW w:type="dxa" w:w="3137"/>
-            <w:tcMar>
-              <w:top w:w="180" w:type="dxa"/>
-              <w:bottom w:w="180" w:type="dxa"/>
-              <w:left w:w="240" w:type="dxa"/>
-              <w:right w:w="240" w:type="dxa"/>
-            </w:tcMar>
-            <w:vAlign w:val="top"/>
-            <w:shd w:val="clear" w:color="auto" w:fill="F3F2F1"/>
-            <w:tcBorders>
-              <w:top w:val="nil"/>
-              <w:bottom w:val="nil"/>
-              <w:left w:val="nil"/>
-              <w:right w:val="nil"/>
-            </w:tcBorders>
-          </w:tcPr>
-          <w:p>
-            <w:r>
-              <w:rPr>
-                <w:rFonts w:ascii="Arial" w:hAnsi="Arial"/>
-                <w:b/>
-                <w:i w:val="0"/>
-                <w:color w:val="4A4743"/>
-                <w:sz w:val="19"/>
-              </w:rPr>
-              <w:t>IPPI-Zambia scope creep.</w:t>
-            </w:r>
-          </w:p>
-        </w:tc>
-        <w:tc>
-          <w:tcPr>
-            <w:tcW w:type="dxa" w:w="3137"/>
-            <w:tcMar>
-              <w:top w:w="180" w:type="dxa"/>
-              <w:bottom w:w="180" w:type="dxa"/>
-              <w:left w:w="240" w:type="dxa"/>
-              <w:right w:w="240" w:type="dxa"/>
-            </w:tcMar>
-            <w:vAlign w:val="top"/>
-            <w:shd w:val="clear" w:color="auto" w:fill="F3F2F1"/>
-            <w:tcBorders>
-              <w:top w:val="nil"/>
-              <w:bottom w:val="nil"/>
-              <w:left w:val="nil"/>
-              <w:right w:val="nil"/>
-            </w:tcBorders>
-          </w:tcPr>
-          <w:p>
-            <w:r>
-              <w:rPr>
-                <w:rFonts w:ascii="Arial" w:hAnsi="Arial"/>
-                <w:b w:val="0"/>
-                <w:i w:val="0"/>
-                <w:color w:val="4A4743"/>
-                <w:sz w:val="19"/>
-              </w:rPr>
-              <w:t>The integration layer is tempting to scope as a full monitoring platform. That scope defeats the 12-month timeline.</w:t>
-            </w:r>
-          </w:p>
-        </w:tc>
-        <w:tc>
-          <w:tcPr>
-            <w:tcW w:type="dxa" w:w="3137"/>
-            <w:tcMar>
-              <w:top w:w="180" w:type="dxa"/>
-              <w:bottom w:w="180" w:type="dxa"/>
-              <w:left w:w="240" w:type="dxa"/>
-              <w:right w:w="240" w:type="dxa"/>
-            </w:tcMar>
-            <w:vAlign w:val="top"/>
-            <w:shd w:val="clear" w:color="auto" w:fill="F3F2F1"/>
-            <w:tcBorders>
-              <w:top w:val="nil"/>
-              <w:bottom w:val="nil"/>
-              <w:left w:val="nil"/>
-              <w:right w:val="nil"/>
-            </w:tcBorders>
-          </w:tcPr>
-          <w:p>
-            <w:r>
-              <w:rPr>
-                <w:rFonts w:ascii="Arial" w:hAnsi="Arial"/>
-                <w:b w:val="0"/>
-                <w:i w:val="0"/>
-                <w:color w:val="4A4743"/>
-                <w:sz w:val="19"/>
-              </w:rPr>
-              <w:t>Lock scope to OC4IDS publication plus a public API plus a download endpoint. Everything else is Phase 2. Document the locked scope in the Phase 1 ToR.</w:t>
-            </w:r>
-          </w:p>
-        </w:tc>
-      </w:tr>
-      <w:tr>
-        <w:trPr>
-          <w:trHeight w:val="1020" w:hRule="atLeast"/>
-        </w:trPr>
-        <w:tc>
-          <w:tcPr>
-            <w:tcW w:type="dxa" w:w="3137"/>
-            <w:tcMar>
-              <w:top w:w="180" w:type="dxa"/>
-              <w:bottom w:w="180" w:type="dxa"/>
-              <w:left w:w="240" w:type="dxa"/>
-              <w:right w:w="240" w:type="dxa"/>
-            </w:tcMar>
-            <w:vAlign w:val="top"/>
-            <w:shd w:val="clear" w:color="auto" w:fill="FFFFFF"/>
-            <w:tcBorders>
-              <w:top w:val="nil"/>
-              <w:bottom w:val="nil"/>
-              <w:left w:val="nil"/>
-              <w:right w:val="nil"/>
-            </w:tcBorders>
-          </w:tcPr>
-          <w:p>
-            <w:r>
-              <w:rPr>
-                <w:rFonts w:ascii="Arial" w:hAnsi="Arial"/>
-                <w:b/>
-                <w:i w:val="0"/>
-                <w:color w:val="4A4743"/>
-                <w:sz w:val="19"/>
-              </w:rPr>
-              <w:t>NCC form redesign resistance.</w:t>
-            </w:r>
-          </w:p>
-        </w:tc>
-        <w:tc>
-          <w:tcPr>
-            <w:tcW w:type="dxa" w:w="3137"/>
-            <w:tcMar>
-              <w:top w:w="180" w:type="dxa"/>
-              <w:bottom w:w="180" w:type="dxa"/>
-              <w:left w:w="240" w:type="dxa"/>
-              <w:right w:w="240" w:type="dxa"/>
-            </w:tcMar>
-            <w:vAlign w:val="top"/>
-            <w:shd w:val="clear" w:color="auto" w:fill="FFFFFF"/>
-            <w:tcBorders>
-              <w:top w:val="nil"/>
-              <w:bottom w:val="nil"/>
-              <w:left w:val="nil"/>
-              <w:right w:val="nil"/>
-            </w:tcBorders>
-          </w:tcPr>
-          <w:p>
-            <w:r>
-              <w:rPr>
-                <w:rFonts w:ascii="Arial" w:hAnsi="Arial"/>
-                <w:b w:val="0"/>
-                <w:i w:val="0"/>
-                <w:color w:val="4A4743"/>
-                <w:sz w:val="19"/>
-              </w:rPr>
-              <w:t>Structured fields change inspector workflows. Field staff may resist the change without training and clear benefits.</w:t>
-            </w:r>
-          </w:p>
-        </w:tc>
-        <w:tc>
-          <w:tcPr>
-            <w:tcW w:type="dxa" w:w="3137"/>
-            <w:tcMar>
-              <w:top w:w="180" w:type="dxa"/>
-              <w:bottom w:w="180" w:type="dxa"/>
-              <w:left w:w="240" w:type="dxa"/>
-              <w:right w:w="240" w:type="dxa"/>
-            </w:tcMar>
-            <w:vAlign w:val="top"/>
-            <w:shd w:val="clear" w:color="auto" w:fill="FFFFFF"/>
-            <w:tcBorders>
-              <w:top w:val="nil"/>
-              <w:bottom w:val="nil"/>
-              <w:left w:val="nil"/>
-              <w:right w:val="nil"/>
-            </w:tcBorders>
-          </w:tcPr>
-          <w:p>
-            <w:r>
-              <w:rPr>
-                <w:rFonts w:ascii="Arial" w:hAnsi="Arial"/>
-                <w:b w:val="0"/>
-                <w:i w:val="0"/>
-                <w:color w:val="4A4743"/>
-                <w:sz w:val="19"/>
-              </w:rPr>
-              <w:t>Co-design with NCC inspectors in the pilot phase. Publish the pilot results before full roll-out so benefits are visible.</w:t>
-            </w:r>
-          </w:p>
-        </w:tc>
-      </w:tr>
-      <w:tr>
-        <w:trPr>
-          <w:trHeight w:val="1020" w:hRule="atLeast"/>
-        </w:trPr>
-        <w:tc>
-          <w:tcPr>
-            <w:tcW w:type="dxa" w:w="3137"/>
-            <w:tcMar>
-              <w:top w:w="180" w:type="dxa"/>
-              <w:bottom w:w="180" w:type="dxa"/>
-              <w:left w:w="240" w:type="dxa"/>
-              <w:right w:w="240" w:type="dxa"/>
-            </w:tcMar>
-            <w:vAlign w:val="top"/>
-            <w:shd w:val="clear" w:color="auto" w:fill="F3F2F1"/>
-            <w:tcBorders>
-              <w:top w:val="nil"/>
-              <w:bottom w:val="nil"/>
-              <w:left w:val="nil"/>
-              <w:right w:val="nil"/>
-            </w:tcBorders>
-          </w:tcPr>
-          <w:p>
-            <w:r>
-              <w:rPr>
-                <w:rFonts w:ascii="Arial" w:hAnsi="Arial"/>
-                <w:b/>
-                <w:i w:val="0"/>
-                <w:color w:val="4A4743"/>
-                <w:sz w:val="19"/>
-              </w:rPr>
-              <w:t>ATI information officer capacity.</w:t>
-            </w:r>
-          </w:p>
-        </w:tc>
-        <w:tc>
-          <w:tcPr>
-            <w:tcW w:type="dxa" w:w="3137"/>
-            <w:tcMar>
-              <w:top w:w="180" w:type="dxa"/>
-              <w:bottom w:w="180" w:type="dxa"/>
-              <w:left w:w="240" w:type="dxa"/>
-              <w:right w:w="240" w:type="dxa"/>
-            </w:tcMar>
-            <w:vAlign w:val="top"/>
-            <w:shd w:val="clear" w:color="auto" w:fill="F3F2F1"/>
-            <w:tcBorders>
-              <w:top w:val="nil"/>
-              <w:bottom w:val="nil"/>
-              <w:left w:val="nil"/>
-              <w:right w:val="nil"/>
-            </w:tcBorders>
-          </w:tcPr>
-          <w:p>
-            <w:r>
-              <w:rPr>
-                <w:rFonts w:ascii="Arial" w:hAnsi="Arial"/>
-                <w:b w:val="0"/>
-                <w:i w:val="0"/>
-                <w:color w:val="4A4743"/>
-                <w:sz w:val="19"/>
-              </w:rPr>
-              <w:t>Newly designated officers under R6 lack OC4IDS training and may default to reactive disclosure only.</w:t>
-            </w:r>
-          </w:p>
-        </w:tc>
-        <w:tc>
-          <w:tcPr>
-            <w:tcW w:type="dxa" w:w="3137"/>
-            <w:tcMar>
-              <w:top w:w="180" w:type="dxa"/>
-              <w:bottom w:w="180" w:type="dxa"/>
-              <w:left w:w="240" w:type="dxa"/>
-              <w:right w:w="240" w:type="dxa"/>
-            </w:tcMar>
-            <w:vAlign w:val="top"/>
-            <w:shd w:val="clear" w:color="auto" w:fill="F3F2F1"/>
-            <w:tcBorders>
-              <w:top w:val="nil"/>
-              <w:bottom w:val="nil"/>
-              <w:left w:val="nil"/>
-              <w:right w:val="nil"/>
-            </w:tcBorders>
-          </w:tcPr>
-          <w:p>
-            <w:r>
-              <w:rPr>
-                <w:rFonts w:ascii="Arial" w:hAnsi="Arial"/>
-                <w:b w:val="0"/>
-                <w:i w:val="0"/>
-                <w:color w:val="4A4743"/>
-                <w:sz w:val="19"/>
-              </w:rPr>
-              <w:t>Run a two-day CoST Zambia training workshop at designation. Quarterly refresher in year one. Publish an information officer handbook.</w:t>
-            </w:r>
-          </w:p>
-        </w:tc>
-      </w:tr>
-      <w:tr>
-        <w:trPr>
-          <w:trHeight w:val="1020" w:hRule="atLeast"/>
-        </w:trPr>
-        <w:tc>
-          <w:tcPr>
-            <w:tcW w:type="dxa" w:w="3137"/>
-            <w:tcMar>
-              <w:top w:w="180" w:type="dxa"/>
-              <w:bottom w:w="180" w:type="dxa"/>
-              <w:left w:w="240" w:type="dxa"/>
-              <w:right w:w="240" w:type="dxa"/>
-            </w:tcMar>
-            <w:vAlign w:val="top"/>
-            <w:shd w:val="clear" w:color="auto" w:fill="FFFFFF"/>
-            <w:tcBorders>
-              <w:top w:val="nil"/>
-              <w:bottom w:val="nil"/>
-              <w:left w:val="nil"/>
-              <w:right w:val="nil"/>
-            </w:tcBorders>
-          </w:tcPr>
-          <w:p>
-            <w:r>
-              <w:rPr>
-                <w:rFonts w:ascii="Arial" w:hAnsi="Arial"/>
-                <w:b/>
-                <w:i w:val="0"/>
-                <w:color w:val="4A4743"/>
-                <w:sz w:val="19"/>
-              </w:rPr>
-              <w:t>Regulatory timing on beneficial ownership (R7).</w:t>
-            </w:r>
-          </w:p>
-        </w:tc>
-        <w:tc>
-          <w:tcPr>
-            <w:tcW w:type="dxa" w:w="3137"/>
-            <w:tcMar>
-              <w:top w:w="180" w:type="dxa"/>
-              <w:bottom w:w="180" w:type="dxa"/>
-              <w:left w:w="240" w:type="dxa"/>
-              <w:right w:w="240" w:type="dxa"/>
-            </w:tcMar>
-            <w:vAlign w:val="top"/>
-            <w:shd w:val="clear" w:color="auto" w:fill="FFFFFF"/>
-            <w:tcBorders>
-              <w:top w:val="nil"/>
-              <w:bottom w:val="nil"/>
-              <w:left w:val="nil"/>
-              <w:right w:val="nil"/>
-            </w:tcBorders>
-          </w:tcPr>
-          <w:p>
-            <w:r>
-              <w:rPr>
-                <w:rFonts w:ascii="Arial" w:hAnsi="Arial"/>
-                <w:b w:val="0"/>
-                <w:i w:val="0"/>
-                <w:color w:val="4A4743"/>
-                <w:sz w:val="19"/>
-              </w:rPr>
-              <w:t>Regulatory drafting and consultation can run 12 to 18 months. A late regulation means the Parties sheet stays at 1.9% coverage.</w:t>
-            </w:r>
-          </w:p>
-        </w:tc>
-        <w:tc>
-          <w:tcPr>
-            <w:tcW w:type="dxa" w:w="3137"/>
-            <w:tcMar>
-              <w:top w:w="180" w:type="dxa"/>
-              <w:bottom w:w="180" w:type="dxa"/>
-              <w:left w:w="240" w:type="dxa"/>
-              <w:right w:w="240" w:type="dxa"/>
-            </w:tcMar>
-            <w:vAlign w:val="top"/>
-            <w:shd w:val="clear" w:color="auto" w:fill="FFFFFF"/>
-            <w:tcBorders>
-              <w:top w:val="nil"/>
-              <w:bottom w:val="nil"/>
-              <w:left w:val="nil"/>
-              <w:right w:val="nil"/>
-            </w:tcBorders>
-          </w:tcPr>
-          <w:p>
-            <w:r>
-              <w:rPr>
-                <w:rFonts w:ascii="Arial" w:hAnsi="Arial"/>
-                <w:b w:val="0"/>
-                <w:i w:val="0"/>
-                <w:color w:val="4A4743"/>
-                <w:sz w:val="19"/>
-              </w:rPr>
-              <w:t>Start consultation in Q3 2026 so the regulation is ready when IPPI-Zambia production launches in Q3 2027.</w:t>
-            </w:r>
-          </w:p>
-        </w:tc>
-      </w:tr>
-    </w:tbl>
-    <w:p>
-      <w:pPr>
-        <w:spacing w:after="280" w:before="0"/>
-      </w:pPr>
-    </w:p>
-    <w:p>
-      <w:pPr>
-        <w:keepNext/>
-        <w:spacing w:before="280" w:after="120"/>
-      </w:pPr>
-      <w:r>
-        <w:rPr>
-          <w:rFonts w:ascii="Arial" w:hAnsi="Arial"/>
-          <w:b/>
-          <w:i w:val="0"/>
-          <w:color w:val="B7251C"/>
-          <w:sz w:val="30"/>
-        </w:rPr>
-        <w:t>12.  Review trail</w:t>
-      </w:r>
-    </w:p>
-    <w:tbl>
-      <w:tblPr>
-        <w:jc w:val="left"/>
-        <w:tblLayout w:type="fixed"/>
-        <w:tblLook w:firstColumn="1" w:firstRow="1" w:lastColumn="0" w:lastRow="0" w:noHBand="0" w:noVBand="1" w:val="04A0"/>
-        <w:tblW w:w="9412" w:type="dxa"/>
+        <w:tblInd w:w="0" w:type="dxa"/>
       </w:tblPr>
       <w:tblGrid>
         <w:gridCol w:w="3402"/>
@@ -13371,7 +8788,7 @@
                 <w:color w:val="4A4743"/>
                 <w:sz w:val="19"/>
               </w:rPr>
-              <w:t>Technical feasibility sign-off on R1, R2, R3</w:t>
+              <w:t>Technical feasibility sign-off on the e-GP data export and the OC4IDS feed</w:t>
             </w:r>
           </w:p>
         </w:tc>
@@ -13469,7 +8886,7 @@
                 <w:color w:val="4A4743"/>
                 <w:sz w:val="19"/>
               </w:rPr>
-              <w:t>Technical feasibility sign-off on R3, R4, R8</w:t>
+              <w:t>Technical feasibility sign-off on NCC inspection-data integration and the source-paths table</w:t>
             </w:r>
           </w:p>
         </w:tc>
@@ -13524,7 +8941,7 @@
           <w:color w:val="B7251C"/>
           <w:sz w:val="30"/>
         </w:rPr>
-        <w:t>13.  Conclusion</w:t>
+        <w:t>10.  Conclusion</w:t>
       </w:r>
     </w:p>
     <w:p>
@@ -13539,7 +8956,7 @@
           <w:color w:val="4A4743"/>
           <w:sz w:val="21"/>
         </w:rPr>
-        <w:t>Zambia's public infrastructure data system is not as thin as it first appears. The ZPPA e-GP holds the procurement backbone. The NCC holds the implementation record. The Access to Information Act 2023 already mandates publication of most of both. The binding constraint is integration and disclosure, not collection.</w:t>
+        <w:t>Based on this mapping, Zambia's public infrastructure data system is not as thin as it first appears. The ZPPA e-GP holds the procurement backbone. The NCC holds the implementation record. The Access to Information Act 2023 appears to mandate publication of most of both. The binding constraint, on the evidence reviewed, is integration and disclosure rather than collection.</w:t>
       </w:r>
     </w:p>
     <w:p>
@@ -13554,7 +8971,7 @@
           <w:color w:val="4A4743"/>
           <w:sz w:val="21"/>
         </w:rPr>
-        <w:t>This analysis identifies 35 OC4IDS fields that can move to public disclosure in the current quarter. Another 20 will follow after small format fixes. A further 73 unlock through IPPI-Zambia, the proposed integration layer. The remaining 25 require regulation or workflow change.</w:t>
+        <w:t>This analysis identifies 35 OC4IDS fields that can move to public disclosure in the current quarter. Another 20 would follow after small format fixes. A further group of NCC-held implementation fields (approximately 70) would become publishable through an integration layer. The remainder require regulation or workflow change.</w:t>
       </w:r>
     </w:p>
     <w:p>
@@ -13569,7 +8986,7 @@
           <w:color w:val="4A4743"/>
           <w:sz w:val="21"/>
         </w:rPr>
-        <w:t>The immediate path forward has three moves: publish what is already publishable, sign the NCC to ZPPA data-sharing instrument, and scope IPPI-Zambia as an integration platform, not a monitoring system. Doing those three turns 128 of the 153 identified gaps into public OC4IDS fields within twelve months.</w:t>
+        <w:t>The immediate path forward has three moves: publish what is already publishable, draft and sign an NCC and ZPPA data-sharing instrument, and scope the integration work as a publication pathway rather than a monitoring system. Scoping, sequencing, and institutional design sit outside this mapping report and should be picked up in a separate planning conversation.</w:t>
       </w:r>
     </w:p>
     <w:p>
@@ -13586,6 +9003,21 @@
           <w:sz w:val="24"/>
         </w:rPr>
         <w:t>Annexes</w:t>
+      </w:r>
+    </w:p>
+    <w:p>
+      <w:pPr>
+        <w:spacing w:after="160" w:before="0"/>
+      </w:pPr>
+      <w:r>
+        <w:rPr>
+          <w:rFonts w:ascii="Arial" w:hAnsi="Arial"/>
+          <w:b w:val="0"/>
+          <w:i/>
+          <w:color w:val="6B6A68"/>
+          <w:sz w:val="19"/>
+        </w:rPr>
+        <w:t>Note on scope: legal crosswalk, detailed recommendations, implementation roadmap, risks register, and NCC inspection form redesign are deliberately out of scope for a field-level mapping report. Countries that want that layer should commission it as a separate reform-planning product.</w:t>
       </w:r>
     </w:p>
     <w:p>
@@ -13635,7 +9067,7 @@
           <w:color w:val="4A4743"/>
           <w:sz w:val="20"/>
         </w:rPr>
-        <w:t>Annex B.  Legal crosswalk: ATI Act 2023 / ZPPA Act 2020 / NCC Act 2020 mapped to each OC4IDS field.</w:t>
+        <w:t>Annex B.  Full source-paths table: every mapped OC4IDS path crossed with its ZPPA e-GP source path.</w:t>
       </w:r>
     </w:p>
     <w:p>
@@ -13660,7 +9092,7 @@
           <w:color w:val="4A4743"/>
           <w:sz w:val="20"/>
         </w:rPr>
-        <w:t>Annex C.  Full source-field provenance table: every mapped OC4IDS path crossed with its ZPPA e-GP source path.</w:t>
+        <w:t>Annex C.  Country-specific fields preserved as extensions.</w:t>
       </w:r>
     </w:p>
     <w:p>
@@ -13685,57 +9117,7 @@
           <w:color w:val="4A4743"/>
           <w:sz w:val="20"/>
         </w:rPr>
-        <w:t>Annex D.  Country-specific fields preserved as extensions.</w:t>
-      </w:r>
-    </w:p>
-    <w:p>
-      <w:pPr>
-        <w:spacing w:after="80"/>
-      </w:pPr>
-      <w:r>
-        <w:rPr>
-          <w:rFonts w:ascii="Arial" w:hAnsi="Arial"/>
-          <w:b w:val="0"/>
-          <w:i w:val="0"/>
-          <w:color w:val="9C9B99"/>
-          <w:sz w:val="21"/>
-        </w:rPr>
-        <w:t xml:space="preserve">•  </w:t>
-      </w:r>
-      <w:r>
-        <w:rPr>
-          <w:rFonts w:ascii="Arial" w:hAnsi="Arial"/>
-          <w:b w:val="0"/>
-          <w:i w:val="0"/>
-          <w:color w:val="4A4743"/>
-          <w:sz w:val="20"/>
-        </w:rPr>
-        <w:t>Annex E.  Sampled procurement records used for field-population verification (n = 50).</w:t>
-      </w:r>
-    </w:p>
-    <w:p>
-      <w:pPr>
-        <w:spacing w:after="80"/>
-      </w:pPr>
-      <w:r>
-        <w:rPr>
-          <w:rFonts w:ascii="Arial" w:hAnsi="Arial"/>
-          <w:b w:val="0"/>
-          <w:i w:val="0"/>
-          <w:color w:val="9C9B99"/>
-          <w:sz w:val="21"/>
-        </w:rPr>
-        <w:t xml:space="preserve">•  </w:t>
-      </w:r>
-      <w:r>
-        <w:rPr>
-          <w:rFonts w:ascii="Arial" w:hAnsi="Arial"/>
-          <w:b w:val="0"/>
-          <w:i w:val="0"/>
-          <w:color w:val="4A4743"/>
-          <w:sz w:val="20"/>
-        </w:rPr>
-        <w:t>Annex F.  NCC Inspection Form data dictionary (proposed structured redesign for R4).</w:t>
+        <w:t>Annex D.  Sampled procurement records used for field-population verification (n = 50).</w:t>
       </w:r>
     </w:p>
     <w:p>
